--- a/docs/08_청년부_MT_계획서.docx
+++ b/docs/08_청년부_MT_계획서.docx
@@ -11,7 +11,7 @@
         <w:rPr>
           <w:b w:val="0"/>
         </w:rPr>
-        <w:t>(교회명) 청년부 수련회(MT) 기획안</w:t>
+        <w:t>202X년 (교회명) 청년부 MT(1박 2일) 계획서</w:t>
       </w:r>
     </w:p>
     <w:p>
@@ -22,15 +22,7 @@
         <w:rPr>
           <w:b w:val="0"/>
         </w:rPr>
-        <w:t>1. 수련회 개요 및 목적</w:t>
-      </w:r>
-    </w:p>
-    <w:p>
-      <w:r>
-        <w:rPr>
-          <w:b w:val="0"/>
-        </w:rPr>
-        <w:t>본 기획안은 (교회명) 청년부 지체들의 영적 회복과 공동체 의식 함양을 위해 작성되었습니다. 이번 수련회는 기존 멤버와 새가족이 자연스럽게 어우러지는 것에 주안점을 둡니다.</w:t>
+        <w:t>개요</w:t>
       </w:r>
     </w:p>
     <w:p>
@@ -39,15 +31,9 @@
       </w:pPr>
       <w:r>
         <w:rPr>
-          <w:b/>
-        </w:rPr>
-        <w:t>일시:</w:t>
-      </w:r>
-      <w:r>
-        <w:rPr>
           <w:b w:val="0"/>
         </w:rPr>
-        <w:t xml:space="preserve"> 20____년 ____월 ____일(요일) ~ ____월 ____일(요일) (1박 2일)</w:t>
+        <w:t>주제 : ________</w:t>
       </w:r>
     </w:p>
     <w:p>
@@ -56,15 +42,9 @@
       </w:pPr>
       <w:r>
         <w:rPr>
-          <w:b/>
-        </w:rPr>
-        <w:t>장소:</w:t>
-      </w:r>
-      <w:r>
-        <w:rPr>
           <w:b w:val="0"/>
         </w:rPr>
-        <w:t xml:space="preserve"> ________________________________________</w:t>
+        <w:t>주제 말씀 : ________</w:t>
       </w:r>
     </w:p>
     <w:p>
@@ -73,15 +53,9 @@
       </w:pPr>
       <w:r>
         <w:rPr>
-          <w:b/>
-        </w:rPr>
-        <w:t>참석 대상:</w:t>
-      </w:r>
-      <w:r>
-        <w:rPr>
           <w:b w:val="0"/>
         </w:rPr>
-        <w:t xml:space="preserve"> 청년부 전원 및 신입 청년 (총 ____명 예상)</w:t>
+        <w:t>목적 : 공동체 교제 및 새가족 정착</w:t>
       </w:r>
     </w:p>
     <w:p>
@@ -90,15 +64,9 @@
       </w:pPr>
       <w:r>
         <w:rPr>
-          <w:b/>
-        </w:rPr>
-        <w:t>주제 성구:</w:t>
-      </w:r>
-      <w:r>
-        <w:rPr>
           <w:b w:val="0"/>
         </w:rPr>
-        <w:t xml:space="preserve"> 히브리서 10:24-25, 사도행전 2:46-47</w:t>
+        <w:t>장소 : ________</w:t>
       </w:r>
     </w:p>
     <w:p>
@@ -107,42 +75,31 @@
       </w:pPr>
       <w:r>
         <w:rPr>
-          <w:b/>
+          <w:b w:val="0"/>
         </w:rPr>
-        <w:t>목표:</w:t>
+        <w:t>일시 : ________</w:t>
       </w:r>
     </w:p>
     <w:p>
       <w:pPr>
-        <w:pStyle w:val="ListNumber"/>
+        <w:pStyle w:val="ListBullet"/>
       </w:pPr>
       <w:r>
         <w:rPr>
           <w:b w:val="0"/>
         </w:rPr>
-        <w:t>하나님 안에서 교제의 기쁨을 누린다.</w:t>
+        <w:t>담당 : ________</w:t>
       </w:r>
     </w:p>
     <w:p>
       <w:pPr>
-        <w:pStyle w:val="ListNumber"/>
+        <w:pStyle w:val="ListBullet"/>
       </w:pPr>
       <w:r>
         <w:rPr>
           <w:b w:val="0"/>
         </w:rPr>
-        <w:t>새가족이 공동체에 소속감을 느낄 수 있도록 환대 환경을 조성한다.</w:t>
-      </w:r>
-    </w:p>
-    <w:p>
-      <w:pPr>
-        <w:pStyle w:val="ListNumber"/>
-      </w:pPr>
-      <w:r>
-        <w:rPr>
-          <w:b w:val="0"/>
-        </w:rPr>
-        <w:t>말씀과 나눔을 통해 서로의 신앙을 격려한다.</w:t>
+        <w:t>대상 : 예상 인원 ________명 (청년: __명, 리더: __명)</w:t>
       </w:r>
     </w:p>
     <w:p>
@@ -153,15 +110,7 @@
         <w:rPr>
           <w:b w:val="0"/>
         </w:rPr>
-        <w:t>2. 장소 선정 체크리스트</w:t>
-      </w:r>
-    </w:p>
-    <w:p>
-      <w:r>
-        <w:rPr>
-          <w:b w:val="0"/>
-        </w:rPr>
-        <w:t>장소 예약 전 아래 항목을 반드시 확인하여 기입하십시오. (확인 필요)</w:t>
+        <w:t>장소 선정 체크리스트</w:t>
       </w:r>
     </w:p>
     <w:tbl>
@@ -199,7 +148,7 @@
               <w:rPr>
                 <w:b/>
               </w:rPr>
-              <w:t>확인 항목</w:t>
+              <w:t>항목</w:t>
             </w:r>
           </w:p>
         </w:tc>
@@ -212,7 +161,7 @@
               <w:rPr>
                 <w:b/>
               </w:rPr>
-              <w:t>확인 내용(예/아니오)</w:t>
+              <w:t>확인 내용</w:t>
             </w:r>
           </w:p>
         </w:tc>
@@ -238,9 +187,9 @@
           <w:p>
             <w:r>
               <w:rPr>
-                <w:b/>
+                <w:b w:val="0"/>
               </w:rPr>
-              <w:t>안전</w:t>
+              <w:t>접근성</w:t>
             </w:r>
           </w:p>
         </w:tc>
@@ -253,7 +202,7 @@
               <w:rPr>
                 <w:b w:val="0"/>
               </w:rPr>
-              <w:t>화재 예방 시설 및 비상구 확보</w:t>
+              <w:t>이동</w:t>
             </w:r>
           </w:p>
         </w:tc>
@@ -266,7 +215,7 @@
               <w:rPr>
                 <w:b w:val="0"/>
               </w:rPr>
-              <w:t>________</w:t>
+              <w:t>대중교통/자차 이동 용이성</w:t>
             </w:r>
           </w:p>
         </w:tc>
@@ -285,9 +234,9 @@
           <w:p>
             <w:r>
               <w:rPr>
-                <w:b/>
+                <w:b w:val="0"/>
               </w:rPr>
-              <w:t>거리</w:t>
+              <w:t>시설</w:t>
             </w:r>
           </w:p>
         </w:tc>
@@ -300,7 +249,7 @@
               <w:rPr>
                 <w:b w:val="0"/>
               </w:rPr>
-              <w:t>교회로부터 이동 거리 (____시간 소요)</w:t>
+              <w:t>수용</w:t>
             </w:r>
           </w:p>
         </w:tc>
@@ -313,7 +262,7 @@
               <w:rPr>
                 <w:b w:val="0"/>
               </w:rPr>
-              <w:t>________</w:t>
+              <w:t>인원 대비 숙소 및 예배 공간</w:t>
             </w:r>
           </w:p>
         </w:tc>
@@ -332,9 +281,9 @@
           <w:p>
             <w:r>
               <w:rPr>
-                <w:b/>
+                <w:b w:val="0"/>
               </w:rPr>
-              <w:t>시설</w:t>
+              <w:t>환경</w:t>
             </w:r>
           </w:p>
         </w:tc>
@@ -347,7 +296,7 @@
               <w:rPr>
                 <w:b w:val="0"/>
               </w:rPr>
-              <w:t>공동체 활동(예배) 가능한 공간 여부</w:t>
+              <w:t>편의</w:t>
             </w:r>
           </w:p>
         </w:tc>
@@ -360,7 +309,7 @@
               <w:rPr>
                 <w:b w:val="0"/>
               </w:rPr>
-              <w:t>________</w:t>
+              <w:t>주방 시설 및 화장실 청결</w:t>
             </w:r>
           </w:p>
         </w:tc>
@@ -379,9 +328,9 @@
           <w:p>
             <w:r>
               <w:rPr>
-                <w:b/>
+                <w:b w:val="0"/>
               </w:rPr>
-              <w:t>식사</w:t>
+              <w:t>안전</w:t>
             </w:r>
           </w:p>
         </w:tc>
@@ -394,7 +343,7 @@
               <w:rPr>
                 <w:b w:val="0"/>
               </w:rPr>
-              <w:t>취사 가능 여부 및 주방 위생 상태</w:t>
+              <w:t>비상</w:t>
             </w:r>
           </w:p>
         </w:tc>
@@ -407,148 +356,7 @@
               <w:rPr>
                 <w:b w:val="0"/>
               </w:rPr>
-              <w:t>________</w:t>
-            </w:r>
-          </w:p>
-        </w:tc>
-        <w:tc>
-          <w:tcPr>
-            <w:tcW w:type="dxa" w:w="2160"/>
-          </w:tcPr>
-          <w:p/>
-        </w:tc>
-      </w:tr>
-      <w:tr>
-        <w:tc>
-          <w:tcPr>
-            <w:tcW w:type="dxa" w:w="2160"/>
-          </w:tcPr>
-          <w:p>
-            <w:r>
-              <w:rPr>
-                <w:b/>
-              </w:rPr>
-              <w:t>숙소</w:t>
-            </w:r>
-          </w:p>
-        </w:tc>
-        <w:tc>
-          <w:tcPr>
-            <w:tcW w:type="dxa" w:w="2160"/>
-          </w:tcPr>
-          <w:p>
-            <w:r>
-              <w:rPr>
-                <w:b w:val="0"/>
-              </w:rPr>
-              <w:t>남/녀 숙소 분리 및 침구류 청결 상태</w:t>
-            </w:r>
-          </w:p>
-        </w:tc>
-        <w:tc>
-          <w:tcPr>
-            <w:tcW w:type="dxa" w:w="2160"/>
-          </w:tcPr>
-          <w:p>
-            <w:r>
-              <w:rPr>
-                <w:b w:val="0"/>
-              </w:rPr>
-              <w:t>________</w:t>
-            </w:r>
-          </w:p>
-        </w:tc>
-        <w:tc>
-          <w:tcPr>
-            <w:tcW w:type="dxa" w:w="2160"/>
-          </w:tcPr>
-          <w:p/>
-        </w:tc>
-      </w:tr>
-      <w:tr>
-        <w:tc>
-          <w:tcPr>
-            <w:tcW w:type="dxa" w:w="2160"/>
-          </w:tcPr>
-          <w:p>
-            <w:r>
-              <w:rPr>
-                <w:b/>
-              </w:rPr>
-              <w:t>비용</w:t>
-            </w:r>
-          </w:p>
-        </w:tc>
-        <w:tc>
-          <w:tcPr>
-            <w:tcW w:type="dxa" w:w="2160"/>
-          </w:tcPr>
-          <w:p>
-            <w:r>
-              <w:rPr>
-                <w:b w:val="0"/>
-              </w:rPr>
-              <w:t>총 대관료 및 예약금(환불 규정 포함)</w:t>
-            </w:r>
-          </w:p>
-        </w:tc>
-        <w:tc>
-          <w:tcPr>
-            <w:tcW w:type="dxa" w:w="2160"/>
-          </w:tcPr>
-          <w:p>
-            <w:r>
-              <w:rPr>
-                <w:b w:val="0"/>
-              </w:rPr>
-              <w:t>________</w:t>
-            </w:r>
-          </w:p>
-        </w:tc>
-        <w:tc>
-          <w:tcPr>
-            <w:tcW w:type="dxa" w:w="2160"/>
-          </w:tcPr>
-          <w:p/>
-        </w:tc>
-      </w:tr>
-      <w:tr>
-        <w:tc>
-          <w:tcPr>
-            <w:tcW w:type="dxa" w:w="2160"/>
-          </w:tcPr>
-          <w:p>
-            <w:r>
-              <w:rPr>
-                <w:b/>
-              </w:rPr>
-              <w:t>기타</w:t>
-            </w:r>
-          </w:p>
-        </w:tc>
-        <w:tc>
-          <w:tcPr>
-            <w:tcW w:type="dxa" w:w="2160"/>
-          </w:tcPr>
-          <w:p>
-            <w:r>
-              <w:rPr>
-                <w:b w:val="0"/>
-              </w:rPr>
-              <w:t>주변 편의시설 및 인근 의료기관 위치</w:t>
-            </w:r>
-          </w:p>
-        </w:tc>
-        <w:tc>
-          <w:tcPr>
-            <w:tcW w:type="dxa" w:w="2160"/>
-          </w:tcPr>
-          <w:p>
-            <w:r>
-              <w:rPr>
-                <w:b w:val="0"/>
-              </w:rPr>
-              <w:t>________</w:t>
+              <w:t>주변 병원 위치 및 소방시설</w:t>
             </w:r>
           </w:p>
         </w:tc>
@@ -569,7 +377,7 @@
         <w:rPr>
           <w:b w:val="0"/>
         </w:rPr>
-        <w:t>3. 1박 2일 일정표</w:t>
+        <w:t>시간표</w:t>
       </w:r>
     </w:p>
     <w:tbl>
@@ -579,15 +387,14 @@
         <w:tblLook w:firstColumn="1" w:firstRow="1" w:lastColumn="0" w:lastRow="0" w:noHBand="0" w:noVBand="1" w:val="04A0"/>
       </w:tblPr>
       <w:tblGrid>
-        <w:gridCol w:w="2160"/>
-        <w:gridCol w:w="2160"/>
-        <w:gridCol w:w="2160"/>
-        <w:gridCol w:w="2160"/>
+        <w:gridCol w:w="2880"/>
+        <w:gridCol w:w="2880"/>
+        <w:gridCol w:w="2880"/>
       </w:tblGrid>
       <w:tr>
         <w:tc>
           <w:tcPr>
-            <w:tcW w:type="dxa" w:w="2160"/>
+            <w:tcW w:type="dxa" w:w="2880"/>
           </w:tcPr>
           <w:p>
             <w:r>
@@ -600,40 +407,27 @@
         </w:tc>
         <w:tc>
           <w:tcPr>
-            <w:tcW w:type="dxa" w:w="2160"/>
+            <w:tcW w:type="dxa" w:w="2880"/>
           </w:tcPr>
           <w:p>
             <w:r>
               <w:rPr>
                 <w:b/>
               </w:rPr>
-              <w:t>프로그램</w:t>
+              <w:t>1일차</w:t>
             </w:r>
           </w:p>
         </w:tc>
         <w:tc>
           <w:tcPr>
-            <w:tcW w:type="dxa" w:w="2160"/>
+            <w:tcW w:type="dxa" w:w="2880"/>
           </w:tcPr>
           <w:p>
             <w:r>
               <w:rPr>
                 <w:b/>
               </w:rPr>
-              <w:t>내용</w:t>
-            </w:r>
-          </w:p>
-        </w:tc>
-        <w:tc>
-          <w:tcPr>
-            <w:tcW w:type="dxa" w:w="2160"/>
-          </w:tcPr>
-          <w:p>
-            <w:r>
-              <w:rPr>
-                <w:b/>
-              </w:rPr>
-              <w:t>담당자</w:t>
+              <w:t>2일차</w:t>
             </w:r>
           </w:p>
         </w:tc>
@@ -641,86 +435,40 @@
       <w:tr>
         <w:tc>
           <w:tcPr>
-            <w:tcW w:type="dxa" w:w="2160"/>
-          </w:tcPr>
-          <w:p>
-            <w:r>
-              <w:rPr>
-                <w:b/>
-              </w:rPr>
-              <w:t>[1일차]</w:t>
-            </w:r>
-          </w:p>
-        </w:tc>
-        <w:tc>
-          <w:tcPr>
-            <w:tcW w:type="dxa" w:w="2160"/>
-          </w:tcPr>
-          <w:p/>
-        </w:tc>
-        <w:tc>
-          <w:tcPr>
-            <w:tcW w:type="dxa" w:w="2160"/>
-          </w:tcPr>
-          <w:p/>
-        </w:tc>
-        <w:tc>
-          <w:tcPr>
-            <w:tcW w:type="dxa" w:w="2160"/>
-          </w:tcPr>
-          <w:p/>
-        </w:tc>
-      </w:tr>
-      <w:tr>
-        <w:tc>
-          <w:tcPr>
-            <w:tcW w:type="dxa" w:w="2160"/>
+            <w:tcW w:type="dxa" w:w="2880"/>
           </w:tcPr>
           <w:p>
             <w:r>
               <w:rPr>
                 <w:b w:val="0"/>
               </w:rPr>
-              <w:t>14:00~15:00</w:t>
+              <w:t>오전</w:t>
             </w:r>
           </w:p>
         </w:tc>
         <w:tc>
           <w:tcPr>
-            <w:tcW w:type="dxa" w:w="2160"/>
+            <w:tcW w:type="dxa" w:w="2880"/>
           </w:tcPr>
           <w:p>
             <w:r>
               <w:rPr>
                 <w:b w:val="0"/>
               </w:rPr>
-              <w:t>교회 집결 및 이동</w:t>
+              <w:t>-</w:t>
             </w:r>
           </w:p>
         </w:tc>
         <w:tc>
           <w:tcPr>
-            <w:tcW w:type="dxa" w:w="2160"/>
+            <w:tcW w:type="dxa" w:w="2880"/>
           </w:tcPr>
           <w:p>
             <w:r>
               <w:rPr>
                 <w:b w:val="0"/>
               </w:rPr>
-              <w:t>기도 후 출발</w:t>
-            </w:r>
-          </w:p>
-        </w:tc>
-        <w:tc>
-          <w:tcPr>
-            <w:tcW w:type="dxa" w:w="2160"/>
-          </w:tcPr>
-          <w:p>
-            <w:r>
-              <w:rPr>
-                <w:b w:val="0"/>
-              </w:rPr>
-              <w:t>________</w:t>
+              <w:t>아침식사 및 숙소 정리</w:t>
             </w:r>
           </w:p>
         </w:tc>
@@ -728,53 +476,40 @@
       <w:tr>
         <w:tc>
           <w:tcPr>
-            <w:tcW w:type="dxa" w:w="2160"/>
+            <w:tcW w:type="dxa" w:w="2880"/>
           </w:tcPr>
           <w:p>
             <w:r>
               <w:rPr>
                 <w:b w:val="0"/>
               </w:rPr>
-              <w:t>15:00~16:00</w:t>
+              <w:t>오후</w:t>
             </w:r>
           </w:p>
         </w:tc>
         <w:tc>
           <w:tcPr>
-            <w:tcW w:type="dxa" w:w="2160"/>
+            <w:tcW w:type="dxa" w:w="2880"/>
           </w:tcPr>
           <w:p>
             <w:r>
               <w:rPr>
                 <w:b w:val="0"/>
               </w:rPr>
-              <w:t>숙소 도착 및 짐 정리</w:t>
+              <w:t>집결 및 이동</w:t>
             </w:r>
           </w:p>
         </w:tc>
         <w:tc>
           <w:tcPr>
-            <w:tcW w:type="dxa" w:w="2160"/>
+            <w:tcW w:type="dxa" w:w="2880"/>
           </w:tcPr>
           <w:p>
             <w:r>
               <w:rPr>
                 <w:b w:val="0"/>
               </w:rPr>
-              <w:t>방 배정 및 규칙 안내</w:t>
-            </w:r>
-          </w:p>
-        </w:tc>
-        <w:tc>
-          <w:tcPr>
-            <w:tcW w:type="dxa" w:w="2160"/>
-          </w:tcPr>
-          <w:p>
-            <w:r>
-              <w:rPr>
-                <w:b w:val="0"/>
-              </w:rPr>
-              <w:t>________</w:t>
+              <w:t>조별 나눔 및 결단 예배</w:t>
             </w:r>
           </w:p>
         </w:tc>
@@ -782,464 +517,40 @@
       <w:tr>
         <w:tc>
           <w:tcPr>
-            <w:tcW w:type="dxa" w:w="2160"/>
+            <w:tcW w:type="dxa" w:w="2880"/>
           </w:tcPr>
           <w:p>
             <w:r>
               <w:rPr>
                 <w:b w:val="0"/>
               </w:rPr>
-              <w:t>16:00~17:00</w:t>
+              <w:t>저녁</w:t>
             </w:r>
           </w:p>
         </w:tc>
         <w:tc>
           <w:tcPr>
-            <w:tcW w:type="dxa" w:w="2160"/>
+            <w:tcW w:type="dxa" w:w="2880"/>
           </w:tcPr>
           <w:p>
             <w:r>
               <w:rPr>
                 <w:b w:val="0"/>
               </w:rPr>
-              <w:t>아이스브레이킹</w:t>
+              <w:t>예배 및 레크리에이션</w:t>
             </w:r>
           </w:p>
         </w:tc>
         <w:tc>
           <w:tcPr>
-            <w:tcW w:type="dxa" w:w="2160"/>
+            <w:tcW w:type="dxa" w:w="2880"/>
           </w:tcPr>
           <w:p>
             <w:r>
               <w:rPr>
                 <w:b w:val="0"/>
               </w:rPr>
-              <w:t>친밀감 형성 게임</w:t>
-            </w:r>
-          </w:p>
-        </w:tc>
-        <w:tc>
-          <w:tcPr>
-            <w:tcW w:type="dxa" w:w="2160"/>
-          </w:tcPr>
-          <w:p>
-            <w:r>
-              <w:rPr>
-                <w:b w:val="0"/>
-              </w:rPr>
-              <w:t>________</w:t>
-            </w:r>
-          </w:p>
-        </w:tc>
-      </w:tr>
-      <w:tr>
-        <w:tc>
-          <w:tcPr>
-            <w:tcW w:type="dxa" w:w="2160"/>
-          </w:tcPr>
-          <w:p>
-            <w:r>
-              <w:rPr>
-                <w:b w:val="0"/>
-              </w:rPr>
-              <w:t>17:00~18:30</w:t>
-            </w:r>
-          </w:p>
-        </w:tc>
-        <w:tc>
-          <w:tcPr>
-            <w:tcW w:type="dxa" w:w="2160"/>
-          </w:tcPr>
-          <w:p>
-            <w:r>
-              <w:rPr>
-                <w:b w:val="0"/>
-              </w:rPr>
-              <w:t>저녁 식사 준비 및 교제</w:t>
-            </w:r>
-          </w:p>
-        </w:tc>
-        <w:tc>
-          <w:tcPr>
-            <w:tcW w:type="dxa" w:w="2160"/>
-          </w:tcPr>
-          <w:p>
-            <w:r>
-              <w:rPr>
-                <w:b w:val="0"/>
-              </w:rPr>
-              <w:t>공동체 식사 (바비큐 등)</w:t>
-            </w:r>
-          </w:p>
-        </w:tc>
-        <w:tc>
-          <w:tcPr>
-            <w:tcW w:type="dxa" w:w="2160"/>
-          </w:tcPr>
-          <w:p>
-            <w:r>
-              <w:rPr>
-                <w:b w:val="0"/>
-              </w:rPr>
-              <w:t>________</w:t>
-            </w:r>
-          </w:p>
-        </w:tc>
-      </w:tr>
-      <w:tr>
-        <w:tc>
-          <w:tcPr>
-            <w:tcW w:type="dxa" w:w="2160"/>
-          </w:tcPr>
-          <w:p>
-            <w:r>
-              <w:rPr>
-                <w:b w:val="0"/>
-              </w:rPr>
-              <w:t>19:00~20:30</w:t>
-            </w:r>
-          </w:p>
-        </w:tc>
-        <w:tc>
-          <w:tcPr>
-            <w:tcW w:type="dxa" w:w="2160"/>
-          </w:tcPr>
-          <w:p>
-            <w:r>
-              <w:rPr>
-                <w:b w:val="0"/>
-              </w:rPr>
-              <w:t>개회 예배 및 말씀</w:t>
-            </w:r>
-          </w:p>
-        </w:tc>
-        <w:tc>
-          <w:tcPr>
-            <w:tcW w:type="dxa" w:w="2160"/>
-          </w:tcPr>
-          <w:p>
-            <w:r>
-              <w:rPr>
-                <w:b w:val="0"/>
-              </w:rPr>
-              <w:t>찬양 및 설교/메시지</w:t>
-            </w:r>
-          </w:p>
-        </w:tc>
-        <w:tc>
-          <w:tcPr>
-            <w:tcW w:type="dxa" w:w="2160"/>
-          </w:tcPr>
-          <w:p>
-            <w:r>
-              <w:rPr>
-                <w:b w:val="0"/>
-              </w:rPr>
-              <w:t>________</w:t>
-            </w:r>
-          </w:p>
-        </w:tc>
-      </w:tr>
-      <w:tr>
-        <w:tc>
-          <w:tcPr>
-            <w:tcW w:type="dxa" w:w="2160"/>
-          </w:tcPr>
-          <w:p>
-            <w:r>
-              <w:rPr>
-                <w:b w:val="0"/>
-              </w:rPr>
-              <w:t>20:30~22:00</w:t>
-            </w:r>
-          </w:p>
-        </w:tc>
-        <w:tc>
-          <w:tcPr>
-            <w:tcW w:type="dxa" w:w="2160"/>
-          </w:tcPr>
-          <w:p>
-            <w:r>
-              <w:rPr>
-                <w:b w:val="0"/>
-              </w:rPr>
-              <w:t>소그룹 나눔/교제</w:t>
-            </w:r>
-          </w:p>
-        </w:tc>
-        <w:tc>
-          <w:tcPr>
-            <w:tcW w:type="dxa" w:w="2160"/>
-          </w:tcPr>
-          <w:p>
-            <w:r>
-              <w:rPr>
-                <w:b w:val="0"/>
-              </w:rPr>
-              <w:t>주제별 나눔 시간</w:t>
-            </w:r>
-          </w:p>
-        </w:tc>
-        <w:tc>
-          <w:tcPr>
-            <w:tcW w:type="dxa" w:w="2160"/>
-          </w:tcPr>
-          <w:p>
-            <w:r>
-              <w:rPr>
-                <w:b w:val="0"/>
-              </w:rPr>
-              <w:t>________</w:t>
-            </w:r>
-          </w:p>
-        </w:tc>
-      </w:tr>
-      <w:tr>
-        <w:tc>
-          <w:tcPr>
-            <w:tcW w:type="dxa" w:w="2160"/>
-          </w:tcPr>
-          <w:p>
-            <w:r>
-              <w:rPr>
-                <w:b w:val="0"/>
-              </w:rPr>
-              <w:t>22:00~</w:t>
-            </w:r>
-          </w:p>
-        </w:tc>
-        <w:tc>
-          <w:tcPr>
-            <w:tcW w:type="dxa" w:w="2160"/>
-          </w:tcPr>
-          <w:p>
-            <w:r>
-              <w:rPr>
-                <w:b w:val="0"/>
-              </w:rPr>
-              <w:t>자유 교제 및 휴식</w:t>
-            </w:r>
-          </w:p>
-        </w:tc>
-        <w:tc>
-          <w:tcPr>
-            <w:tcW w:type="dxa" w:w="2160"/>
-          </w:tcPr>
-          <w:p>
-            <w:r>
-              <w:rPr>
-                <w:b w:val="0"/>
-              </w:rPr>
-              <w:t>간식 및 나눔</w:t>
-            </w:r>
-          </w:p>
-        </w:tc>
-        <w:tc>
-          <w:tcPr>
-            <w:tcW w:type="dxa" w:w="2160"/>
-          </w:tcPr>
-          <w:p>
-            <w:r>
-              <w:rPr>
-                <w:b w:val="0"/>
-              </w:rPr>
-              <w:t>________</w:t>
-            </w:r>
-          </w:p>
-        </w:tc>
-      </w:tr>
-      <w:tr>
-        <w:tc>
-          <w:tcPr>
-            <w:tcW w:type="dxa" w:w="2160"/>
-          </w:tcPr>
-          <w:p>
-            <w:r>
-              <w:rPr>
-                <w:b/>
-              </w:rPr>
-              <w:t>[2일차]</w:t>
-            </w:r>
-          </w:p>
-        </w:tc>
-        <w:tc>
-          <w:tcPr>
-            <w:tcW w:type="dxa" w:w="2160"/>
-          </w:tcPr>
-          <w:p/>
-        </w:tc>
-        <w:tc>
-          <w:tcPr>
-            <w:tcW w:type="dxa" w:w="2160"/>
-          </w:tcPr>
-          <w:p/>
-        </w:tc>
-        <w:tc>
-          <w:tcPr>
-            <w:tcW w:type="dxa" w:w="2160"/>
-          </w:tcPr>
-          <w:p/>
-        </w:tc>
-      </w:tr>
-      <w:tr>
-        <w:tc>
-          <w:tcPr>
-            <w:tcW w:type="dxa" w:w="2160"/>
-          </w:tcPr>
-          <w:p>
-            <w:r>
-              <w:rPr>
-                <w:b w:val="0"/>
-              </w:rPr>
-              <w:t>08:00~09:00</w:t>
-            </w:r>
-          </w:p>
-        </w:tc>
-        <w:tc>
-          <w:tcPr>
-            <w:tcW w:type="dxa" w:w="2160"/>
-          </w:tcPr>
-          <w:p>
-            <w:r>
-              <w:rPr>
-                <w:b w:val="0"/>
-              </w:rPr>
-              <w:t>기상 및 아침 식사</w:t>
-            </w:r>
-          </w:p>
-        </w:tc>
-        <w:tc>
-          <w:tcPr>
-            <w:tcW w:type="dxa" w:w="2160"/>
-          </w:tcPr>
-          <w:p>
-            <w:r>
-              <w:rPr>
-                <w:b w:val="0"/>
-              </w:rPr>
-              <w:t>산책 및 간단한 식사</w:t>
-            </w:r>
-          </w:p>
-        </w:tc>
-        <w:tc>
-          <w:tcPr>
-            <w:tcW w:type="dxa" w:w="2160"/>
-          </w:tcPr>
-          <w:p>
-            <w:r>
-              <w:rPr>
-                <w:b w:val="0"/>
-              </w:rPr>
-              <w:t>________</w:t>
-            </w:r>
-          </w:p>
-        </w:tc>
-      </w:tr>
-      <w:tr>
-        <w:tc>
-          <w:tcPr>
-            <w:tcW w:type="dxa" w:w="2160"/>
-          </w:tcPr>
-          <w:p>
-            <w:r>
-              <w:rPr>
-                <w:b w:val="0"/>
-              </w:rPr>
-              <w:t>09:00~10:00</w:t>
-            </w:r>
-          </w:p>
-        </w:tc>
-        <w:tc>
-          <w:tcPr>
-            <w:tcW w:type="dxa" w:w="2160"/>
-          </w:tcPr>
-          <w:p>
-            <w:r>
-              <w:rPr>
-                <w:b w:val="0"/>
-              </w:rPr>
-              <w:t>폐회 예배/나눔</w:t>
-            </w:r>
-          </w:p>
-        </w:tc>
-        <w:tc>
-          <w:tcPr>
-            <w:tcW w:type="dxa" w:w="2160"/>
-          </w:tcPr>
-          <w:p>
-            <w:r>
-              <w:rPr>
-                <w:b w:val="0"/>
-              </w:rPr>
-              <w:t>소감 나누기 및 기도</w:t>
-            </w:r>
-          </w:p>
-        </w:tc>
-        <w:tc>
-          <w:tcPr>
-            <w:tcW w:type="dxa" w:w="2160"/>
-          </w:tcPr>
-          <w:p>
-            <w:r>
-              <w:rPr>
-                <w:b w:val="0"/>
-              </w:rPr>
-              <w:t>________</w:t>
-            </w:r>
-          </w:p>
-        </w:tc>
-      </w:tr>
-      <w:tr>
-        <w:tc>
-          <w:tcPr>
-            <w:tcW w:type="dxa" w:w="2160"/>
-          </w:tcPr>
-          <w:p>
-            <w:r>
-              <w:rPr>
-                <w:b w:val="0"/>
-              </w:rPr>
-              <w:t>10:00~11:00</w:t>
-            </w:r>
-          </w:p>
-        </w:tc>
-        <w:tc>
-          <w:tcPr>
-            <w:tcW w:type="dxa" w:w="2160"/>
-          </w:tcPr>
-          <w:p>
-            <w:r>
-              <w:rPr>
-                <w:b w:val="0"/>
-              </w:rPr>
-              <w:t>주변 정리 및 귀가</w:t>
-            </w:r>
-          </w:p>
-        </w:tc>
-        <w:tc>
-          <w:tcPr>
-            <w:tcW w:type="dxa" w:w="2160"/>
-          </w:tcPr>
-          <w:p>
-            <w:r>
-              <w:rPr>
-                <w:b w:val="0"/>
-              </w:rPr>
-              <w:t>숙소 청소 및 교회 복귀</w:t>
-            </w:r>
-          </w:p>
-        </w:tc>
-        <w:tc>
-          <w:tcPr>
-            <w:tcW w:type="dxa" w:w="2160"/>
-          </w:tcPr>
-          <w:p>
-            <w:r>
-              <w:rPr>
-                <w:b w:val="0"/>
-              </w:rPr>
-              <w:t>________</w:t>
+              <w:t>점심식사 및 교회 복귀</w:t>
             </w:r>
           </w:p>
         </w:tc>
@@ -1254,18 +565,23 @@
         <w:rPr>
           <w:b w:val="0"/>
         </w:rPr>
-        <w:t>4. 프로그램 및 나눔 가이드</w:t>
+        <w:t>특별활동 (레크리에이션 및 나눔)</w:t>
       </w:r>
     </w:p>
     <w:p>
-      <w:pPr>
-        <w:pStyle w:val="Heading3"/>
-      </w:pPr>
       <w:r>
         <w:rPr>
           <w:b w:val="0"/>
         </w:rPr>
-        <w:t>레크리에이션 아이디어 (필요 시 선택)</w:t>
+        <w:t>1) 아이스브레이킹 : 서로를 알아가는 가벼운 게임</w:t>
+      </w:r>
+    </w:p>
+    <w:p>
+      <w:r>
+        <w:rPr>
+          <w:b w:val="0"/>
+        </w:rPr>
+        <w:t>2) 나눔 질문 예시 :</w:t>
       </w:r>
     </w:p>
     <w:p>
@@ -1274,15 +590,9 @@
       </w:pPr>
       <w:r>
         <w:rPr>
-          <w:b/>
-        </w:rPr>
-        <w:t>공통 질문 빙고:</w:t>
-      </w:r>
-      <w:r>
-        <w:rPr>
           <w:b w:val="0"/>
         </w:rPr>
-        <w:t xml:space="preserve"> 서로의 특징(예: '아침형 인간', '안경 씀', '지난주 교회 처음 옴')을 찾아 빙고 채우기.</w:t>
+        <w:t>최근 삶에서 가장 감사했던 일 3가지</w:t>
       </w:r>
     </w:p>
     <w:p>
@@ -1291,70 +601,28 @@
       </w:pPr>
       <w:r>
         <w:rPr>
-          <w:b/>
-        </w:rPr>
-        <w:t>마니또(비밀친구):</w:t>
-      </w:r>
-      <w:r>
-        <w:rPr>
           <w:b w:val="0"/>
         </w:rPr>
-        <w:t xml:space="preserve"> 수련회 시작 전 제비뽑기로 마니또를 선정하여 퇴소 시까지 섬김.</w:t>
+        <w:t>우리 청년부에서 가장 기억에 남는 순간</w:t>
       </w:r>
     </w:p>
     <w:p>
       <w:pPr>
-        <w:pStyle w:val="Heading3"/>
+        <w:pStyle w:val="ListBullet"/>
       </w:pPr>
       <w:r>
         <w:rPr>
           <w:b w:val="0"/>
         </w:rPr>
-        <w:t>소그룹 나눔 질문 예시</w:t>
+        <w:t>서로를 위해 함께 나누고 싶은 기도 제목</w:t>
       </w:r>
     </w:p>
     <w:p>
-      <w:pPr>
-        <w:pStyle w:val="ListNumber"/>
-      </w:pPr>
       <w:r>
         <w:rPr>
           <w:b w:val="0"/>
         </w:rPr>
-        <w:t>"이번 수련회를 통해 내가 가장 기대하는 것은 무엇인가요?"</w:t>
-      </w:r>
-    </w:p>
-    <w:p>
-      <w:pPr>
-        <w:pStyle w:val="ListNumber"/>
-      </w:pPr>
-      <w:r>
-        <w:rPr>
-          <w:b w:val="0"/>
-        </w:rPr>
-        <w:t>"지난 한 주간 내 삶에서 하나님의 은혜를 경험했던 순간은 언제인가요?"</w:t>
-      </w:r>
-    </w:p>
-    <w:p>
-      <w:pPr>
-        <w:pStyle w:val="ListNumber"/>
-      </w:pPr>
-      <w:r>
-        <w:rPr>
-          <w:b w:val="0"/>
-        </w:rPr>
-        <w:t>"우리 공동체가 서로를 위해 어떻게 더 사랑하고 격려할 수 있을까요?"</w:t>
-      </w:r>
-    </w:p>
-    <w:p>
-      <w:pPr>
-        <w:pStyle w:val="ListNumber"/>
-      </w:pPr>
-      <w:r>
-        <w:rPr>
-          <w:b w:val="0"/>
-        </w:rPr>
-        <w:t>"내가 하나님께 가장 바라는 기도 제목은 무엇인가요?"</w:t>
+        <w:t>3) 자유 교제 : 보드게임, 티타임, 산책 등</w:t>
       </w:r>
     </w:p>
     <w:p>
@@ -1365,7 +633,7 @@
         <w:rPr>
           <w:b w:val="0"/>
         </w:rPr>
-        <w:t>5. 예산안 및 정산서</w:t>
+        <w:t>예산표</w:t>
       </w:r>
     </w:p>
     <w:tbl>
@@ -1403,7 +671,7 @@
               <w:rPr>
                 <w:b/>
               </w:rPr>
-              <w:t>예산(원)</w:t>
+              <w:t>예상 비용(원)</w:t>
             </w:r>
           </w:p>
         </w:tc>
@@ -1416,7 +684,7 @@
               <w:rPr>
                 <w:b/>
               </w:rPr>
-              <w:t>실제 지출(원)</w:t>
+              <w:t>산출 근거</w:t>
             </w:r>
           </w:p>
         </w:tc>
@@ -1470,7 +738,7 @@
               <w:rPr>
                 <w:b w:val="0"/>
               </w:rPr>
-              <w:t>________</w:t>
+              <w:t>1박</w:t>
             </w:r>
           </w:p>
         </w:tc>
@@ -1491,7 +759,7 @@
               <w:rPr>
                 <w:b w:val="0"/>
               </w:rPr>
-              <w:t>식비(식재료/간식)</w:t>
+              <w:t>식비</w:t>
             </w:r>
           </w:p>
         </w:tc>
@@ -1517,7 +785,7 @@
               <w:rPr>
                 <w:b w:val="0"/>
               </w:rPr>
-              <w:t>________</w:t>
+              <w:t>3끼+간식</w:t>
             </w:r>
           </w:p>
         </w:tc>
@@ -1538,7 +806,7 @@
               <w:rPr>
                 <w:b w:val="0"/>
               </w:rPr>
-              <w:t>교통비(유류비/렌트)</w:t>
+              <w:t>차량/유류비</w:t>
             </w:r>
           </w:p>
         </w:tc>
@@ -1564,7 +832,7 @@
               <w:rPr>
                 <w:b w:val="0"/>
               </w:rPr>
-              <w:t>________</w:t>
+              <w:t>자차/렌트</w:t>
             </w:r>
           </w:p>
         </w:tc>
@@ -1585,7 +853,7 @@
               <w:rPr>
                 <w:b w:val="0"/>
               </w:rPr>
-              <w:t>프로그램 준비물</w:t>
+              <w:t>프로그램비</w:t>
             </w:r>
           </w:p>
         </w:tc>
@@ -1611,54 +879,7 @@
               <w:rPr>
                 <w:b w:val="0"/>
               </w:rPr>
-              <w:t>________</w:t>
-            </w:r>
-          </w:p>
-        </w:tc>
-        <w:tc>
-          <w:tcPr>
-            <w:tcW w:type="dxa" w:w="2160"/>
-          </w:tcPr>
-          <w:p/>
-        </w:tc>
-      </w:tr>
-      <w:tr>
-        <w:tc>
-          <w:tcPr>
-            <w:tcW w:type="dxa" w:w="2160"/>
-          </w:tcPr>
-          <w:p>
-            <w:r>
-              <w:rPr>
-                <w:b w:val="0"/>
-              </w:rPr>
-              <w:t>예비비</w:t>
-            </w:r>
-          </w:p>
-        </w:tc>
-        <w:tc>
-          <w:tcPr>
-            <w:tcW w:type="dxa" w:w="2160"/>
-          </w:tcPr>
-          <w:p>
-            <w:r>
-              <w:rPr>
-                <w:b w:val="0"/>
-              </w:rPr>
-              <w:t>________</w:t>
-            </w:r>
-          </w:p>
-        </w:tc>
-        <w:tc>
-          <w:tcPr>
-            <w:tcW w:type="dxa" w:w="2160"/>
-          </w:tcPr>
-          <w:p>
-            <w:r>
-              <w:rPr>
-                <w:b w:val="0"/>
-              </w:rPr>
-              <w:t>________</w:t>
+              <w:t>상품/재료</w:t>
             </w:r>
           </w:p>
         </w:tc>
@@ -1700,14 +921,7 @@
           <w:tcPr>
             <w:tcW w:type="dxa" w:w="2160"/>
           </w:tcPr>
-          <w:p>
-            <w:r>
-              <w:rPr>
-                <w:b/>
-              </w:rPr>
-              <w:t>________</w:t>
-            </w:r>
-          </w:p>
+          <w:p/>
         </w:tc>
         <w:tc>
           <w:tcPr>
@@ -1724,32 +938,9 @@
       </w:pPr>
       <w:r>
         <w:rPr>
-          <w:b/>
-        </w:rPr>
-        <w:t>수입원:</w:t>
-      </w:r>
-      <w:r>
-        <w:rPr>
           <w:b w:val="0"/>
         </w:rPr>
-        <w:t xml:space="preserve"> 회비(____원/인) ________원, 교회 지원금 ________원, 기타 ________원</w:t>
-      </w:r>
-    </w:p>
-    <w:p>
-      <w:pPr>
-        <w:pStyle w:val="ListBullet"/>
-      </w:pPr>
-      <w:r>
-        <w:rPr>
-          <w:b/>
-        </w:rPr>
-        <w:t>결재 승인:</w:t>
-      </w:r>
-      <w:r>
-        <w:rPr>
-          <w:b w:val="0"/>
-        </w:rPr>
-        <w:t xml:space="preserve"> (교회 직분자 성함) ________________ (인)</w:t>
+        <w:t>개인 회비 산출 : (합계 - 교회 지원금) ÷ 예상 인원 = 1인당 ________원</w:t>
       </w:r>
     </w:p>
     <w:p>
@@ -1760,18 +951,7 @@
         <w:rPr>
           <w:b w:val="0"/>
         </w:rPr>
-        <w:t>6. 차량 및 안전 관리 계획</w:t>
-      </w:r>
-    </w:p>
-    <w:p>
-      <w:pPr>
-        <w:pStyle w:val="Heading3"/>
-      </w:pPr>
-      <w:r>
-        <w:rPr>
-          <w:b w:val="0"/>
-        </w:rPr>
-        <w:t>차량 운행 관리</w:t>
+        <w:t>안전 및 차량 계획</w:t>
       </w:r>
     </w:p>
     <w:p>
@@ -1782,7 +962,7 @@
         <w:rPr>
           <w:b w:val="0"/>
         </w:rPr>
-        <w:t>운행 차량: ________________ (차량번호: ________________)</w:t>
+        <w:t>차량 : 자차 운행 시 운전자 보험 및 면허 확인(필수), 렌트 시 예약</w:t>
       </w:r>
     </w:p>
     <w:p>
@@ -1793,7 +973,7 @@
         <w:rPr>
           <w:b w:val="0"/>
         </w:rPr>
-        <w:t>운전자 명단: ________________</w:t>
+        <w:t>상비약 : 구급함 구비(소독약, 밴드, 소화제, 진통제 등)</w:t>
       </w:r>
     </w:p>
     <w:p>
@@ -1804,7 +984,7 @@
         <w:rPr>
           <w:b w:val="0"/>
         </w:rPr>
-        <w:t>운전자 준수사항: 음주운전 절대 금지, 과속 금지, 운전 중 휴대폰 사용 금지.</w:t>
+        <w:t>비상연락 : 조장 및 담당자 연락처 공유</w:t>
       </w:r>
     </w:p>
     <w:p>
@@ -1815,112 +995,196 @@
         <w:rPr>
           <w:b w:val="0"/>
         </w:rPr>
-        <w:t>*전체 이동 시 인솔자를 지정하여 이동 경로를 상시 파악할 것.*</w:t>
+        <w:t>안전수칙 : 일정 중 단독 행동 금지, 화기 사용 주의, 사고 시 (확인 필요)</w:t>
       </w:r>
     </w:p>
     <w:p>
       <w:pPr>
-        <w:pStyle w:val="Heading3"/>
+        <w:pStyle w:val="Heading2"/>
       </w:pPr>
       <w:r>
         <w:rPr>
           <w:b w:val="0"/>
         </w:rPr>
-        <w:t>안전 및 비상 대책</w:t>
+        <w:t>구입 목록</w:t>
       </w:r>
     </w:p>
-    <w:p>
-      <w:pPr>
-        <w:pStyle w:val="ListBullet"/>
-      </w:pPr>
-      <w:r>
-        <w:rPr>
-          <w:b/>
-        </w:rPr>
-        <w:t>비상연락망:</w:t>
-      </w:r>
-      <w:r>
-        <w:rPr>
-          <w:b w:val="0"/>
-        </w:rPr>
-        <w:t xml:space="preserve"> 인근 병원(____km 거리, 전화번호: ____________), 경찰서/소방서(____km 거리).</w:t>
-      </w:r>
-    </w:p>
-    <w:p>
-      <w:pPr>
-        <w:pStyle w:val="ListBullet"/>
-      </w:pPr>
-      <w:r>
-        <w:rPr>
-          <w:b/>
-        </w:rPr>
-        <w:t>상비약:</w:t>
-      </w:r>
-      <w:r>
-        <w:rPr>
-          <w:b w:val="0"/>
-        </w:rPr>
-        <w:t xml:space="preserve"> 구급상자(대역, 소독약, 밴드, 소화제, 해열제 등) 지참 여부 확인.</w:t>
-      </w:r>
-    </w:p>
-    <w:p>
-      <w:pPr>
-        <w:pStyle w:val="ListBullet"/>
-      </w:pPr>
-      <w:r>
-        <w:rPr>
-          <w:b/>
-        </w:rPr>
-        <w:t>보험:</w:t>
-      </w:r>
-      <w:r>
-        <w:rPr>
-          <w:b w:val="0"/>
-        </w:rPr>
-        <w:t xml:space="preserve"> 교회의 단체 보험 적용 여부 확인(확인 필요).</w:t>
-      </w:r>
-    </w:p>
-    <w:p>
-      <w:pPr>
-        <w:pStyle w:val="ListBullet"/>
-      </w:pPr>
-      <w:r>
-        <w:rPr>
-          <w:b/>
-        </w:rPr>
-        <w:t>특이사항:</w:t>
-      </w:r>
-      <w:r>
-        <w:rPr>
-          <w:b w:val="0"/>
-        </w:rPr>
-        <w:t xml:space="preserve"> 참가자 중 기저질환자 또는 알레르기가 있는 경우 사전에 파악하여 관리할 것.</w:t>
-      </w:r>
-    </w:p>
-    <w:p>
-      <w:r>
-        <w:rPr>
-          <w:b/>
-        </w:rPr>
-        <w:t>위 계획서는 (교회명) 당회(또는 운영위원회) 보고용으로 작성되었습니다.</w:t>
-      </w:r>
-    </w:p>
-    <w:p>
-      <w:r>
-        <w:rPr>
-          <w:b w:val="0"/>
-        </w:rPr>
-        <w:t>작성 일자: 20____년 ____월 ____일</w:t>
-      </w:r>
-    </w:p>
-    <w:p>
-      <w:r>
-        <w:rPr>
-          <w:b w:val="0"/>
-        </w:rPr>
-        <w:t>작성자: ________________ (인)</w:t>
-      </w:r>
-    </w:p>
+    <w:tbl>
+      <w:tblPr>
+        <w:tblStyle w:val="TableGrid"/>
+        <w:tblW w:type="auto" w:w="0"/>
+        <w:tblLook w:firstColumn="1" w:firstRow="1" w:lastColumn="0" w:lastRow="0" w:noHBand="0" w:noVBand="1" w:val="04A0"/>
+      </w:tblPr>
+      <w:tblGrid>
+        <w:gridCol w:w="2160"/>
+        <w:gridCol w:w="2160"/>
+        <w:gridCol w:w="2160"/>
+        <w:gridCol w:w="2160"/>
+      </w:tblGrid>
+      <w:tr>
+        <w:tc>
+          <w:tcPr>
+            <w:tcW w:type="dxa" w:w="2160"/>
+          </w:tcPr>
+          <w:p>
+            <w:r>
+              <w:rPr>
+                <w:b/>
+              </w:rPr>
+              <w:t>품목</w:t>
+            </w:r>
+          </w:p>
+        </w:tc>
+        <w:tc>
+          <w:tcPr>
+            <w:tcW w:type="dxa" w:w="2160"/>
+          </w:tcPr>
+          <w:p>
+            <w:r>
+              <w:rPr>
+                <w:b/>
+              </w:rPr>
+              <w:t>수량</w:t>
+            </w:r>
+          </w:p>
+        </w:tc>
+        <w:tc>
+          <w:tcPr>
+            <w:tcW w:type="dxa" w:w="2160"/>
+          </w:tcPr>
+          <w:p>
+            <w:r>
+              <w:rPr>
+                <w:b/>
+              </w:rPr>
+              <w:t>구입처</w:t>
+            </w:r>
+          </w:p>
+        </w:tc>
+        <w:tc>
+          <w:tcPr>
+            <w:tcW w:type="dxa" w:w="2160"/>
+          </w:tcPr>
+          <w:p>
+            <w:r>
+              <w:rPr>
+                <w:b/>
+              </w:rPr>
+              <w:t>담당</w:t>
+            </w:r>
+          </w:p>
+        </w:tc>
+      </w:tr>
+      <w:tr>
+        <w:tc>
+          <w:tcPr>
+            <w:tcW w:type="dxa" w:w="2160"/>
+          </w:tcPr>
+          <w:p>
+            <w:r>
+              <w:rPr>
+                <w:b w:val="0"/>
+              </w:rPr>
+              <w:t>식재료 및 간식</w:t>
+            </w:r>
+          </w:p>
+        </w:tc>
+        <w:tc>
+          <w:tcPr>
+            <w:tcW w:type="dxa" w:w="2160"/>
+          </w:tcPr>
+          <w:p>
+            <w:r>
+              <w:rPr>
+                <w:b w:val="0"/>
+              </w:rPr>
+              <w:t>__</w:t>
+            </w:r>
+          </w:p>
+        </w:tc>
+        <w:tc>
+          <w:tcPr>
+            <w:tcW w:type="dxa" w:w="2160"/>
+          </w:tcPr>
+          <w:p>
+            <w:r>
+              <w:rPr>
+                <w:b w:val="0"/>
+              </w:rPr>
+              <w:t>대형마트</w:t>
+            </w:r>
+          </w:p>
+        </w:tc>
+        <w:tc>
+          <w:tcPr>
+            <w:tcW w:type="dxa" w:w="2160"/>
+          </w:tcPr>
+          <w:p>
+            <w:r>
+              <w:rPr>
+                <w:b w:val="0"/>
+              </w:rPr>
+              <w:t>________</w:t>
+            </w:r>
+          </w:p>
+        </w:tc>
+      </w:tr>
+      <w:tr>
+        <w:tc>
+          <w:tcPr>
+            <w:tcW w:type="dxa" w:w="2160"/>
+          </w:tcPr>
+          <w:p>
+            <w:r>
+              <w:rPr>
+                <w:b w:val="0"/>
+              </w:rPr>
+              <w:t>프로그램 물품</w:t>
+            </w:r>
+          </w:p>
+        </w:tc>
+        <w:tc>
+          <w:tcPr>
+            <w:tcW w:type="dxa" w:w="2160"/>
+          </w:tcPr>
+          <w:p>
+            <w:r>
+              <w:rPr>
+                <w:b w:val="0"/>
+              </w:rPr>
+              <w:t>__</w:t>
+            </w:r>
+          </w:p>
+        </w:tc>
+        <w:tc>
+          <w:tcPr>
+            <w:tcW w:type="dxa" w:w="2160"/>
+          </w:tcPr>
+          <w:p>
+            <w:r>
+              <w:rPr>
+                <w:b w:val="0"/>
+              </w:rPr>
+              <w:t>인터넷/오프라인</w:t>
+            </w:r>
+          </w:p>
+        </w:tc>
+        <w:tc>
+          <w:tcPr>
+            <w:tcW w:type="dxa" w:w="2160"/>
+          </w:tcPr>
+          <w:p>
+            <w:r>
+              <w:rPr>
+                <w:b w:val="0"/>
+              </w:rPr>
+              <w:t>________</w:t>
+            </w:r>
+          </w:p>
+        </w:tc>
+      </w:tr>
+    </w:tbl>
+    <w:p/>
     <w:sectPr>
       <w:pgSz w:w="12240" w:h="15840"/>
       <w:pgMar w:top="1440" w:right="1800" w:bottom="1440" w:left="1800" w:header="720" w:footer="720" w:gutter="0"/>

--- a/docs/08_청년부_MT_계획서.docx
+++ b/docs/08_청년부_MT_계획서.docx
@@ -11,106 +11,7 @@
         <w:rPr>
           <w:b w:val="0"/>
         </w:rPr>
-        <w:t>202X년 (교회명) 청년부 MT(1박 2일) 계획서</w:t>
-      </w:r>
-    </w:p>
-    <w:p>
-      <w:pPr>
-        <w:pStyle w:val="Heading2"/>
-      </w:pPr>
-      <w:r>
-        <w:rPr>
-          <w:b w:val="0"/>
-        </w:rPr>
-        <w:t>개요</w:t>
-      </w:r>
-    </w:p>
-    <w:p>
-      <w:pPr>
-        <w:pStyle w:val="ListBullet"/>
-      </w:pPr>
-      <w:r>
-        <w:rPr>
-          <w:b w:val="0"/>
-        </w:rPr>
-        <w:t>주제 : ________</w:t>
-      </w:r>
-    </w:p>
-    <w:p>
-      <w:pPr>
-        <w:pStyle w:val="ListBullet"/>
-      </w:pPr>
-      <w:r>
-        <w:rPr>
-          <w:b w:val="0"/>
-        </w:rPr>
-        <w:t>주제 말씀 : ________</w:t>
-      </w:r>
-    </w:p>
-    <w:p>
-      <w:pPr>
-        <w:pStyle w:val="ListBullet"/>
-      </w:pPr>
-      <w:r>
-        <w:rPr>
-          <w:b w:val="0"/>
-        </w:rPr>
-        <w:t>목적 : 공동체 교제 및 새가족 정착</w:t>
-      </w:r>
-    </w:p>
-    <w:p>
-      <w:pPr>
-        <w:pStyle w:val="ListBullet"/>
-      </w:pPr>
-      <w:r>
-        <w:rPr>
-          <w:b w:val="0"/>
-        </w:rPr>
-        <w:t>장소 : ________</w:t>
-      </w:r>
-    </w:p>
-    <w:p>
-      <w:pPr>
-        <w:pStyle w:val="ListBullet"/>
-      </w:pPr>
-      <w:r>
-        <w:rPr>
-          <w:b w:val="0"/>
-        </w:rPr>
-        <w:t>일시 : ________</w:t>
-      </w:r>
-    </w:p>
-    <w:p>
-      <w:pPr>
-        <w:pStyle w:val="ListBullet"/>
-      </w:pPr>
-      <w:r>
-        <w:rPr>
-          <w:b w:val="0"/>
-        </w:rPr>
-        <w:t>담당 : ________</w:t>
-      </w:r>
-    </w:p>
-    <w:p>
-      <w:pPr>
-        <w:pStyle w:val="ListBullet"/>
-      </w:pPr>
-      <w:r>
-        <w:rPr>
-          <w:b w:val="0"/>
-        </w:rPr>
-        <w:t>대상 : 예상 인원 ________명 (청년: __명, 리더: __명)</w:t>
-      </w:r>
-    </w:p>
-    <w:p>
-      <w:pPr>
-        <w:pStyle w:val="Heading2"/>
-      </w:pPr>
-      <w:r>
-        <w:rPr>
-          <w:b w:val="0"/>
-        </w:rPr>
-        <w:t>장소 선정 체크리스트</w:t>
+        <w:t>[연도] (교회명) 청년부 MT(1박 2일) 계획서</w:t>
       </w:r>
     </w:p>
     <w:tbl>
@@ -135,7 +36,7 @@
               <w:rPr>
                 <w:b/>
               </w:rPr>
-              <w:t>구분</w:t>
+              <w:t>작성일</w:t>
             </w:r>
           </w:p>
         </w:tc>
@@ -148,7 +49,7 @@
               <w:rPr>
                 <w:b/>
               </w:rPr>
-              <w:t>항목</w:t>
+              <w:t>작성자</w:t>
             </w:r>
           </w:p>
         </w:tc>
@@ -161,7 +62,7 @@
               <w:rPr>
                 <w:b/>
               </w:rPr>
-              <w:t>확인 내용</w:t>
+              <w:t>부서</w:t>
             </w:r>
           </w:p>
         </w:tc>
@@ -174,7 +75,7 @@
               <w:rPr>
                 <w:b/>
               </w:rPr>
-              <w:t>비고</w:t>
+              <w:t>문서 상태(초안/확정)</w:t>
             </w:r>
           </w:p>
         </w:tc>
@@ -189,7 +90,7 @@
               <w:rPr>
                 <w:b w:val="0"/>
               </w:rPr>
-              <w:t>접근성</w:t>
+              <w:t>________</w:t>
             </w:r>
           </w:p>
         </w:tc>
@@ -202,7 +103,7 @@
               <w:rPr>
                 <w:b w:val="0"/>
               </w:rPr>
-              <w:t>이동</w:t>
+              <w:t>________</w:t>
             </w:r>
           </w:p>
         </w:tc>
@@ -215,7 +116,7 @@
               <w:rPr>
                 <w:b w:val="0"/>
               </w:rPr>
-              <w:t>대중교통/자차 이동 용이성</w:t>
+              <w:t>청년부</w:t>
             </w:r>
           </w:p>
         </w:tc>
@@ -223,163 +124,18 @@
           <w:tcPr>
             <w:tcW w:type="dxa" w:w="2160"/>
           </w:tcPr>
-          <w:p/>
-        </w:tc>
-      </w:tr>
-      <w:tr>
-        <w:tc>
-          <w:tcPr>
-            <w:tcW w:type="dxa" w:w="2160"/>
-          </w:tcPr>
-          <w:p>
-            <w:r>
-              <w:rPr>
-                <w:b w:val="0"/>
-              </w:rPr>
-              <w:t>시설</w:t>
-            </w:r>
-          </w:p>
-        </w:tc>
-        <w:tc>
-          <w:tcPr>
-            <w:tcW w:type="dxa" w:w="2160"/>
-          </w:tcPr>
-          <w:p>
-            <w:r>
-              <w:rPr>
-                <w:b w:val="0"/>
-              </w:rPr>
-              <w:t>수용</w:t>
-            </w:r>
-          </w:p>
-        </w:tc>
-        <w:tc>
-          <w:tcPr>
-            <w:tcW w:type="dxa" w:w="2160"/>
-          </w:tcPr>
-          <w:p>
-            <w:r>
-              <w:rPr>
-                <w:b w:val="0"/>
-              </w:rPr>
-              <w:t>인원 대비 숙소 및 예배 공간</w:t>
-            </w:r>
-          </w:p>
-        </w:tc>
-        <w:tc>
-          <w:tcPr>
-            <w:tcW w:type="dxa" w:w="2160"/>
-          </w:tcPr>
-          <w:p/>
-        </w:tc>
-      </w:tr>
-      <w:tr>
-        <w:tc>
-          <w:tcPr>
-            <w:tcW w:type="dxa" w:w="2160"/>
-          </w:tcPr>
-          <w:p>
-            <w:r>
-              <w:rPr>
-                <w:b w:val="0"/>
-              </w:rPr>
-              <w:t>환경</w:t>
-            </w:r>
-          </w:p>
-        </w:tc>
-        <w:tc>
-          <w:tcPr>
-            <w:tcW w:type="dxa" w:w="2160"/>
-          </w:tcPr>
-          <w:p>
-            <w:r>
-              <w:rPr>
-                <w:b w:val="0"/>
-              </w:rPr>
-              <w:t>편의</w:t>
-            </w:r>
-          </w:p>
-        </w:tc>
-        <w:tc>
-          <w:tcPr>
-            <w:tcW w:type="dxa" w:w="2160"/>
-          </w:tcPr>
-          <w:p>
-            <w:r>
-              <w:rPr>
-                <w:b w:val="0"/>
-              </w:rPr>
-              <w:t>주방 시설 및 화장실 청결</w:t>
-            </w:r>
-          </w:p>
-        </w:tc>
-        <w:tc>
-          <w:tcPr>
-            <w:tcW w:type="dxa" w:w="2160"/>
-          </w:tcPr>
-          <w:p/>
-        </w:tc>
-      </w:tr>
-      <w:tr>
-        <w:tc>
-          <w:tcPr>
-            <w:tcW w:type="dxa" w:w="2160"/>
-          </w:tcPr>
-          <w:p>
-            <w:r>
-              <w:rPr>
-                <w:b w:val="0"/>
-              </w:rPr>
-              <w:t>안전</w:t>
-            </w:r>
-          </w:p>
-        </w:tc>
-        <w:tc>
-          <w:tcPr>
-            <w:tcW w:type="dxa" w:w="2160"/>
-          </w:tcPr>
-          <w:p>
-            <w:r>
-              <w:rPr>
-                <w:b w:val="0"/>
-              </w:rPr>
-              <w:t>비상</w:t>
-            </w:r>
-          </w:p>
-        </w:tc>
-        <w:tc>
-          <w:tcPr>
-            <w:tcW w:type="dxa" w:w="2160"/>
-          </w:tcPr>
-          <w:p>
-            <w:r>
-              <w:rPr>
-                <w:b w:val="0"/>
-              </w:rPr>
-              <w:t>주변 병원 위치 및 소방시설</w:t>
-            </w:r>
-          </w:p>
-        </w:tc>
-        <w:tc>
-          <w:tcPr>
-            <w:tcW w:type="dxa" w:w="2160"/>
-          </w:tcPr>
-          <w:p/>
+          <w:p>
+            <w:r>
+              <w:rPr>
+                <w:b w:val="0"/>
+              </w:rPr>
+              <w:t>________</w:t>
+            </w:r>
+          </w:p>
         </w:tc>
       </w:tr>
     </w:tbl>
     <w:p/>
-    <w:p>
-      <w:pPr>
-        <w:pStyle w:val="Heading2"/>
-      </w:pPr>
-      <w:r>
-        <w:rPr>
-          <w:b w:val="0"/>
-        </w:rPr>
-        <w:t>시간표</w:t>
-      </w:r>
-    </w:p>
     <w:tbl>
       <w:tblPr>
         <w:tblStyle w:val="TableGrid"/>
@@ -401,7 +157,7 @@
               <w:rPr>
                 <w:b/>
               </w:rPr>
-              <w:t>시간</w:t>
+              <w:t>작성</w:t>
             </w:r>
           </w:p>
         </w:tc>
@@ -414,7 +170,7 @@
               <w:rPr>
                 <w:b/>
               </w:rPr>
-              <w:t>1일차</w:t>
+              <w:t>검토</w:t>
             </w:r>
           </w:p>
         </w:tc>
@@ -427,7 +183,7 @@
               <w:rPr>
                 <w:b/>
               </w:rPr>
-              <w:t>2일차</w:t>
+              <w:t>승인</w:t>
             </w:r>
           </w:p>
         </w:tc>
@@ -442,7 +198,7 @@
               <w:rPr>
                 <w:b w:val="0"/>
               </w:rPr>
-              <w:t>오전</w:t>
+              <w:t>________</w:t>
             </w:r>
           </w:p>
         </w:tc>
@@ -455,7 +211,7 @@
               <w:rPr>
                 <w:b w:val="0"/>
               </w:rPr>
-              <w:t>-</w:t>
+              <w:t>________</w:t>
             </w:r>
           </w:p>
         </w:tc>
@@ -468,7 +224,183 @@
               <w:rPr>
                 <w:b w:val="0"/>
               </w:rPr>
-              <w:t>아침식사 및 숙소 정리</w:t>
+              <w:t>________</w:t>
+            </w:r>
+          </w:p>
+        </w:tc>
+      </w:tr>
+    </w:tbl>
+    <w:p/>
+    <w:p>
+      <w:r>
+        <w:rPr>
+          <w:b/>
+        </w:rPr>
+        <w:t>요약</w:t>
+      </w:r>
+    </w:p>
+    <w:p>
+      <w:r>
+        <w:rPr>
+          <w:b w:val="0"/>
+        </w:rPr>
+        <w:t>승인 요청 사항: 청년부 MT 개최, 장소·차량 예약 및 예산 집행 승인을 요청합니다.</w:t>
+      </w:r>
+    </w:p>
+    <w:p>
+      <w:r>
+        <w:rPr>
+          <w:b w:val="0"/>
+        </w:rPr>
+        <w:t>핵심 개요: ________부터 ________까지 1박 2일간 ________에서 청년 ________명이 참여합니다.</w:t>
+      </w:r>
+    </w:p>
+    <w:p>
+      <w:r>
+        <w:rPr>
+          <w:b w:val="0"/>
+        </w:rPr>
+        <w:t>추진 방향: 공동체 교제와 새가족 정착을 중심으로 예배·나눔·공동 활동을 운영합니다.</w:t>
+      </w:r>
+    </w:p>
+    <w:p>
+      <w:r>
+        <w:rPr>
+          <w:b w:val="0"/>
+        </w:rPr>
+        <w:t>예산 총액: 금________원(금________) / 회비 및 교회 지원금으로 충당합니다.</w:t>
+      </w:r>
+    </w:p>
+    <w:p>
+      <w:r>
+        <w:rPr>
+          <w:b w:val="0"/>
+        </w:rPr>
+        <w:t>총괄 담당: ________ / 준비 완료 기한: ________</w:t>
+      </w:r>
+    </w:p>
+    <w:p>
+      <w:pPr>
+        <w:pStyle w:val="Heading2"/>
+      </w:pPr>
+      <w:r>
+        <w:rPr>
+          <w:b w:val="0"/>
+        </w:rPr>
+        <w:t>1. 추진 배경 및 필요성</w:t>
+      </w:r>
+    </w:p>
+    <w:p>
+      <w:r>
+        <w:rPr>
+          <w:b w:val="0"/>
+        </w:rPr>
+        <w:t>가. 정기 예배 외에 청년들이 서로의 신앙과 생활을 나누고 관계를 형성할 시간이 필요합니다.</w:t>
+      </w:r>
+    </w:p>
+    <w:p>
+      <w:r>
+        <w:rPr>
+          <w:b w:val="0"/>
+        </w:rPr>
+        <w:t>나. 새가족이 기존 구성원과 자연스럽게 교제하고, MT 이후에도 예배와 소그룹에 지속적으로 참여하도록 연결할 필요가 있습니다.</w:t>
+      </w:r>
+    </w:p>
+    <w:p>
+      <w:r>
+        <w:rPr>
+          <w:b w:val="0"/>
+        </w:rPr>
+        <w:t>다. 사역자 유무와 관계없이 운영할 수 있도록 업무·예산·차량·안전 책임을 사전에 정하고 내부 승인을 받아 추진합니다.</w:t>
+      </w:r>
+    </w:p>
+    <w:p>
+      <w:pPr>
+        <w:pStyle w:val="Heading2"/>
+      </w:pPr>
+      <w:r>
+        <w:rPr>
+          <w:b w:val="0"/>
+        </w:rPr>
+        <w:t>2. 목적 및 목표</w:t>
+      </w:r>
+    </w:p>
+    <w:tbl>
+      <w:tblPr>
+        <w:tblStyle w:val="TableGrid"/>
+        <w:tblW w:type="auto" w:w="0"/>
+        <w:tblLook w:firstColumn="1" w:firstRow="1" w:lastColumn="0" w:lastRow="0" w:noHBand="0" w:noVBand="1" w:val="04A0"/>
+      </w:tblPr>
+      <w:tblGrid>
+        <w:gridCol w:w="1728"/>
+        <w:gridCol w:w="1728"/>
+        <w:gridCol w:w="1728"/>
+        <w:gridCol w:w="1728"/>
+        <w:gridCol w:w="1728"/>
+      </w:tblGrid>
+      <w:tr>
+        <w:tc>
+          <w:tcPr>
+            <w:tcW w:type="dxa" w:w="1728"/>
+          </w:tcPr>
+          <w:p>
+            <w:r>
+              <w:rPr>
+                <w:b/>
+              </w:rPr>
+              <w:t>구분</w:t>
+            </w:r>
+          </w:p>
+        </w:tc>
+        <w:tc>
+          <w:tcPr>
+            <w:tcW w:type="dxa" w:w="1728"/>
+          </w:tcPr>
+          <w:p>
+            <w:r>
+              <w:rPr>
+                <w:b/>
+              </w:rPr>
+              <w:t>내용</w:t>
+            </w:r>
+          </w:p>
+        </w:tc>
+        <w:tc>
+          <w:tcPr>
+            <w:tcW w:type="dxa" w:w="1728"/>
+          </w:tcPr>
+          <w:p>
+            <w:r>
+              <w:rPr>
+                <w:b/>
+              </w:rPr>
+              <w:t>확인 방법</w:t>
+            </w:r>
+          </w:p>
+        </w:tc>
+        <w:tc>
+          <w:tcPr>
+            <w:tcW w:type="dxa" w:w="1728"/>
+          </w:tcPr>
+          <w:p>
+            <w:r>
+              <w:rPr>
+                <w:b/>
+              </w:rPr>
+              <w:t>담당</w:t>
+            </w:r>
+          </w:p>
+        </w:tc>
+        <w:tc>
+          <w:tcPr>
+            <w:tcW w:type="dxa" w:w="1728"/>
+          </w:tcPr>
+          <w:p>
+            <w:r>
+              <w:rPr>
+                <w:b/>
+              </w:rPr>
+              <w:t>확인 기한</w:t>
             </w:r>
           </w:p>
         </w:tc>
@@ -476,40 +408,66 @@
       <w:tr>
         <w:tc>
           <w:tcPr>
-            <w:tcW w:type="dxa" w:w="2880"/>
-          </w:tcPr>
-          <w:p>
-            <w:r>
-              <w:rPr>
-                <w:b w:val="0"/>
-              </w:rPr>
-              <w:t>오후</w:t>
-            </w:r>
-          </w:p>
-        </w:tc>
-        <w:tc>
-          <w:tcPr>
-            <w:tcW w:type="dxa" w:w="2880"/>
-          </w:tcPr>
-          <w:p>
-            <w:r>
-              <w:rPr>
-                <w:b w:val="0"/>
-              </w:rPr>
-              <w:t>집결 및 이동</w:t>
-            </w:r>
-          </w:p>
-        </w:tc>
-        <w:tc>
-          <w:tcPr>
-            <w:tcW w:type="dxa" w:w="2880"/>
-          </w:tcPr>
-          <w:p>
-            <w:r>
-              <w:rPr>
-                <w:b w:val="0"/>
-              </w:rPr>
-              <w:t>조별 나눔 및 결단 예배</w:t>
+            <w:tcW w:type="dxa" w:w="1728"/>
+          </w:tcPr>
+          <w:p>
+            <w:r>
+              <w:rPr>
+                <w:b w:val="0"/>
+              </w:rPr>
+              <w:t>신앙적 목적</w:t>
+            </w:r>
+          </w:p>
+        </w:tc>
+        <w:tc>
+          <w:tcPr>
+            <w:tcW w:type="dxa" w:w="1728"/>
+          </w:tcPr>
+          <w:p>
+            <w:r>
+              <w:rPr>
+                <w:b w:val="0"/>
+              </w:rPr>
+              <w:t>그리스도 안에서 서로를 환대하고 공동체의 지체로 세워 갑니다.</w:t>
+            </w:r>
+          </w:p>
+        </w:tc>
+        <w:tc>
+          <w:tcPr>
+            <w:tcW w:type="dxa" w:w="1728"/>
+          </w:tcPr>
+          <w:p>
+            <w:r>
+              <w:rPr>
+                <w:b w:val="0"/>
+              </w:rPr>
+              <w:t>공동기도 및 나눔 소감으로 돌아봄</w:t>
+            </w:r>
+          </w:p>
+        </w:tc>
+        <w:tc>
+          <w:tcPr>
+            <w:tcW w:type="dxa" w:w="1728"/>
+          </w:tcPr>
+          <w:p>
+            <w:r>
+              <w:rPr>
+                <w:b w:val="0"/>
+              </w:rPr>
+              <w:t>________</w:t>
+            </w:r>
+          </w:p>
+        </w:tc>
+        <w:tc>
+          <w:tcPr>
+            <w:tcW w:type="dxa" w:w="1728"/>
+          </w:tcPr>
+          <w:p>
+            <w:r>
+              <w:rPr>
+                <w:b w:val="0"/>
+              </w:rPr>
+              <w:t>________</w:t>
             </w:r>
           </w:p>
         </w:tc>
@@ -517,40 +475,200 @@
       <w:tr>
         <w:tc>
           <w:tcPr>
-            <w:tcW w:type="dxa" w:w="2880"/>
-          </w:tcPr>
-          <w:p>
-            <w:r>
-              <w:rPr>
-                <w:b w:val="0"/>
-              </w:rPr>
-              <w:t>저녁</w:t>
-            </w:r>
-          </w:p>
-        </w:tc>
-        <w:tc>
-          <w:tcPr>
-            <w:tcW w:type="dxa" w:w="2880"/>
-          </w:tcPr>
-          <w:p>
-            <w:r>
-              <w:rPr>
-                <w:b w:val="0"/>
-              </w:rPr>
-              <w:t>예배 및 레크리에이션</w:t>
-            </w:r>
-          </w:p>
-        </w:tc>
-        <w:tc>
-          <w:tcPr>
-            <w:tcW w:type="dxa" w:w="2880"/>
-          </w:tcPr>
-          <w:p>
-            <w:r>
-              <w:rPr>
-                <w:b w:val="0"/>
-              </w:rPr>
-              <w:t>점심식사 및 교회 복귀</w:t>
+            <w:tcW w:type="dxa" w:w="1728"/>
+          </w:tcPr>
+          <w:p>
+            <w:r>
+              <w:rPr>
+                <w:b w:val="0"/>
+              </w:rPr>
+              <w:t>교제 목표</w:t>
+            </w:r>
+          </w:p>
+        </w:tc>
+        <w:tc>
+          <w:tcPr>
+            <w:tcW w:type="dxa" w:w="1728"/>
+          </w:tcPr>
+          <w:p>
+            <w:r>
+              <w:rPr>
+                <w:b w:val="0"/>
+              </w:rPr>
+              <w:t>참가자 전원이 소그룹 나눔에 1회 이상 참여</w:t>
+            </w:r>
+          </w:p>
+        </w:tc>
+        <w:tc>
+          <w:tcPr>
+            <w:tcW w:type="dxa" w:w="1728"/>
+          </w:tcPr>
+          <w:p>
+            <w:r>
+              <w:rPr>
+                <w:b w:val="0"/>
+              </w:rPr>
+              <w:t>조별 진행 기록</w:t>
+            </w:r>
+          </w:p>
+        </w:tc>
+        <w:tc>
+          <w:tcPr>
+            <w:tcW w:type="dxa" w:w="1728"/>
+          </w:tcPr>
+          <w:p>
+            <w:r>
+              <w:rPr>
+                <w:b w:val="0"/>
+              </w:rPr>
+              <w:t>________</w:t>
+            </w:r>
+          </w:p>
+        </w:tc>
+        <w:tc>
+          <w:tcPr>
+            <w:tcW w:type="dxa" w:w="1728"/>
+          </w:tcPr>
+          <w:p>
+            <w:r>
+              <w:rPr>
+                <w:b w:val="0"/>
+              </w:rPr>
+              <w:t>________</w:t>
+            </w:r>
+          </w:p>
+        </w:tc>
+      </w:tr>
+      <w:tr>
+        <w:tc>
+          <w:tcPr>
+            <w:tcW w:type="dxa" w:w="1728"/>
+          </w:tcPr>
+          <w:p>
+            <w:r>
+              <w:rPr>
+                <w:b w:val="0"/>
+              </w:rPr>
+              <w:t>새가족 정착 목표</w:t>
+            </w:r>
+          </w:p>
+        </w:tc>
+        <w:tc>
+          <w:tcPr>
+            <w:tcW w:type="dxa" w:w="1728"/>
+          </w:tcPr>
+          <w:p>
+            <w:r>
+              <w:rPr>
+                <w:b w:val="0"/>
+              </w:rPr>
+              <w:t>동의한 새가족에게 교제 동행자 1명 연결</w:t>
+            </w:r>
+          </w:p>
+        </w:tc>
+        <w:tc>
+          <w:tcPr>
+            <w:tcW w:type="dxa" w:w="1728"/>
+          </w:tcPr>
+          <w:p>
+            <w:r>
+              <w:rPr>
+                <w:b w:val="0"/>
+              </w:rPr>
+              <w:t>연결 여부 및 후속 연락 확인</w:t>
+            </w:r>
+          </w:p>
+        </w:tc>
+        <w:tc>
+          <w:tcPr>
+            <w:tcW w:type="dxa" w:w="1728"/>
+          </w:tcPr>
+          <w:p>
+            <w:r>
+              <w:rPr>
+                <w:b w:val="0"/>
+              </w:rPr>
+              <w:t>________</w:t>
+            </w:r>
+          </w:p>
+        </w:tc>
+        <w:tc>
+          <w:tcPr>
+            <w:tcW w:type="dxa" w:w="1728"/>
+          </w:tcPr>
+          <w:p>
+            <w:r>
+              <w:rPr>
+                <w:b w:val="0"/>
+              </w:rPr>
+              <w:t>________</w:t>
+            </w:r>
+          </w:p>
+        </w:tc>
+      </w:tr>
+      <w:tr>
+        <w:tc>
+          <w:tcPr>
+            <w:tcW w:type="dxa" w:w="1728"/>
+          </w:tcPr>
+          <w:p>
+            <w:r>
+              <w:rPr>
+                <w:b w:val="0"/>
+              </w:rPr>
+              <w:t>운영 목표</w:t>
+            </w:r>
+          </w:p>
+        </w:tc>
+        <w:tc>
+          <w:tcPr>
+            <w:tcW w:type="dxa" w:w="1728"/>
+          </w:tcPr>
+          <w:p>
+            <w:r>
+              <w:rPr>
+                <w:b w:val="0"/>
+              </w:rPr>
+              <w:t>안전교육 실시, 귀가 확인 및 증빙 정산 완료</w:t>
+            </w:r>
+          </w:p>
+        </w:tc>
+        <w:tc>
+          <w:tcPr>
+            <w:tcW w:type="dxa" w:w="1728"/>
+          </w:tcPr>
+          <w:p>
+            <w:r>
+              <w:rPr>
+                <w:b w:val="0"/>
+              </w:rPr>
+              <w:t>교육·귀가·정산 기록</w:t>
+            </w:r>
+          </w:p>
+        </w:tc>
+        <w:tc>
+          <w:tcPr>
+            <w:tcW w:type="dxa" w:w="1728"/>
+          </w:tcPr>
+          <w:p>
+            <w:r>
+              <w:rPr>
+                <w:b w:val="0"/>
+              </w:rPr>
+              <w:t>________</w:t>
+            </w:r>
+          </w:p>
+        </w:tc>
+        <w:tc>
+          <w:tcPr>
+            <w:tcW w:type="dxa" w:w="1728"/>
+          </w:tcPr>
+          <w:p>
+            <w:r>
+              <w:rPr>
+                <w:b w:val="0"/>
+              </w:rPr>
+              <w:t>________</w:t>
             </w:r>
           </w:p>
         </w:tc>
@@ -565,66 +683,357 @@
         <w:rPr>
           <w:b w:val="0"/>
         </w:rPr>
-        <w:t>특별활동 (레크리에이션 및 나눔)</w:t>
+        <w:t>3. 행사 개요</w:t>
       </w:r>
     </w:p>
-    <w:p>
-      <w:r>
-        <w:rPr>
-          <w:b w:val="0"/>
-        </w:rPr>
-        <w:t>1) 아이스브레이킹 : 서로를 알아가는 가벼운 게임</w:t>
-      </w:r>
-    </w:p>
-    <w:p>
-      <w:r>
-        <w:rPr>
-          <w:b w:val="0"/>
-        </w:rPr>
-        <w:t>2) 나눔 질문 예시 :</w:t>
-      </w:r>
-    </w:p>
-    <w:p>
-      <w:pPr>
-        <w:pStyle w:val="ListBullet"/>
-      </w:pPr>
-      <w:r>
-        <w:rPr>
-          <w:b w:val="0"/>
-        </w:rPr>
-        <w:t>최근 삶에서 가장 감사했던 일 3가지</w:t>
-      </w:r>
-    </w:p>
-    <w:p>
-      <w:pPr>
-        <w:pStyle w:val="ListBullet"/>
-      </w:pPr>
-      <w:r>
-        <w:rPr>
-          <w:b w:val="0"/>
-        </w:rPr>
-        <w:t>우리 청년부에서 가장 기억에 남는 순간</w:t>
-      </w:r>
-    </w:p>
-    <w:p>
-      <w:pPr>
-        <w:pStyle w:val="ListBullet"/>
-      </w:pPr>
-      <w:r>
-        <w:rPr>
-          <w:b w:val="0"/>
-        </w:rPr>
-        <w:t>서로를 위해 함께 나누고 싶은 기도 제목</w:t>
-      </w:r>
-    </w:p>
-    <w:p>
-      <w:r>
-        <w:rPr>
-          <w:b w:val="0"/>
-        </w:rPr>
-        <w:t>3) 자유 교제 : 보드게임, 티타임, 산책 등</w:t>
-      </w:r>
-    </w:p>
+    <w:tbl>
+      <w:tblPr>
+        <w:tblStyle w:val="TableGrid"/>
+        <w:tblW w:type="auto" w:w="0"/>
+        <w:tblLook w:firstColumn="1" w:firstRow="1" w:lastColumn="0" w:lastRow="0" w:noHBand="0" w:noVBand="1" w:val="04A0"/>
+      </w:tblPr>
+      <w:tblGrid>
+        <w:gridCol w:w="4320"/>
+        <w:gridCol w:w="4320"/>
+      </w:tblGrid>
+      <w:tr>
+        <w:tc>
+          <w:tcPr>
+            <w:tcW w:type="dxa" w:w="4320"/>
+          </w:tcPr>
+          <w:p>
+            <w:r>
+              <w:rPr>
+                <w:b/>
+              </w:rPr>
+              <w:t>항목</w:t>
+            </w:r>
+          </w:p>
+        </w:tc>
+        <w:tc>
+          <w:tcPr>
+            <w:tcW w:type="dxa" w:w="4320"/>
+          </w:tcPr>
+          <w:p>
+            <w:r>
+              <w:rPr>
+                <w:b/>
+              </w:rPr>
+              <w:t>내용</w:t>
+            </w:r>
+          </w:p>
+        </w:tc>
+      </w:tr>
+      <w:tr>
+        <w:tc>
+          <w:tcPr>
+            <w:tcW w:type="dxa" w:w="4320"/>
+          </w:tcPr>
+          <w:p>
+            <w:r>
+              <w:rPr>
+                <w:b w:val="0"/>
+              </w:rPr>
+              <w:t>행사명</w:t>
+            </w:r>
+          </w:p>
+        </w:tc>
+        <w:tc>
+          <w:tcPr>
+            <w:tcW w:type="dxa" w:w="4320"/>
+          </w:tcPr>
+          <w:p>
+            <w:r>
+              <w:rPr>
+                <w:b w:val="0"/>
+              </w:rPr>
+              <w:t>[연도] 청년부 MT</w:t>
+            </w:r>
+          </w:p>
+        </w:tc>
+      </w:tr>
+      <w:tr>
+        <w:tc>
+          <w:tcPr>
+            <w:tcW w:type="dxa" w:w="4320"/>
+          </w:tcPr>
+          <w:p>
+            <w:r>
+              <w:rPr>
+                <w:b w:val="0"/>
+              </w:rPr>
+              <w:t>주제</w:t>
+            </w:r>
+          </w:p>
+        </w:tc>
+        <w:tc>
+          <w:tcPr>
+            <w:tcW w:type="dxa" w:w="4320"/>
+          </w:tcPr>
+          <w:p>
+            <w:r>
+              <w:rPr>
+                <w:b w:val="0"/>
+              </w:rPr>
+              <w:t>함께 알아가고 함께 세워지는 공동체</w:t>
+            </w:r>
+          </w:p>
+        </w:tc>
+      </w:tr>
+      <w:tr>
+        <w:tc>
+          <w:tcPr>
+            <w:tcW w:type="dxa" w:w="4320"/>
+          </w:tcPr>
+          <w:p>
+            <w:r>
+              <w:rPr>
+                <w:b w:val="0"/>
+              </w:rPr>
+              <w:t>주제 말씀</w:t>
+            </w:r>
+          </w:p>
+        </w:tc>
+        <w:tc>
+          <w:tcPr>
+            <w:tcW w:type="dxa" w:w="4320"/>
+          </w:tcPr>
+          <w:p>
+            <w:r>
+              <w:rPr>
+                <w:b w:val="0"/>
+              </w:rPr>
+              <w:t>디모데전서 4:12</w:t>
+            </w:r>
+          </w:p>
+        </w:tc>
+      </w:tr>
+      <w:tr>
+        <w:tc>
+          <w:tcPr>
+            <w:tcW w:type="dxa" w:w="4320"/>
+          </w:tcPr>
+          <w:p>
+            <w:r>
+              <w:rPr>
+                <w:b w:val="0"/>
+              </w:rPr>
+              <w:t>일시</w:t>
+            </w:r>
+          </w:p>
+        </w:tc>
+        <w:tc>
+          <w:tcPr>
+            <w:tcW w:type="dxa" w:w="4320"/>
+          </w:tcPr>
+          <w:p>
+            <w:r>
+              <w:rPr>
+                <w:b w:val="0"/>
+              </w:rPr>
+              <w:t>________부터 ________까지, 1박 2일</w:t>
+            </w:r>
+          </w:p>
+        </w:tc>
+      </w:tr>
+      <w:tr>
+        <w:tc>
+          <w:tcPr>
+            <w:tcW w:type="dxa" w:w="4320"/>
+          </w:tcPr>
+          <w:p>
+            <w:r>
+              <w:rPr>
+                <w:b w:val="0"/>
+              </w:rPr>
+              <w:t>날짜 기재 형식</w:t>
+            </w:r>
+          </w:p>
+        </w:tc>
+        <w:tc>
+          <w:tcPr>
+            <w:tcW w:type="dxa" w:w="4320"/>
+          </w:tcPr>
+          <w:p>
+            <w:r>
+              <w:rPr>
+                <w:b w:val="0"/>
+              </w:rPr>
+              <w:t>2026. 10. 24.(토)</w:t>
+            </w:r>
+          </w:p>
+        </w:tc>
+      </w:tr>
+      <w:tr>
+        <w:tc>
+          <w:tcPr>
+            <w:tcW w:type="dxa" w:w="4320"/>
+          </w:tcPr>
+          <w:p>
+            <w:r>
+              <w:rPr>
+                <w:b w:val="0"/>
+              </w:rPr>
+              <w:t>장소</w:t>
+            </w:r>
+          </w:p>
+        </w:tc>
+        <w:tc>
+          <w:tcPr>
+            <w:tcW w:type="dxa" w:w="4320"/>
+          </w:tcPr>
+          <w:p>
+            <w:r>
+              <w:rPr>
+                <w:b w:val="0"/>
+              </w:rPr>
+              <w:t>________ / 예약·이용 조건: ________(확인 필요)</w:t>
+            </w:r>
+          </w:p>
+        </w:tc>
+      </w:tr>
+      <w:tr>
+        <w:tc>
+          <w:tcPr>
+            <w:tcW w:type="dxa" w:w="4320"/>
+          </w:tcPr>
+          <w:p>
+            <w:r>
+              <w:rPr>
+                <w:b w:val="0"/>
+              </w:rPr>
+              <w:t>대상·인원</w:t>
+            </w:r>
+          </w:p>
+        </w:tc>
+        <w:tc>
+          <w:tcPr>
+            <w:tcW w:type="dxa" w:w="4320"/>
+          </w:tcPr>
+          <w:p>
+            <w:r>
+              <w:rPr>
+                <w:b w:val="0"/>
+              </w:rPr>
+              <w:t>청년부 기존 구성원 및 새가족 / 총 ________명</w:t>
+            </w:r>
+          </w:p>
+        </w:tc>
+      </w:tr>
+      <w:tr>
+        <w:tc>
+          <w:tcPr>
+            <w:tcW w:type="dxa" w:w="4320"/>
+          </w:tcPr>
+          <w:p>
+            <w:r>
+              <w:rPr>
+                <w:b w:val="0"/>
+              </w:rPr>
+              <w:t>주관</w:t>
+            </w:r>
+          </w:p>
+        </w:tc>
+        <w:tc>
+          <w:tcPr>
+            <w:tcW w:type="dxa" w:w="4320"/>
+          </w:tcPr>
+          <w:p>
+            <w:r>
+              <w:rPr>
+                <w:b w:val="0"/>
+              </w:rPr>
+              <w:t>(교회명) 청년부</w:t>
+            </w:r>
+          </w:p>
+        </w:tc>
+      </w:tr>
+      <w:tr>
+        <w:tc>
+          <w:tcPr>
+            <w:tcW w:type="dxa" w:w="4320"/>
+          </w:tcPr>
+          <w:p>
+            <w:r>
+              <w:rPr>
+                <w:b w:val="0"/>
+              </w:rPr>
+              <w:t>총괄·현장 책임</w:t>
+            </w:r>
+          </w:p>
+        </w:tc>
+        <w:tc>
+          <w:tcPr>
+            <w:tcW w:type="dxa" w:w="4320"/>
+          </w:tcPr>
+          <w:p>
+            <w:r>
+              <w:rPr>
+                <w:b w:val="0"/>
+              </w:rPr>
+              <w:t>총괄 ________ / 현장 책임 ________</w:t>
+            </w:r>
+          </w:p>
+        </w:tc>
+      </w:tr>
+      <w:tr>
+        <w:tc>
+          <w:tcPr>
+            <w:tcW w:type="dxa" w:w="4320"/>
+          </w:tcPr>
+          <w:p>
+            <w:r>
+              <w:rPr>
+                <w:b w:val="0"/>
+              </w:rPr>
+              <w:t>참가 회비</w:t>
+            </w:r>
+          </w:p>
+        </w:tc>
+        <w:tc>
+          <w:tcPr>
+            <w:tcW w:type="dxa" w:w="4320"/>
+          </w:tcPr>
+          <w:p>
+            <w:r>
+              <w:rPr>
+                <w:b w:val="0"/>
+              </w:rPr>
+              <w:t>1인 금________원(금________)</w:t>
+            </w:r>
+          </w:p>
+        </w:tc>
+      </w:tr>
+      <w:tr>
+        <w:tc>
+          <w:tcPr>
+            <w:tcW w:type="dxa" w:w="4320"/>
+          </w:tcPr>
+          <w:p>
+            <w:r>
+              <w:rPr>
+                <w:b w:val="0"/>
+              </w:rPr>
+              <w:t>이동 방법</w:t>
+            </w:r>
+          </w:p>
+        </w:tc>
+        <w:tc>
+          <w:tcPr>
+            <w:tcW w:type="dxa" w:w="4320"/>
+          </w:tcPr>
+          <w:p>
+            <w:r>
+              <w:rPr>
+                <w:b w:val="0"/>
+              </w:rPr>
+              <w:t>________ / 차량 ________대 / 운전자 ________명</w:t>
+            </w:r>
+          </w:p>
+        </w:tc>
+      </w:tr>
+    </w:tbl>
+    <w:p/>
     <w:p>
       <w:pPr>
         <w:pStyle w:val="Heading2"/>
@@ -633,7 +1042,1442 @@
         <w:rPr>
           <w:b w:val="0"/>
         </w:rPr>
-        <w:t>예산표</w:t>
+        <w:t>4. 세부 추진 계획</w:t>
+      </w:r>
+    </w:p>
+    <w:p>
+      <w:pPr>
+        <w:pStyle w:val="Heading3"/>
+      </w:pPr>
+      <w:r>
+        <w:rPr>
+          <w:b w:val="0"/>
+        </w:rPr>
+        <w:t>가. 장소 선정 기준 체크리스트</w:t>
+      </w:r>
+    </w:p>
+    <w:p>
+      <w:r>
+        <w:rPr>
+          <w:b w:val="0"/>
+        </w:rPr>
+        <w:t>각 항목은 ‘적합·보완 필요·부적합’으로 기록하며, 안전상 부적합 사항은 해소 후 계약합니다.</w:t>
+      </w:r>
+    </w:p>
+    <w:tbl>
+      <w:tblPr>
+        <w:tblStyle w:val="TableGrid"/>
+        <w:tblW w:type="auto" w:w="0"/>
+        <w:tblLook w:firstColumn="1" w:firstRow="1" w:lastColumn="0" w:lastRow="0" w:noHBand="0" w:noVBand="1" w:val="04A0"/>
+      </w:tblPr>
+      <w:tblGrid>
+        <w:gridCol w:w="1728"/>
+        <w:gridCol w:w="1728"/>
+        <w:gridCol w:w="1728"/>
+        <w:gridCol w:w="1728"/>
+        <w:gridCol w:w="1728"/>
+      </w:tblGrid>
+      <w:tr>
+        <w:tc>
+          <w:tcPr>
+            <w:tcW w:type="dxa" w:w="1728"/>
+          </w:tcPr>
+          <w:p>
+            <w:r>
+              <w:rPr>
+                <w:b/>
+              </w:rPr>
+              <w:t>선정 기준</w:t>
+            </w:r>
+          </w:p>
+        </w:tc>
+        <w:tc>
+          <w:tcPr>
+            <w:tcW w:type="dxa" w:w="1728"/>
+          </w:tcPr>
+          <w:p>
+            <w:r>
+              <w:rPr>
+                <w:b/>
+              </w:rPr>
+              <w:t>확인 내용</w:t>
+            </w:r>
+          </w:p>
+        </w:tc>
+        <w:tc>
+          <w:tcPr>
+            <w:tcW w:type="dxa" w:w="1728"/>
+          </w:tcPr>
+          <w:p>
+            <w:r>
+              <w:rPr>
+                <w:b/>
+              </w:rPr>
+              <w:t>결과</w:t>
+            </w:r>
+          </w:p>
+        </w:tc>
+        <w:tc>
+          <w:tcPr>
+            <w:tcW w:type="dxa" w:w="1728"/>
+          </w:tcPr>
+          <w:p>
+            <w:r>
+              <w:rPr>
+                <w:b/>
+              </w:rPr>
+              <w:t>담당</w:t>
+            </w:r>
+          </w:p>
+        </w:tc>
+        <w:tc>
+          <w:tcPr>
+            <w:tcW w:type="dxa" w:w="1728"/>
+          </w:tcPr>
+          <w:p>
+            <w:r>
+              <w:rPr>
+                <w:b/>
+              </w:rPr>
+              <w:t>확인·보완 기한</w:t>
+            </w:r>
+          </w:p>
+        </w:tc>
+      </w:tr>
+      <w:tr>
+        <w:tc>
+          <w:tcPr>
+            <w:tcW w:type="dxa" w:w="1728"/>
+          </w:tcPr>
+          <w:p>
+            <w:r>
+              <w:rPr>
+                <w:b w:val="0"/>
+              </w:rPr>
+              <w:t>수용·숙박</w:t>
+            </w:r>
+          </w:p>
+        </w:tc>
+        <w:tc>
+          <w:tcPr>
+            <w:tcW w:type="dxa" w:w="1728"/>
+          </w:tcPr>
+          <w:p>
+            <w:r>
+              <w:rPr>
+                <w:b w:val="0"/>
+              </w:rPr>
+              <w:t>실제 숙박 정원, 침구·화장실, 성별·사생활을 고려한 객실 배치</w:t>
+            </w:r>
+          </w:p>
+        </w:tc>
+        <w:tc>
+          <w:tcPr>
+            <w:tcW w:type="dxa" w:w="1728"/>
+          </w:tcPr>
+          <w:p>
+            <w:r>
+              <w:rPr>
+                <w:b w:val="0"/>
+              </w:rPr>
+              <w:t>________</w:t>
+            </w:r>
+          </w:p>
+        </w:tc>
+        <w:tc>
+          <w:tcPr>
+            <w:tcW w:type="dxa" w:w="1728"/>
+          </w:tcPr>
+          <w:p>
+            <w:r>
+              <w:rPr>
+                <w:b w:val="0"/>
+              </w:rPr>
+              <w:t>________</w:t>
+            </w:r>
+          </w:p>
+        </w:tc>
+        <w:tc>
+          <w:tcPr>
+            <w:tcW w:type="dxa" w:w="1728"/>
+          </w:tcPr>
+          <w:p>
+            <w:r>
+              <w:rPr>
+                <w:b w:val="0"/>
+              </w:rPr>
+              <w:t>________</w:t>
+            </w:r>
+          </w:p>
+        </w:tc>
+      </w:tr>
+      <w:tr>
+        <w:tc>
+          <w:tcPr>
+            <w:tcW w:type="dxa" w:w="1728"/>
+          </w:tcPr>
+          <w:p>
+            <w:r>
+              <w:rPr>
+                <w:b w:val="0"/>
+              </w:rPr>
+              <w:t>안전·비상 대응</w:t>
+            </w:r>
+          </w:p>
+        </w:tc>
+        <w:tc>
+          <w:tcPr>
+            <w:tcW w:type="dxa" w:w="1728"/>
+          </w:tcPr>
+          <w:p>
+            <w:r>
+              <w:rPr>
+                <w:b w:val="0"/>
+              </w:rPr>
+              <w:t>비상구·소화기·경보기, 야간 대피로, 응급차 진입 가능 여부</w:t>
+            </w:r>
+          </w:p>
+        </w:tc>
+        <w:tc>
+          <w:tcPr>
+            <w:tcW w:type="dxa" w:w="1728"/>
+          </w:tcPr>
+          <w:p>
+            <w:r>
+              <w:rPr>
+                <w:b w:val="0"/>
+              </w:rPr>
+              <w:t>________</w:t>
+            </w:r>
+          </w:p>
+        </w:tc>
+        <w:tc>
+          <w:tcPr>
+            <w:tcW w:type="dxa" w:w="1728"/>
+          </w:tcPr>
+          <w:p>
+            <w:r>
+              <w:rPr>
+                <w:b w:val="0"/>
+              </w:rPr>
+              <w:t>________</w:t>
+            </w:r>
+          </w:p>
+        </w:tc>
+        <w:tc>
+          <w:tcPr>
+            <w:tcW w:type="dxa" w:w="1728"/>
+          </w:tcPr>
+          <w:p>
+            <w:r>
+              <w:rPr>
+                <w:b w:val="0"/>
+              </w:rPr>
+              <w:t>________</w:t>
+            </w:r>
+          </w:p>
+        </w:tc>
+      </w:tr>
+      <w:tr>
+        <w:tc>
+          <w:tcPr>
+            <w:tcW w:type="dxa" w:w="1728"/>
+          </w:tcPr>
+          <w:p>
+            <w:r>
+              <w:rPr>
+                <w:b w:val="0"/>
+              </w:rPr>
+              <w:t>접근·이동</w:t>
+            </w:r>
+          </w:p>
+        </w:tc>
+        <w:tc>
+          <w:tcPr>
+            <w:tcW w:type="dxa" w:w="1728"/>
+          </w:tcPr>
+          <w:p>
+            <w:r>
+              <w:rPr>
+                <w:b w:val="0"/>
+              </w:rPr>
+              <w:t>운전 거리, 도로 상태, 주차 공간, 대중교통 접근성</w:t>
+            </w:r>
+          </w:p>
+        </w:tc>
+        <w:tc>
+          <w:tcPr>
+            <w:tcW w:type="dxa" w:w="1728"/>
+          </w:tcPr>
+          <w:p>
+            <w:r>
+              <w:rPr>
+                <w:b w:val="0"/>
+              </w:rPr>
+              <w:t>________</w:t>
+            </w:r>
+          </w:p>
+        </w:tc>
+        <w:tc>
+          <w:tcPr>
+            <w:tcW w:type="dxa" w:w="1728"/>
+          </w:tcPr>
+          <w:p>
+            <w:r>
+              <w:rPr>
+                <w:b w:val="0"/>
+              </w:rPr>
+              <w:t>________</w:t>
+            </w:r>
+          </w:p>
+        </w:tc>
+        <w:tc>
+          <w:tcPr>
+            <w:tcW w:type="dxa" w:w="1728"/>
+          </w:tcPr>
+          <w:p>
+            <w:r>
+              <w:rPr>
+                <w:b w:val="0"/>
+              </w:rPr>
+              <w:t>________</w:t>
+            </w:r>
+          </w:p>
+        </w:tc>
+      </w:tr>
+      <w:tr>
+        <w:tc>
+          <w:tcPr>
+            <w:tcW w:type="dxa" w:w="1728"/>
+          </w:tcPr>
+          <w:p>
+            <w:r>
+              <w:rPr>
+                <w:b w:val="0"/>
+              </w:rPr>
+              <w:t>활동 적합성</w:t>
+            </w:r>
+          </w:p>
+        </w:tc>
+        <w:tc>
+          <w:tcPr>
+            <w:tcW w:type="dxa" w:w="1728"/>
+          </w:tcPr>
+          <w:p>
+            <w:r>
+              <w:rPr>
+                <w:b w:val="0"/>
+              </w:rPr>
+              <w:t>예배·나눔 공간, 소음 제한, 우천 시 실내 활동 가능 여부</w:t>
+            </w:r>
+          </w:p>
+        </w:tc>
+        <w:tc>
+          <w:tcPr>
+            <w:tcW w:type="dxa" w:w="1728"/>
+          </w:tcPr>
+          <w:p>
+            <w:r>
+              <w:rPr>
+                <w:b w:val="0"/>
+              </w:rPr>
+              <w:t>________</w:t>
+            </w:r>
+          </w:p>
+        </w:tc>
+        <w:tc>
+          <w:tcPr>
+            <w:tcW w:type="dxa" w:w="1728"/>
+          </w:tcPr>
+          <w:p>
+            <w:r>
+              <w:rPr>
+                <w:b w:val="0"/>
+              </w:rPr>
+              <w:t>________</w:t>
+            </w:r>
+          </w:p>
+        </w:tc>
+        <w:tc>
+          <w:tcPr>
+            <w:tcW w:type="dxa" w:w="1728"/>
+          </w:tcPr>
+          <w:p>
+            <w:r>
+              <w:rPr>
+                <w:b w:val="0"/>
+              </w:rPr>
+              <w:t>________</w:t>
+            </w:r>
+          </w:p>
+        </w:tc>
+      </w:tr>
+      <w:tr>
+        <w:tc>
+          <w:tcPr>
+            <w:tcW w:type="dxa" w:w="1728"/>
+          </w:tcPr>
+          <w:p>
+            <w:r>
+              <w:rPr>
+                <w:b w:val="0"/>
+              </w:rPr>
+              <w:t>식사·편의</w:t>
+            </w:r>
+          </w:p>
+        </w:tc>
+        <w:tc>
+          <w:tcPr>
+            <w:tcW w:type="dxa" w:w="1728"/>
+          </w:tcPr>
+          <w:p>
+            <w:r>
+              <w:rPr>
+                <w:b w:val="0"/>
+              </w:rPr>
+              <w:t>식수·위생, 식사 제공 조건, 개별 식이 요청 대응 가능 여부</w:t>
+            </w:r>
+          </w:p>
+        </w:tc>
+        <w:tc>
+          <w:tcPr>
+            <w:tcW w:type="dxa" w:w="1728"/>
+          </w:tcPr>
+          <w:p>
+            <w:r>
+              <w:rPr>
+                <w:b w:val="0"/>
+              </w:rPr>
+              <w:t>________</w:t>
+            </w:r>
+          </w:p>
+        </w:tc>
+        <w:tc>
+          <w:tcPr>
+            <w:tcW w:type="dxa" w:w="1728"/>
+          </w:tcPr>
+          <w:p>
+            <w:r>
+              <w:rPr>
+                <w:b w:val="0"/>
+              </w:rPr>
+              <w:t>________</w:t>
+            </w:r>
+          </w:p>
+        </w:tc>
+        <w:tc>
+          <w:tcPr>
+            <w:tcW w:type="dxa" w:w="1728"/>
+          </w:tcPr>
+          <w:p>
+            <w:r>
+              <w:rPr>
+                <w:b w:val="0"/>
+              </w:rPr>
+              <w:t>________</w:t>
+            </w:r>
+          </w:p>
+        </w:tc>
+      </w:tr>
+      <w:tr>
+        <w:tc>
+          <w:tcPr>
+            <w:tcW w:type="dxa" w:w="1728"/>
+          </w:tcPr>
+          <w:p>
+            <w:r>
+              <w:rPr>
+                <w:b w:val="0"/>
+              </w:rPr>
+              <w:t>비용·계약</w:t>
+            </w:r>
+          </w:p>
+        </w:tc>
+        <w:tc>
+          <w:tcPr>
+            <w:tcW w:type="dxa" w:w="1728"/>
+          </w:tcPr>
+          <w:p>
+            <w:r>
+              <w:rPr>
+                <w:b w:val="0"/>
+              </w:rPr>
+              <w:t>총비용, 추가요금, 취소·환불 기준, 증빙 발급 여부</w:t>
+            </w:r>
+          </w:p>
+        </w:tc>
+        <w:tc>
+          <w:tcPr>
+            <w:tcW w:type="dxa" w:w="1728"/>
+          </w:tcPr>
+          <w:p>
+            <w:r>
+              <w:rPr>
+                <w:b w:val="0"/>
+              </w:rPr>
+              <w:t>________</w:t>
+            </w:r>
+          </w:p>
+        </w:tc>
+        <w:tc>
+          <w:tcPr>
+            <w:tcW w:type="dxa" w:w="1728"/>
+          </w:tcPr>
+          <w:p>
+            <w:r>
+              <w:rPr>
+                <w:b w:val="0"/>
+              </w:rPr>
+              <w:t>________</w:t>
+            </w:r>
+          </w:p>
+        </w:tc>
+        <w:tc>
+          <w:tcPr>
+            <w:tcW w:type="dxa" w:w="1728"/>
+          </w:tcPr>
+          <w:p>
+            <w:r>
+              <w:rPr>
+                <w:b w:val="0"/>
+              </w:rPr>
+              <w:t>________</w:t>
+            </w:r>
+          </w:p>
+        </w:tc>
+      </w:tr>
+    </w:tbl>
+    <w:p/>
+    <w:p>
+      <w:r>
+        <w:rPr>
+          <w:b w:val="0"/>
+        </w:rPr>
+        <w:t>최종 선정 장소·사유: ________ / 선정 담당: ________ / 승인 기한: ________</w:t>
+      </w:r>
+    </w:p>
+    <w:p>
+      <w:pPr>
+        <w:pStyle w:val="Heading3"/>
+      </w:pPr>
+      <w:r>
+        <w:rPr>
+          <w:b w:val="0"/>
+        </w:rPr>
+        <w:t>나. 일정표</w:t>
+      </w:r>
+    </w:p>
+    <w:p>
+      <w:r>
+        <w:rPr>
+          <w:b w:val="0"/>
+        </w:rPr>
+        <w:t>현장 상황에 따른 변경은 현장 책임자가 결정하고 참가자에게 안내합니다.</w:t>
+      </w:r>
+    </w:p>
+    <w:tbl>
+      <w:tblPr>
+        <w:tblStyle w:val="TableGrid"/>
+        <w:tblW w:type="auto" w:w="0"/>
+        <w:tblLook w:firstColumn="1" w:firstRow="1" w:lastColumn="0" w:lastRow="0" w:noHBand="0" w:noVBand="1" w:val="04A0"/>
+      </w:tblPr>
+      <w:tblGrid>
+        <w:gridCol w:w="1728"/>
+        <w:gridCol w:w="1728"/>
+        <w:gridCol w:w="1728"/>
+        <w:gridCol w:w="1728"/>
+        <w:gridCol w:w="1728"/>
+      </w:tblGrid>
+      <w:tr>
+        <w:tc>
+          <w:tcPr>
+            <w:tcW w:type="dxa" w:w="1728"/>
+          </w:tcPr>
+          <w:p>
+            <w:r>
+              <w:rPr>
+                <w:b/>
+              </w:rPr>
+              <w:t>일자</w:t>
+            </w:r>
+          </w:p>
+        </w:tc>
+        <w:tc>
+          <w:tcPr>
+            <w:tcW w:type="dxa" w:w="1728"/>
+          </w:tcPr>
+          <w:p>
+            <w:r>
+              <w:rPr>
+                <w:b/>
+              </w:rPr>
+              <w:t>시간</w:t>
+            </w:r>
+          </w:p>
+        </w:tc>
+        <w:tc>
+          <w:tcPr>
+            <w:tcW w:type="dxa" w:w="1728"/>
+          </w:tcPr>
+          <w:p>
+            <w:r>
+              <w:rPr>
+                <w:b/>
+              </w:rPr>
+              <w:t>내용</w:t>
+            </w:r>
+          </w:p>
+        </w:tc>
+        <w:tc>
+          <w:tcPr>
+            <w:tcW w:type="dxa" w:w="1728"/>
+          </w:tcPr>
+          <w:p>
+            <w:r>
+              <w:rPr>
+                <w:b/>
+              </w:rPr>
+              <w:t>담당</w:t>
+            </w:r>
+          </w:p>
+        </w:tc>
+        <w:tc>
+          <w:tcPr>
+            <w:tcW w:type="dxa" w:w="1728"/>
+          </w:tcPr>
+          <w:p>
+            <w:r>
+              <w:rPr>
+                <w:b/>
+              </w:rPr>
+              <w:t>준비·완료 기한</w:t>
+            </w:r>
+          </w:p>
+        </w:tc>
+      </w:tr>
+      <w:tr>
+        <w:tc>
+          <w:tcPr>
+            <w:tcW w:type="dxa" w:w="1728"/>
+          </w:tcPr>
+          <w:p>
+            <w:r>
+              <w:rPr>
+                <w:b w:val="0"/>
+              </w:rPr>
+              <w:t>1일 차</w:t>
+            </w:r>
+          </w:p>
+        </w:tc>
+        <w:tc>
+          <w:tcPr>
+            <w:tcW w:type="dxa" w:w="1728"/>
+          </w:tcPr>
+          <w:p>
+            <w:r>
+              <w:rPr>
+                <w:b w:val="0"/>
+              </w:rPr>
+              <w:t>13:00~13:30</w:t>
+            </w:r>
+          </w:p>
+        </w:tc>
+        <w:tc>
+          <w:tcPr>
+            <w:tcW w:type="dxa" w:w="1728"/>
+          </w:tcPr>
+          <w:p>
+            <w:r>
+              <w:rPr>
+                <w:b w:val="0"/>
+              </w:rPr>
+              <w:t>교회 집결, 인원·탑승 확인, 차량·안전교육</w:t>
+            </w:r>
+          </w:p>
+        </w:tc>
+        <w:tc>
+          <w:tcPr>
+            <w:tcW w:type="dxa" w:w="1728"/>
+          </w:tcPr>
+          <w:p>
+            <w:r>
+              <w:rPr>
+                <w:b w:val="0"/>
+              </w:rPr>
+              <w:t>________</w:t>
+            </w:r>
+          </w:p>
+        </w:tc>
+        <w:tc>
+          <w:tcPr>
+            <w:tcW w:type="dxa" w:w="1728"/>
+          </w:tcPr>
+          <w:p>
+            <w:r>
+              <w:rPr>
+                <w:b w:val="0"/>
+              </w:rPr>
+              <w:t>출발 전</w:t>
+            </w:r>
+          </w:p>
+        </w:tc>
+      </w:tr>
+      <w:tr>
+        <w:tc>
+          <w:tcPr>
+            <w:tcW w:type="dxa" w:w="1728"/>
+          </w:tcPr>
+          <w:p>
+            <w:r>
+              <w:rPr>
+                <w:b w:val="0"/>
+              </w:rPr>
+              <w:t>1일 차</w:t>
+            </w:r>
+          </w:p>
+        </w:tc>
+        <w:tc>
+          <w:tcPr>
+            <w:tcW w:type="dxa" w:w="1728"/>
+          </w:tcPr>
+          <w:p>
+            <w:r>
+              <w:rPr>
+                <w:b w:val="0"/>
+              </w:rPr>
+              <w:t>13:30~15:00</w:t>
+            </w:r>
+          </w:p>
+        </w:tc>
+        <w:tc>
+          <w:tcPr>
+            <w:tcW w:type="dxa" w:w="1728"/>
+          </w:tcPr>
+          <w:p>
+            <w:r>
+              <w:rPr>
+                <w:b w:val="0"/>
+              </w:rPr>
+              <w:t>이동 및 도착 인원 확인</w:t>
+            </w:r>
+          </w:p>
+        </w:tc>
+        <w:tc>
+          <w:tcPr>
+            <w:tcW w:type="dxa" w:w="1728"/>
+          </w:tcPr>
+          <w:p>
+            <w:r>
+              <w:rPr>
+                <w:b w:val="0"/>
+              </w:rPr>
+              <w:t>________</w:t>
+            </w:r>
+          </w:p>
+        </w:tc>
+        <w:tc>
+          <w:tcPr>
+            <w:tcW w:type="dxa" w:w="1728"/>
+          </w:tcPr>
+          <w:p>
+            <w:r>
+              <w:rPr>
+                <w:b w:val="0"/>
+              </w:rPr>
+              <w:t>15:00</w:t>
+            </w:r>
+          </w:p>
+        </w:tc>
+      </w:tr>
+      <w:tr>
+        <w:tc>
+          <w:tcPr>
+            <w:tcW w:type="dxa" w:w="1728"/>
+          </w:tcPr>
+          <w:p>
+            <w:r>
+              <w:rPr>
+                <w:b w:val="0"/>
+              </w:rPr>
+              <w:t>1일 차</w:t>
+            </w:r>
+          </w:p>
+        </w:tc>
+        <w:tc>
+          <w:tcPr>
+            <w:tcW w:type="dxa" w:w="1728"/>
+          </w:tcPr>
+          <w:p>
+            <w:r>
+              <w:rPr>
+                <w:b w:val="0"/>
+              </w:rPr>
+              <w:t>15:00~15:30</w:t>
+            </w:r>
+          </w:p>
+        </w:tc>
+        <w:tc>
+          <w:tcPr>
+            <w:tcW w:type="dxa" w:w="1728"/>
+          </w:tcPr>
+          <w:p>
+            <w:r>
+              <w:rPr>
+                <w:b w:val="0"/>
+              </w:rPr>
+              <w:t>숙소 배정, 비상구·생활 수칙 안내</w:t>
+            </w:r>
+          </w:p>
+        </w:tc>
+        <w:tc>
+          <w:tcPr>
+            <w:tcW w:type="dxa" w:w="1728"/>
+          </w:tcPr>
+          <w:p>
+            <w:r>
+              <w:rPr>
+                <w:b w:val="0"/>
+              </w:rPr>
+              <w:t>________</w:t>
+            </w:r>
+          </w:p>
+        </w:tc>
+        <w:tc>
+          <w:tcPr>
+            <w:tcW w:type="dxa" w:w="1728"/>
+          </w:tcPr>
+          <w:p>
+            <w:r>
+              <w:rPr>
+                <w:b w:val="0"/>
+              </w:rPr>
+              <w:t>15:30</w:t>
+            </w:r>
+          </w:p>
+        </w:tc>
+      </w:tr>
+      <w:tr>
+        <w:tc>
+          <w:tcPr>
+            <w:tcW w:type="dxa" w:w="1728"/>
+          </w:tcPr>
+          <w:p>
+            <w:r>
+              <w:rPr>
+                <w:b w:val="0"/>
+              </w:rPr>
+              <w:t>1일 차</w:t>
+            </w:r>
+          </w:p>
+        </w:tc>
+        <w:tc>
+          <w:tcPr>
+            <w:tcW w:type="dxa" w:w="1728"/>
+          </w:tcPr>
+          <w:p>
+            <w:r>
+              <w:rPr>
+                <w:b w:val="0"/>
+              </w:rPr>
+              <w:t>15:30~17:00</w:t>
+            </w:r>
+          </w:p>
+        </w:tc>
+        <w:tc>
+          <w:tcPr>
+            <w:tcW w:type="dxa" w:w="1728"/>
+          </w:tcPr>
+          <w:p>
+            <w:r>
+              <w:rPr>
+                <w:b w:val="0"/>
+              </w:rPr>
+              <w:t>환영 레크리에이션 및 조별 교제</w:t>
+            </w:r>
+          </w:p>
+        </w:tc>
+        <w:tc>
+          <w:tcPr>
+            <w:tcW w:type="dxa" w:w="1728"/>
+          </w:tcPr>
+          <w:p>
+            <w:r>
+              <w:rPr>
+                <w:b w:val="0"/>
+              </w:rPr>
+              <w:t>________</w:t>
+            </w:r>
+          </w:p>
+        </w:tc>
+        <w:tc>
+          <w:tcPr>
+            <w:tcW w:type="dxa" w:w="1728"/>
+          </w:tcPr>
+          <w:p>
+            <w:r>
+              <w:rPr>
+                <w:b w:val="0"/>
+              </w:rPr>
+              <w:t>17:00</w:t>
+            </w:r>
+          </w:p>
+        </w:tc>
+      </w:tr>
+      <w:tr>
+        <w:tc>
+          <w:tcPr>
+            <w:tcW w:type="dxa" w:w="1728"/>
+          </w:tcPr>
+          <w:p>
+            <w:r>
+              <w:rPr>
+                <w:b w:val="0"/>
+              </w:rPr>
+              <w:t>1일 차</w:t>
+            </w:r>
+          </w:p>
+        </w:tc>
+        <w:tc>
+          <w:tcPr>
+            <w:tcW w:type="dxa" w:w="1728"/>
+          </w:tcPr>
+          <w:p>
+            <w:r>
+              <w:rPr>
+                <w:b w:val="0"/>
+              </w:rPr>
+              <w:t>17:00~19:00</w:t>
+            </w:r>
+          </w:p>
+        </w:tc>
+        <w:tc>
+          <w:tcPr>
+            <w:tcW w:type="dxa" w:w="1728"/>
+          </w:tcPr>
+          <w:p>
+            <w:r>
+              <w:rPr>
+                <w:b w:val="0"/>
+              </w:rPr>
+              <w:t>휴식·저녁 식사·정리</w:t>
+            </w:r>
+          </w:p>
+        </w:tc>
+        <w:tc>
+          <w:tcPr>
+            <w:tcW w:type="dxa" w:w="1728"/>
+          </w:tcPr>
+          <w:p>
+            <w:r>
+              <w:rPr>
+                <w:b w:val="0"/>
+              </w:rPr>
+              <w:t>________</w:t>
+            </w:r>
+          </w:p>
+        </w:tc>
+        <w:tc>
+          <w:tcPr>
+            <w:tcW w:type="dxa" w:w="1728"/>
+          </w:tcPr>
+          <w:p>
+            <w:r>
+              <w:rPr>
+                <w:b w:val="0"/>
+              </w:rPr>
+              <w:t>19:00</w:t>
+            </w:r>
+          </w:p>
+        </w:tc>
+      </w:tr>
+      <w:tr>
+        <w:tc>
+          <w:tcPr>
+            <w:tcW w:type="dxa" w:w="1728"/>
+          </w:tcPr>
+          <w:p>
+            <w:r>
+              <w:rPr>
+                <w:b w:val="0"/>
+              </w:rPr>
+              <w:t>1일 차</w:t>
+            </w:r>
+          </w:p>
+        </w:tc>
+        <w:tc>
+          <w:tcPr>
+            <w:tcW w:type="dxa" w:w="1728"/>
+          </w:tcPr>
+          <w:p>
+            <w:r>
+              <w:rPr>
+                <w:b w:val="0"/>
+              </w:rPr>
+              <w:t>19:00~20:00</w:t>
+            </w:r>
+          </w:p>
+        </w:tc>
+        <w:tc>
+          <w:tcPr>
+            <w:tcW w:type="dxa" w:w="1728"/>
+          </w:tcPr>
+          <w:p>
+            <w:r>
+              <w:rPr>
+                <w:b w:val="0"/>
+              </w:rPr>
+              <w:t>찬양·말씀 나눔·공동기도</w:t>
+            </w:r>
+          </w:p>
+        </w:tc>
+        <w:tc>
+          <w:tcPr>
+            <w:tcW w:type="dxa" w:w="1728"/>
+          </w:tcPr>
+          <w:p>
+            <w:r>
+              <w:rPr>
+                <w:b w:val="0"/>
+              </w:rPr>
+              <w:t>________</w:t>
+            </w:r>
+          </w:p>
+        </w:tc>
+        <w:tc>
+          <w:tcPr>
+            <w:tcW w:type="dxa" w:w="1728"/>
+          </w:tcPr>
+          <w:p>
+            <w:r>
+              <w:rPr>
+                <w:b w:val="0"/>
+              </w:rPr>
+              <w:t>20:00</w:t>
+            </w:r>
+          </w:p>
+        </w:tc>
+      </w:tr>
+      <w:tr>
+        <w:tc>
+          <w:tcPr>
+            <w:tcW w:type="dxa" w:w="1728"/>
+          </w:tcPr>
+          <w:p>
+            <w:r>
+              <w:rPr>
+                <w:b w:val="0"/>
+              </w:rPr>
+              <w:t>1일 차</w:t>
+            </w:r>
+          </w:p>
+        </w:tc>
+        <w:tc>
+          <w:tcPr>
+            <w:tcW w:type="dxa" w:w="1728"/>
+          </w:tcPr>
+          <w:p>
+            <w:r>
+              <w:rPr>
+                <w:b w:val="0"/>
+              </w:rPr>
+              <w:t>20:00~21:30</w:t>
+            </w:r>
+          </w:p>
+        </w:tc>
+        <w:tc>
+          <w:tcPr>
+            <w:tcW w:type="dxa" w:w="1728"/>
+          </w:tcPr>
+          <w:p>
+            <w:r>
+              <w:rPr>
+                <w:b w:val="0"/>
+              </w:rPr>
+              <w:t>소그룹 나눔 및 새가족 교제</w:t>
+            </w:r>
+          </w:p>
+        </w:tc>
+        <w:tc>
+          <w:tcPr>
+            <w:tcW w:type="dxa" w:w="1728"/>
+          </w:tcPr>
+          <w:p>
+            <w:r>
+              <w:rPr>
+                <w:b w:val="0"/>
+              </w:rPr>
+              <w:t>________</w:t>
+            </w:r>
+          </w:p>
+        </w:tc>
+        <w:tc>
+          <w:tcPr>
+            <w:tcW w:type="dxa" w:w="1728"/>
+          </w:tcPr>
+          <w:p>
+            <w:r>
+              <w:rPr>
+                <w:b w:val="0"/>
+              </w:rPr>
+              <w:t>21:30</w:t>
+            </w:r>
+          </w:p>
+        </w:tc>
+      </w:tr>
+      <w:tr>
+        <w:tc>
+          <w:tcPr>
+            <w:tcW w:type="dxa" w:w="1728"/>
+          </w:tcPr>
+          <w:p>
+            <w:r>
+              <w:rPr>
+                <w:b w:val="0"/>
+              </w:rPr>
+              <w:t>1일 차</w:t>
+            </w:r>
+          </w:p>
+        </w:tc>
+        <w:tc>
+          <w:tcPr>
+            <w:tcW w:type="dxa" w:w="1728"/>
+          </w:tcPr>
+          <w:p>
+            <w:r>
+              <w:rPr>
+                <w:b w:val="0"/>
+              </w:rPr>
+              <w:t>21:30~22:30</w:t>
+            </w:r>
+          </w:p>
+        </w:tc>
+        <w:tc>
+          <w:tcPr>
+            <w:tcW w:type="dxa" w:w="1728"/>
+          </w:tcPr>
+          <w:p>
+            <w:r>
+              <w:rPr>
+                <w:b w:val="0"/>
+              </w:rPr>
+              <w:t>자유 교제, 인원 확인, 취침 준비</w:t>
+            </w:r>
+          </w:p>
+        </w:tc>
+        <w:tc>
+          <w:tcPr>
+            <w:tcW w:type="dxa" w:w="1728"/>
+          </w:tcPr>
+          <w:p>
+            <w:r>
+              <w:rPr>
+                <w:b w:val="0"/>
+              </w:rPr>
+              <w:t>________</w:t>
+            </w:r>
+          </w:p>
+        </w:tc>
+        <w:tc>
+          <w:tcPr>
+            <w:tcW w:type="dxa" w:w="1728"/>
+          </w:tcPr>
+          <w:p>
+            <w:r>
+              <w:rPr>
+                <w:b w:val="0"/>
+              </w:rPr>
+              <w:t>22:30</w:t>
+            </w:r>
+          </w:p>
+        </w:tc>
+      </w:tr>
+      <w:tr>
+        <w:tc>
+          <w:tcPr>
+            <w:tcW w:type="dxa" w:w="1728"/>
+          </w:tcPr>
+          <w:p>
+            <w:r>
+              <w:rPr>
+                <w:b w:val="0"/>
+              </w:rPr>
+              <w:t>2일 차</w:t>
+            </w:r>
+          </w:p>
+        </w:tc>
+        <w:tc>
+          <w:tcPr>
+            <w:tcW w:type="dxa" w:w="1728"/>
+          </w:tcPr>
+          <w:p>
+            <w:r>
+              <w:rPr>
+                <w:b w:val="0"/>
+              </w:rPr>
+              <w:t>08:00~09:00</w:t>
+            </w:r>
+          </w:p>
+        </w:tc>
+        <w:tc>
+          <w:tcPr>
+            <w:tcW w:type="dxa" w:w="1728"/>
+          </w:tcPr>
+          <w:p>
+            <w:r>
+              <w:rPr>
+                <w:b w:val="0"/>
+              </w:rPr>
+              <w:t>기상·아침 식사·정리</w:t>
+            </w:r>
+          </w:p>
+        </w:tc>
+        <w:tc>
+          <w:tcPr>
+            <w:tcW w:type="dxa" w:w="1728"/>
+          </w:tcPr>
+          <w:p>
+            <w:r>
+              <w:rPr>
+                <w:b w:val="0"/>
+              </w:rPr>
+              <w:t>________</w:t>
+            </w:r>
+          </w:p>
+        </w:tc>
+        <w:tc>
+          <w:tcPr>
+            <w:tcW w:type="dxa" w:w="1728"/>
+          </w:tcPr>
+          <w:p>
+            <w:r>
+              <w:rPr>
+                <w:b w:val="0"/>
+              </w:rPr>
+              <w:t>09:00</w:t>
+            </w:r>
+          </w:p>
+        </w:tc>
+      </w:tr>
+      <w:tr>
+        <w:tc>
+          <w:tcPr>
+            <w:tcW w:type="dxa" w:w="1728"/>
+          </w:tcPr>
+          <w:p>
+            <w:r>
+              <w:rPr>
+                <w:b w:val="0"/>
+              </w:rPr>
+              <w:t>2일 차</w:t>
+            </w:r>
+          </w:p>
+        </w:tc>
+        <w:tc>
+          <w:tcPr>
+            <w:tcW w:type="dxa" w:w="1728"/>
+          </w:tcPr>
+          <w:p>
+            <w:r>
+              <w:rPr>
+                <w:b w:val="0"/>
+              </w:rPr>
+              <w:t>09:00~10:00</w:t>
+            </w:r>
+          </w:p>
+        </w:tc>
+        <w:tc>
+          <w:tcPr>
+            <w:tcW w:type="dxa" w:w="1728"/>
+          </w:tcPr>
+          <w:p>
+            <w:r>
+              <w:rPr>
+                <w:b w:val="0"/>
+              </w:rPr>
+              <w:t>아침 경건회 및 공동체 실천 나눔</w:t>
+            </w:r>
+          </w:p>
+        </w:tc>
+        <w:tc>
+          <w:tcPr>
+            <w:tcW w:type="dxa" w:w="1728"/>
+          </w:tcPr>
+          <w:p>
+            <w:r>
+              <w:rPr>
+                <w:b w:val="0"/>
+              </w:rPr>
+              <w:t>________</w:t>
+            </w:r>
+          </w:p>
+        </w:tc>
+        <w:tc>
+          <w:tcPr>
+            <w:tcW w:type="dxa" w:w="1728"/>
+          </w:tcPr>
+          <w:p>
+            <w:r>
+              <w:rPr>
+                <w:b w:val="0"/>
+              </w:rPr>
+              <w:t>10:00</w:t>
+            </w:r>
+          </w:p>
+        </w:tc>
+      </w:tr>
+      <w:tr>
+        <w:tc>
+          <w:tcPr>
+            <w:tcW w:type="dxa" w:w="1728"/>
+          </w:tcPr>
+          <w:p>
+            <w:r>
+              <w:rPr>
+                <w:b w:val="0"/>
+              </w:rPr>
+              <w:t>2일 차</w:t>
+            </w:r>
+          </w:p>
+        </w:tc>
+        <w:tc>
+          <w:tcPr>
+            <w:tcW w:type="dxa" w:w="1728"/>
+          </w:tcPr>
+          <w:p>
+            <w:r>
+              <w:rPr>
+                <w:b w:val="0"/>
+              </w:rPr>
+              <w:t>10:00~11:00</w:t>
+            </w:r>
+          </w:p>
+        </w:tc>
+        <w:tc>
+          <w:tcPr>
+            <w:tcW w:type="dxa" w:w="1728"/>
+          </w:tcPr>
+          <w:p>
+            <w:r>
+              <w:rPr>
+                <w:b w:val="0"/>
+              </w:rPr>
+              <w:t>만족도 조사, 숙소 정리·퇴실 점검</w:t>
+            </w:r>
+          </w:p>
+        </w:tc>
+        <w:tc>
+          <w:tcPr>
+            <w:tcW w:type="dxa" w:w="1728"/>
+          </w:tcPr>
+          <w:p>
+            <w:r>
+              <w:rPr>
+                <w:b w:val="0"/>
+              </w:rPr>
+              <w:t>________</w:t>
+            </w:r>
+          </w:p>
+        </w:tc>
+        <w:tc>
+          <w:tcPr>
+            <w:tcW w:type="dxa" w:w="1728"/>
+          </w:tcPr>
+          <w:p>
+            <w:r>
+              <w:rPr>
+                <w:b w:val="0"/>
+              </w:rPr>
+              <w:t>11:00</w:t>
+            </w:r>
+          </w:p>
+        </w:tc>
+      </w:tr>
+      <w:tr>
+        <w:tc>
+          <w:tcPr>
+            <w:tcW w:type="dxa" w:w="1728"/>
+          </w:tcPr>
+          <w:p>
+            <w:r>
+              <w:rPr>
+                <w:b w:val="0"/>
+              </w:rPr>
+              <w:t>2일 차</w:t>
+            </w:r>
+          </w:p>
+        </w:tc>
+        <w:tc>
+          <w:tcPr>
+            <w:tcW w:type="dxa" w:w="1728"/>
+          </w:tcPr>
+          <w:p>
+            <w:r>
+              <w:rPr>
+                <w:b w:val="0"/>
+              </w:rPr>
+              <w:t>11:00~12:30</w:t>
+            </w:r>
+          </w:p>
+        </w:tc>
+        <w:tc>
+          <w:tcPr>
+            <w:tcW w:type="dxa" w:w="1728"/>
+          </w:tcPr>
+          <w:p>
+            <w:r>
+              <w:rPr>
+                <w:b w:val="0"/>
+              </w:rPr>
+              <w:t>복귀 및 개별 귀가 확인</w:t>
+            </w:r>
+          </w:p>
+        </w:tc>
+        <w:tc>
+          <w:tcPr>
+            <w:tcW w:type="dxa" w:w="1728"/>
+          </w:tcPr>
+          <w:p>
+            <w:r>
+              <w:rPr>
+                <w:b w:val="0"/>
+              </w:rPr>
+              <w:t>________</w:t>
+            </w:r>
+          </w:p>
+        </w:tc>
+        <w:tc>
+          <w:tcPr>
+            <w:tcW w:type="dxa" w:w="1728"/>
+          </w:tcPr>
+          <w:p>
+            <w:r>
+              <w:rPr>
+                <w:b w:val="0"/>
+              </w:rPr>
+              <w:t>12:30</w:t>
+            </w:r>
+          </w:p>
+        </w:tc>
+      </w:tr>
+    </w:tbl>
+    <w:p/>
+    <w:p>
+      <w:r>
+        <w:rPr>
+          <w:b w:val="0"/>
+        </w:rPr>
+        <w:t>※ 이동 시간과 식사 제공 여부에 따라 조정하며, 주일이 포함되면 교회 예배 참여 방안을 사전에 확정합니다. 담당: ________ / 기한: ________</w:t>
+      </w:r>
+    </w:p>
+    <w:p>
+      <w:pPr>
+        <w:pStyle w:val="Heading3"/>
+      </w:pPr>
+      <w:r>
+        <w:rPr>
+          <w:b w:val="0"/>
+        </w:rPr>
+        <w:t>다. 레크리에이션·나눔 운영 예시</w:t>
       </w:r>
     </w:p>
     <w:tbl>
@@ -658,7 +2502,7 @@
               <w:rPr>
                 <w:b/>
               </w:rPr>
-              <w:t>항목</w:t>
+              <w:t>구분</w:t>
             </w:r>
           </w:p>
         </w:tc>
@@ -671,7 +2515,7 @@
               <w:rPr>
                 <w:b/>
               </w:rPr>
-              <w:t>예상 비용(원)</w:t>
+              <w:t>진행 내용·질문 예시</w:t>
             </w:r>
           </w:p>
         </w:tc>
@@ -684,7 +2528,7 @@
               <w:rPr>
                 <w:b/>
               </w:rPr>
-              <w:t>산출 근거</w:t>
+              <w:t>담당</w:t>
             </w:r>
           </w:p>
         </w:tc>
@@ -697,7 +2541,7 @@
               <w:rPr>
                 <w:b/>
               </w:rPr>
-              <w:t>비고</w:t>
+              <w:t>준비 기한</w:t>
             </w:r>
           </w:p>
         </w:tc>
@@ -712,7 +2556,7 @@
               <w:rPr>
                 <w:b w:val="0"/>
               </w:rPr>
-              <w:t>숙박비</w:t>
+              <w:t>이름 익히기</w:t>
             </w:r>
           </w:p>
         </w:tc>
@@ -725,6 +2569,19 @@
               <w:rPr>
                 <w:b w:val="0"/>
               </w:rPr>
+              <w:t>이름과 좋아하는 일 한 가지 소개 후 서로 기억하여 연결하기</w:t>
+            </w:r>
+          </w:p>
+        </w:tc>
+        <w:tc>
+          <w:tcPr>
+            <w:tcW w:type="dxa" w:w="2160"/>
+          </w:tcPr>
+          <w:p>
+            <w:r>
+              <w:rPr>
+                <w:b w:val="0"/>
+              </w:rPr>
               <w:t>________</w:t>
             </w:r>
           </w:p>
@@ -738,15 +2595,9 @@
               <w:rPr>
                 <w:b w:val="0"/>
               </w:rPr>
-              <w:t>1박</w:t>
-            </w:r>
-          </w:p>
-        </w:tc>
-        <w:tc>
-          <w:tcPr>
-            <w:tcW w:type="dxa" w:w="2160"/>
-          </w:tcPr>
-          <w:p/>
+              <w:t>________</w:t>
+            </w:r>
+          </w:p>
         </w:tc>
       </w:tr>
       <w:tr>
@@ -759,7 +2610,7 @@
               <w:rPr>
                 <w:b w:val="0"/>
               </w:rPr>
-              <w:t>식비</w:t>
+              <w:t>공동 과제</w:t>
             </w:r>
           </w:p>
         </w:tc>
@@ -772,6 +2623,19 @@
               <w:rPr>
                 <w:b w:val="0"/>
               </w:rPr>
+              <w:t>조별로 ‘우리 공동체가 지킬 환대 약속’ 3가지 작성·발표</w:t>
+            </w:r>
+          </w:p>
+        </w:tc>
+        <w:tc>
+          <w:tcPr>
+            <w:tcW w:type="dxa" w:w="2160"/>
+          </w:tcPr>
+          <w:p>
+            <w:r>
+              <w:rPr>
+                <w:b w:val="0"/>
+              </w:rPr>
               <w:t>________</w:t>
             </w:r>
           </w:p>
@@ -785,15 +2649,9 @@
               <w:rPr>
                 <w:b w:val="0"/>
               </w:rPr>
-              <w:t>3끼+간식</w:t>
-            </w:r>
-          </w:p>
-        </w:tc>
-        <w:tc>
-          <w:tcPr>
-            <w:tcW w:type="dxa" w:w="2160"/>
-          </w:tcPr>
-          <w:p/>
+              <w:t>________</w:t>
+            </w:r>
+          </w:p>
         </w:tc>
       </w:tr>
       <w:tr>
@@ -806,7 +2664,7 @@
               <w:rPr>
                 <w:b w:val="0"/>
               </w:rPr>
-              <w:t>차량/유류비</w:t>
+              <w:t>교제 나눔</w:t>
             </w:r>
           </w:p>
         </w:tc>
@@ -819,6 +2677,19 @@
               <w:rPr>
                 <w:b w:val="0"/>
               </w:rPr>
+              <w:t>“교회에서 환영받았다고 느낀 순간은 언제인가요?”</w:t>
+            </w:r>
+          </w:p>
+        </w:tc>
+        <w:tc>
+          <w:tcPr>
+            <w:tcW w:type="dxa" w:w="2160"/>
+          </w:tcPr>
+          <w:p>
+            <w:r>
+              <w:rPr>
+                <w:b w:val="0"/>
+              </w:rPr>
               <w:t>________</w:t>
             </w:r>
           </w:p>
@@ -832,15 +2703,9 @@
               <w:rPr>
                 <w:b w:val="0"/>
               </w:rPr>
-              <w:t>자차/렌트</w:t>
-            </w:r>
-          </w:p>
-        </w:tc>
-        <w:tc>
-          <w:tcPr>
-            <w:tcW w:type="dxa" w:w="2160"/>
-          </w:tcPr>
-          <w:p/>
+              <w:t>________</w:t>
+            </w:r>
+          </w:p>
         </w:tc>
       </w:tr>
       <w:tr>
@@ -853,7 +2718,7 @@
               <w:rPr>
                 <w:b w:val="0"/>
               </w:rPr>
-              <w:t>프로그램비</w:t>
+              <w:t>새가족 나눔</w:t>
             </w:r>
           </w:p>
         </w:tc>
@@ -866,6 +2731,19 @@
               <w:rPr>
                 <w:b w:val="0"/>
               </w:rPr>
+              <w:t>“청년부에서 함께해 보고 싶은 일은 무엇인가요?”</w:t>
+            </w:r>
+          </w:p>
+        </w:tc>
+        <w:tc>
+          <w:tcPr>
+            <w:tcW w:type="dxa" w:w="2160"/>
+          </w:tcPr>
+          <w:p>
+            <w:r>
+              <w:rPr>
+                <w:b w:val="0"/>
+              </w:rPr>
               <w:t>________</w:t>
             </w:r>
           </w:p>
@@ -879,15 +2757,9 @@
               <w:rPr>
                 <w:b w:val="0"/>
               </w:rPr>
-              <w:t>상품/재료</w:t>
-            </w:r>
-          </w:p>
-        </w:tc>
-        <w:tc>
-          <w:tcPr>
-            <w:tcW w:type="dxa" w:w="2160"/>
-          </w:tcPr>
-          <w:p/>
+              <w:t>________</w:t>
+            </w:r>
+          </w:p>
         </w:tc>
       </w:tr>
       <w:tr>
@@ -898,9 +2770,9 @@
           <w:p>
             <w:r>
               <w:rPr>
-                <w:b/>
-              </w:rPr>
-              <w:t>합계</w:t>
+                <w:b w:val="0"/>
+              </w:rPr>
+              <w:t>실천 나눔</w:t>
             </w:r>
           </w:p>
         </w:tc>
@@ -911,7 +2783,20 @@
           <w:p>
             <w:r>
               <w:rPr>
-                <w:b/>
+                <w:b w:val="0"/>
+              </w:rPr>
+              <w:t>“다음 한 달 동안 서로를 위해 할 수 있는 작은 일은 무엇인가요?”</w:t>
+            </w:r>
+          </w:p>
+        </w:tc>
+        <w:tc>
+          <w:tcPr>
+            <w:tcW w:type="dxa" w:w="2160"/>
+          </w:tcPr>
+          <w:p>
+            <w:r>
+              <w:rPr>
+                <w:b w:val="0"/>
               </w:rPr>
               <w:t>________</w:t>
             </w:r>
@@ -921,92 +2806,35 @@
           <w:tcPr>
             <w:tcW w:type="dxa" w:w="2160"/>
           </w:tcPr>
-          <w:p/>
-        </w:tc>
-        <w:tc>
-          <w:tcPr>
-            <w:tcW w:type="dxa" w:w="2160"/>
-          </w:tcPr>
-          <w:p/>
+          <w:p>
+            <w:r>
+              <w:rPr>
+                <w:b w:val="0"/>
+              </w:rPr>
+              <w:t>________</w:t>
+            </w:r>
+          </w:p>
         </w:tc>
       </w:tr>
     </w:tbl>
     <w:p/>
     <w:p>
+      <w:r>
+        <w:rPr>
+          <w:b w:val="0"/>
+        </w:rPr>
+        <w:t>나눔은 답변을 건너뛸 수 있도록 안내하고, 신앙경력·개인사 공개나 신체 접촉을 강요하지 않습니다. 나눔 내용은 당사자 동의 없이 외부에 공유하지 않습니다. 진행 담당: ________ / 안내 기한: 각 활동 시작 전</w:t>
+      </w:r>
+    </w:p>
+    <w:p>
       <w:pPr>
-        <w:pStyle w:val="ListBullet"/>
+        <w:pStyle w:val="Heading3"/>
       </w:pPr>
       <w:r>
         <w:rPr>
           <w:b w:val="0"/>
         </w:rPr>
-        <w:t>개인 회비 산출 : (합계 - 교회 지원금) ÷ 예상 인원 = 1인당 ________원</w:t>
-      </w:r>
-    </w:p>
-    <w:p>
-      <w:pPr>
-        <w:pStyle w:val="Heading2"/>
-      </w:pPr>
-      <w:r>
-        <w:rPr>
-          <w:b w:val="0"/>
-        </w:rPr>
-        <w:t>안전 및 차량 계획</w:t>
-      </w:r>
-    </w:p>
-    <w:p>
-      <w:pPr>
-        <w:pStyle w:val="ListBullet"/>
-      </w:pPr>
-      <w:r>
-        <w:rPr>
-          <w:b w:val="0"/>
-        </w:rPr>
-        <w:t>차량 : 자차 운행 시 운전자 보험 및 면허 확인(필수), 렌트 시 예약</w:t>
-      </w:r>
-    </w:p>
-    <w:p>
-      <w:pPr>
-        <w:pStyle w:val="ListBullet"/>
-      </w:pPr>
-      <w:r>
-        <w:rPr>
-          <w:b w:val="0"/>
-        </w:rPr>
-        <w:t>상비약 : 구급함 구비(소독약, 밴드, 소화제, 진통제 등)</w:t>
-      </w:r>
-    </w:p>
-    <w:p>
-      <w:pPr>
-        <w:pStyle w:val="ListBullet"/>
-      </w:pPr>
-      <w:r>
-        <w:rPr>
-          <w:b w:val="0"/>
-        </w:rPr>
-        <w:t>비상연락 : 조장 및 담당자 연락처 공유</w:t>
-      </w:r>
-    </w:p>
-    <w:p>
-      <w:pPr>
-        <w:pStyle w:val="ListBullet"/>
-      </w:pPr>
-      <w:r>
-        <w:rPr>
-          <w:b w:val="0"/>
-        </w:rPr>
-        <w:t>안전수칙 : 일정 중 단독 행동 금지, 화기 사용 주의, 사고 시 (확인 필요)</w:t>
-      </w:r>
-    </w:p>
-    <w:p>
-      <w:pPr>
-        <w:pStyle w:val="Heading2"/>
-      </w:pPr>
-      <w:r>
-        <w:rPr>
-          <w:b w:val="0"/>
-        </w:rPr>
-        <w:t>구입 목록</w:t>
+        <w:t>라. 업무분장</w:t>
       </w:r>
     </w:p>
     <w:tbl>
@@ -1031,7 +2859,7 @@
               <w:rPr>
                 <w:b/>
               </w:rPr>
-              <w:t>품목</w:t>
+              <w:t>업무</w:t>
             </w:r>
           </w:p>
         </w:tc>
@@ -1044,7 +2872,7 @@
               <w:rPr>
                 <w:b/>
               </w:rPr>
-              <w:t>수량</w:t>
+              <w:t>담당</w:t>
             </w:r>
           </w:p>
         </w:tc>
@@ -1057,7 +2885,7 @@
               <w:rPr>
                 <w:b/>
               </w:rPr>
-              <w:t>구입처</w:t>
+              <w:t>기한</w:t>
             </w:r>
           </w:p>
         </w:tc>
@@ -1070,7 +2898,7 @@
               <w:rPr>
                 <w:b/>
               </w:rPr>
-              <w:t>담당</w:t>
+              <w:t>확인</w:t>
             </w:r>
           </w:p>
         </w:tc>
@@ -1085,7 +2913,7 @@
               <w:rPr>
                 <w:b w:val="0"/>
               </w:rPr>
-              <w:t>식재료 및 간식</w:t>
+              <w:t>내부 승인 및 장소 계약</w:t>
             </w:r>
           </w:p>
         </w:tc>
@@ -1098,7 +2926,7 @@
               <w:rPr>
                 <w:b w:val="0"/>
               </w:rPr>
-              <w:t>__</w:t>
+              <w:t>________</w:t>
             </w:r>
           </w:p>
         </w:tc>
@@ -1111,7 +2939,7 @@
               <w:rPr>
                 <w:b w:val="0"/>
               </w:rPr>
-              <w:t>대형마트</w:t>
+              <w:t>________</w:t>
             </w:r>
           </w:p>
         </w:tc>
@@ -1139,7 +2967,7 @@
               <w:rPr>
                 <w:b w:val="0"/>
               </w:rPr>
-              <w:t>프로그램 물품</w:t>
+              <w:t>참가 신청·회비 수납 및 별도 회신서 관리</w:t>
             </w:r>
           </w:p>
         </w:tc>
@@ -1152,7 +2980,7 @@
               <w:rPr>
                 <w:b w:val="0"/>
               </w:rPr>
-              <w:t>__</w:t>
+              <w:t>________</w:t>
             </w:r>
           </w:p>
         </w:tc>
@@ -1165,7 +2993,277 @@
               <w:rPr>
                 <w:b w:val="0"/>
               </w:rPr>
-              <w:t>인터넷/오프라인</w:t>
+              <w:t>________</w:t>
+            </w:r>
+          </w:p>
+        </w:tc>
+        <w:tc>
+          <w:tcPr>
+            <w:tcW w:type="dxa" w:w="2160"/>
+          </w:tcPr>
+          <w:p>
+            <w:r>
+              <w:rPr>
+                <w:b w:val="0"/>
+              </w:rPr>
+              <w:t>________</w:t>
+            </w:r>
+          </w:p>
+        </w:tc>
+      </w:tr>
+      <w:tr>
+        <w:tc>
+          <w:tcPr>
+            <w:tcW w:type="dxa" w:w="2160"/>
+          </w:tcPr>
+          <w:p>
+            <w:r>
+              <w:rPr>
+                <w:b w:val="0"/>
+              </w:rPr>
+              <w:t>조 편성·새가족 동행자 연결</w:t>
+            </w:r>
+          </w:p>
+        </w:tc>
+        <w:tc>
+          <w:tcPr>
+            <w:tcW w:type="dxa" w:w="2160"/>
+          </w:tcPr>
+          <w:p>
+            <w:r>
+              <w:rPr>
+                <w:b w:val="0"/>
+              </w:rPr>
+              <w:t>________</w:t>
+            </w:r>
+          </w:p>
+        </w:tc>
+        <w:tc>
+          <w:tcPr>
+            <w:tcW w:type="dxa" w:w="2160"/>
+          </w:tcPr>
+          <w:p>
+            <w:r>
+              <w:rPr>
+                <w:b w:val="0"/>
+              </w:rPr>
+              <w:t>________</w:t>
+            </w:r>
+          </w:p>
+        </w:tc>
+        <w:tc>
+          <w:tcPr>
+            <w:tcW w:type="dxa" w:w="2160"/>
+          </w:tcPr>
+          <w:p>
+            <w:r>
+              <w:rPr>
+                <w:b w:val="0"/>
+              </w:rPr>
+              <w:t>________</w:t>
+            </w:r>
+          </w:p>
+        </w:tc>
+      </w:tr>
+      <w:tr>
+        <w:tc>
+          <w:tcPr>
+            <w:tcW w:type="dxa" w:w="2160"/>
+          </w:tcPr>
+          <w:p>
+            <w:r>
+              <w:rPr>
+                <w:b w:val="0"/>
+              </w:rPr>
+              <w:t>차량 배정·운전자 확인·탑승 안내</w:t>
+            </w:r>
+          </w:p>
+        </w:tc>
+        <w:tc>
+          <w:tcPr>
+            <w:tcW w:type="dxa" w:w="2160"/>
+          </w:tcPr>
+          <w:p>
+            <w:r>
+              <w:rPr>
+                <w:b w:val="0"/>
+              </w:rPr>
+              <w:t>________</w:t>
+            </w:r>
+          </w:p>
+        </w:tc>
+        <w:tc>
+          <w:tcPr>
+            <w:tcW w:type="dxa" w:w="2160"/>
+          </w:tcPr>
+          <w:p>
+            <w:r>
+              <w:rPr>
+                <w:b w:val="0"/>
+              </w:rPr>
+              <w:t>________</w:t>
+            </w:r>
+          </w:p>
+        </w:tc>
+        <w:tc>
+          <w:tcPr>
+            <w:tcW w:type="dxa" w:w="2160"/>
+          </w:tcPr>
+          <w:p>
+            <w:r>
+              <w:rPr>
+                <w:b w:val="0"/>
+              </w:rPr>
+              <w:t>________</w:t>
+            </w:r>
+          </w:p>
+        </w:tc>
+      </w:tr>
+      <w:tr>
+        <w:tc>
+          <w:tcPr>
+            <w:tcW w:type="dxa" w:w="2160"/>
+          </w:tcPr>
+          <w:p>
+            <w:r>
+              <w:rPr>
+                <w:b w:val="0"/>
+              </w:rPr>
+              <w:t>식사·물품·프로그램 준비</w:t>
+            </w:r>
+          </w:p>
+        </w:tc>
+        <w:tc>
+          <w:tcPr>
+            <w:tcW w:type="dxa" w:w="2160"/>
+          </w:tcPr>
+          <w:p>
+            <w:r>
+              <w:rPr>
+                <w:b w:val="0"/>
+              </w:rPr>
+              <w:t>________</w:t>
+            </w:r>
+          </w:p>
+        </w:tc>
+        <w:tc>
+          <w:tcPr>
+            <w:tcW w:type="dxa" w:w="2160"/>
+          </w:tcPr>
+          <w:p>
+            <w:r>
+              <w:rPr>
+                <w:b w:val="0"/>
+              </w:rPr>
+              <w:t>________</w:t>
+            </w:r>
+          </w:p>
+        </w:tc>
+        <w:tc>
+          <w:tcPr>
+            <w:tcW w:type="dxa" w:w="2160"/>
+          </w:tcPr>
+          <w:p>
+            <w:r>
+              <w:rPr>
+                <w:b w:val="0"/>
+              </w:rPr>
+              <w:t>________</w:t>
+            </w:r>
+          </w:p>
+        </w:tc>
+      </w:tr>
+      <w:tr>
+        <w:tc>
+          <w:tcPr>
+            <w:tcW w:type="dxa" w:w="2160"/>
+          </w:tcPr>
+          <w:p>
+            <w:r>
+              <w:rPr>
+                <w:b w:val="0"/>
+              </w:rPr>
+              <w:t>안전교육·비상 대응 준비</w:t>
+            </w:r>
+          </w:p>
+        </w:tc>
+        <w:tc>
+          <w:tcPr>
+            <w:tcW w:type="dxa" w:w="2160"/>
+          </w:tcPr>
+          <w:p>
+            <w:r>
+              <w:rPr>
+                <w:b w:val="0"/>
+              </w:rPr>
+              <w:t>________</w:t>
+            </w:r>
+          </w:p>
+        </w:tc>
+        <w:tc>
+          <w:tcPr>
+            <w:tcW w:type="dxa" w:w="2160"/>
+          </w:tcPr>
+          <w:p>
+            <w:r>
+              <w:rPr>
+                <w:b w:val="0"/>
+              </w:rPr>
+              <w:t>________</w:t>
+            </w:r>
+          </w:p>
+        </w:tc>
+        <w:tc>
+          <w:tcPr>
+            <w:tcW w:type="dxa" w:w="2160"/>
+          </w:tcPr>
+          <w:p>
+            <w:r>
+              <w:rPr>
+                <w:b w:val="0"/>
+              </w:rPr>
+              <w:t>________</w:t>
+            </w:r>
+          </w:p>
+        </w:tc>
+      </w:tr>
+      <w:tr>
+        <w:tc>
+          <w:tcPr>
+            <w:tcW w:type="dxa" w:w="2160"/>
+          </w:tcPr>
+          <w:p>
+            <w:r>
+              <w:rPr>
+                <w:b w:val="0"/>
+              </w:rPr>
+              <w:t>귀가 확인·정산·결과보고</w:t>
+            </w:r>
+          </w:p>
+        </w:tc>
+        <w:tc>
+          <w:tcPr>
+            <w:tcW w:type="dxa" w:w="2160"/>
+          </w:tcPr>
+          <w:p>
+            <w:r>
+              <w:rPr>
+                <w:b w:val="0"/>
+              </w:rPr>
+              <w:t>________</w:t>
+            </w:r>
+          </w:p>
+        </w:tc>
+        <w:tc>
+          <w:tcPr>
+            <w:tcW w:type="dxa" w:w="2160"/>
+          </w:tcPr>
+          <w:p>
+            <w:r>
+              <w:rPr>
+                <w:b w:val="0"/>
+              </w:rPr>
+              <w:t>________</w:t>
             </w:r>
           </w:p>
         </w:tc>
@@ -1185,6 +3283,2491 @@
       </w:tr>
     </w:tbl>
     <w:p/>
+    <w:p>
+      <w:pPr>
+        <w:pStyle w:val="Heading2"/>
+      </w:pPr>
+      <w:r>
+        <w:rPr>
+          <w:b w:val="0"/>
+        </w:rPr>
+        <w:t>5. 안전관리 계획</w:t>
+      </w:r>
+    </w:p>
+    <w:tbl>
+      <w:tblPr>
+        <w:tblStyle w:val="TableGrid"/>
+        <w:tblW w:type="auto" w:w="0"/>
+        <w:tblLook w:firstColumn="1" w:firstRow="1" w:lastColumn="0" w:lastRow="0" w:noHBand="0" w:noVBand="1" w:val="04A0"/>
+      </w:tblPr>
+      <w:tblGrid>
+        <w:gridCol w:w="2160"/>
+        <w:gridCol w:w="2160"/>
+        <w:gridCol w:w="2160"/>
+        <w:gridCol w:w="2160"/>
+      </w:tblGrid>
+      <w:tr>
+        <w:tc>
+          <w:tcPr>
+            <w:tcW w:type="dxa" w:w="2160"/>
+          </w:tcPr>
+          <w:p>
+            <w:r>
+              <w:rPr>
+                <w:b/>
+              </w:rPr>
+              <w:t>위험요인</w:t>
+            </w:r>
+          </w:p>
+        </w:tc>
+        <w:tc>
+          <w:tcPr>
+            <w:tcW w:type="dxa" w:w="2160"/>
+          </w:tcPr>
+          <w:p>
+            <w:r>
+              <w:rPr>
+                <w:b/>
+              </w:rPr>
+              <w:t>예방조치</w:t>
+            </w:r>
+          </w:p>
+        </w:tc>
+        <w:tc>
+          <w:tcPr>
+            <w:tcW w:type="dxa" w:w="2160"/>
+          </w:tcPr>
+          <w:p>
+            <w:r>
+              <w:rPr>
+                <w:b/>
+              </w:rPr>
+              <w:t>담당</w:t>
+            </w:r>
+          </w:p>
+        </w:tc>
+        <w:tc>
+          <w:tcPr>
+            <w:tcW w:type="dxa" w:w="2160"/>
+          </w:tcPr>
+          <w:p>
+            <w:r>
+              <w:rPr>
+                <w:b/>
+              </w:rPr>
+              <w:t>완료·점검 기한</w:t>
+            </w:r>
+          </w:p>
+        </w:tc>
+      </w:tr>
+      <w:tr>
+        <w:tc>
+          <w:tcPr>
+            <w:tcW w:type="dxa" w:w="2160"/>
+          </w:tcPr>
+          <w:p>
+            <w:r>
+              <w:rPr>
+                <w:b w:val="0"/>
+              </w:rPr>
+              <w:t>차량 사고·졸음운전</w:t>
+            </w:r>
+          </w:p>
+        </w:tc>
+        <w:tc>
+          <w:tcPr>
+            <w:tcW w:type="dxa" w:w="2160"/>
+          </w:tcPr>
+          <w:p>
+            <w:r>
+              <w:rPr>
+                <w:b w:val="0"/>
+              </w:rPr>
+              <w:t>운전자 면허·보험 적용 범위 확인, 전 좌석 안전띠 착용, 정원 준수, 음주·피로운전 금지, 필요 시 휴식</w:t>
+            </w:r>
+          </w:p>
+        </w:tc>
+        <w:tc>
+          <w:tcPr>
+            <w:tcW w:type="dxa" w:w="2160"/>
+          </w:tcPr>
+          <w:p>
+            <w:r>
+              <w:rPr>
+                <w:b w:val="0"/>
+              </w:rPr>
+              <w:t>________</w:t>
+            </w:r>
+          </w:p>
+        </w:tc>
+        <w:tc>
+          <w:tcPr>
+            <w:tcW w:type="dxa" w:w="2160"/>
+          </w:tcPr>
+          <w:p>
+            <w:r>
+              <w:rPr>
+                <w:b w:val="0"/>
+              </w:rPr>
+              <w:t>출발 전·이동 중</w:t>
+            </w:r>
+          </w:p>
+        </w:tc>
+      </w:tr>
+      <w:tr>
+        <w:tc>
+          <w:tcPr>
+            <w:tcW w:type="dxa" w:w="2160"/>
+          </w:tcPr>
+          <w:p>
+            <w:r>
+              <w:rPr>
+                <w:b w:val="0"/>
+              </w:rPr>
+              <w:t>탑승 누락·이탈</w:t>
+            </w:r>
+          </w:p>
+        </w:tc>
+        <w:tc>
+          <w:tcPr>
+            <w:tcW w:type="dxa" w:w="2160"/>
+          </w:tcPr>
+          <w:p>
+            <w:r>
+              <w:rPr>
+                <w:b w:val="0"/>
+              </w:rPr>
+              <w:t>차량별 탑승 명단을 별도 관리하고 출발·도착·복귀 시 인원 대조, 개인 이동은 사전 공유</w:t>
+            </w:r>
+          </w:p>
+        </w:tc>
+        <w:tc>
+          <w:tcPr>
+            <w:tcW w:type="dxa" w:w="2160"/>
+          </w:tcPr>
+          <w:p>
+            <w:r>
+              <w:rPr>
+                <w:b w:val="0"/>
+              </w:rPr>
+              <w:t>________</w:t>
+            </w:r>
+          </w:p>
+        </w:tc>
+        <w:tc>
+          <w:tcPr>
+            <w:tcW w:type="dxa" w:w="2160"/>
+          </w:tcPr>
+          <w:p>
+            <w:r>
+              <w:rPr>
+                <w:b w:val="0"/>
+              </w:rPr>
+              <w:t>매 출발·도착 시</w:t>
+            </w:r>
+          </w:p>
+        </w:tc>
+      </w:tr>
+      <w:tr>
+        <w:tc>
+          <w:tcPr>
+            <w:tcW w:type="dxa" w:w="2160"/>
+          </w:tcPr>
+          <w:p>
+            <w:r>
+              <w:rPr>
+                <w:b w:val="0"/>
+              </w:rPr>
+              <w:t>화재·숙소 사고</w:t>
+            </w:r>
+          </w:p>
+        </w:tc>
+        <w:tc>
+          <w:tcPr>
+            <w:tcW w:type="dxa" w:w="2160"/>
+          </w:tcPr>
+          <w:p>
+            <w:r>
+              <w:rPr>
+                <w:b w:val="0"/>
+              </w:rPr>
+              <w:t>비상구·소화기·집결 장소 확인, 화기 사용 제한, 취침 전 인원·출입 상태 확인</w:t>
+            </w:r>
+          </w:p>
+        </w:tc>
+        <w:tc>
+          <w:tcPr>
+            <w:tcW w:type="dxa" w:w="2160"/>
+          </w:tcPr>
+          <w:p>
+            <w:r>
+              <w:rPr>
+                <w:b w:val="0"/>
+              </w:rPr>
+              <w:t>________</w:t>
+            </w:r>
+          </w:p>
+        </w:tc>
+        <w:tc>
+          <w:tcPr>
+            <w:tcW w:type="dxa" w:w="2160"/>
+          </w:tcPr>
+          <w:p>
+            <w:r>
+              <w:rPr>
+                <w:b w:val="0"/>
+              </w:rPr>
+              <w:t>입실 직후·취침 전</w:t>
+            </w:r>
+          </w:p>
+        </w:tc>
+      </w:tr>
+      <w:tr>
+        <w:tc>
+          <w:tcPr>
+            <w:tcW w:type="dxa" w:w="2160"/>
+          </w:tcPr>
+          <w:p>
+            <w:r>
+              <w:rPr>
+                <w:b w:val="0"/>
+              </w:rPr>
+              <w:t>질환·식품 알레르기</w:t>
+            </w:r>
+          </w:p>
+        </w:tc>
+        <w:tc>
+          <w:tcPr>
+            <w:tcW w:type="dxa" w:w="2160"/>
+          </w:tcPr>
+          <w:p>
+            <w:r>
+              <w:rPr>
+                <w:b w:val="0"/>
+              </w:rPr>
+              <w:t>별도 회신서로 필요한 사항만 확인, 식사 사전 조정, 개인 약은 본인 관리 원칙 안내</w:t>
+            </w:r>
+          </w:p>
+        </w:tc>
+        <w:tc>
+          <w:tcPr>
+            <w:tcW w:type="dxa" w:w="2160"/>
+          </w:tcPr>
+          <w:p>
+            <w:r>
+              <w:rPr>
+                <w:b w:val="0"/>
+              </w:rPr>
+              <w:t>________</w:t>
+            </w:r>
+          </w:p>
+        </w:tc>
+        <w:tc>
+          <w:tcPr>
+            <w:tcW w:type="dxa" w:w="2160"/>
+          </w:tcPr>
+          <w:p>
+            <w:r>
+              <w:rPr>
+                <w:b w:val="0"/>
+              </w:rPr>
+              <w:t>식사 확정 전</w:t>
+            </w:r>
+          </w:p>
+        </w:tc>
+      </w:tr>
+      <w:tr>
+        <w:tc>
+          <w:tcPr>
+            <w:tcW w:type="dxa" w:w="2160"/>
+          </w:tcPr>
+          <w:p>
+            <w:r>
+              <w:rPr>
+                <w:b w:val="0"/>
+              </w:rPr>
+              <w:t>야외 활동·기상 악화</w:t>
+            </w:r>
+          </w:p>
+        </w:tc>
+        <w:tc>
+          <w:tcPr>
+            <w:tcW w:type="dxa" w:w="2160"/>
+          </w:tcPr>
+          <w:p>
+            <w:r>
+              <w:rPr>
+                <w:b w:val="0"/>
+              </w:rPr>
+              <w:t>기상·노면 상태 확인, 위험 활동 중단, 실내 대체 프로그램 적용</w:t>
+            </w:r>
+          </w:p>
+        </w:tc>
+        <w:tc>
+          <w:tcPr>
+            <w:tcW w:type="dxa" w:w="2160"/>
+          </w:tcPr>
+          <w:p>
+            <w:r>
+              <w:rPr>
+                <w:b w:val="0"/>
+              </w:rPr>
+              <w:t>________</w:t>
+            </w:r>
+          </w:p>
+        </w:tc>
+        <w:tc>
+          <w:tcPr>
+            <w:tcW w:type="dxa" w:w="2160"/>
+          </w:tcPr>
+          <w:p>
+            <w:r>
+              <w:rPr>
+                <w:b w:val="0"/>
+              </w:rPr>
+              <w:t>출발 전·활동 전</w:t>
+            </w:r>
+          </w:p>
+        </w:tc>
+      </w:tr>
+      <w:tr>
+        <w:tc>
+          <w:tcPr>
+            <w:tcW w:type="dxa" w:w="2160"/>
+          </w:tcPr>
+          <w:p>
+            <w:r>
+              <w:rPr>
+                <w:b w:val="0"/>
+              </w:rPr>
+              <w:t>관계 갈등·불편 상황</w:t>
+            </w:r>
+          </w:p>
+        </w:tc>
+        <w:tc>
+          <w:tcPr>
+            <w:tcW w:type="dxa" w:w="2160"/>
+          </w:tcPr>
+          <w:p>
+            <w:r>
+              <w:rPr>
+                <w:b w:val="0"/>
+              </w:rPr>
+              <w:t>음주·폭력·성적 언행 금지 안내, 사생활 보호, 도움 요청 시 현장 책임자가 즉시 분리·지원</w:t>
+            </w:r>
+          </w:p>
+        </w:tc>
+        <w:tc>
+          <w:tcPr>
+            <w:tcW w:type="dxa" w:w="2160"/>
+          </w:tcPr>
+          <w:p>
+            <w:r>
+              <w:rPr>
+                <w:b w:val="0"/>
+              </w:rPr>
+              <w:t>________</w:t>
+            </w:r>
+          </w:p>
+        </w:tc>
+        <w:tc>
+          <w:tcPr>
+            <w:tcW w:type="dxa" w:w="2160"/>
+          </w:tcPr>
+          <w:p>
+            <w:r>
+              <w:rPr>
+                <w:b w:val="0"/>
+              </w:rPr>
+              <w:t>시작 전·발생 즉시</w:t>
+            </w:r>
+          </w:p>
+        </w:tc>
+      </w:tr>
+      <w:tr>
+        <w:tc>
+          <w:tcPr>
+            <w:tcW w:type="dxa" w:w="2160"/>
+          </w:tcPr>
+          <w:p>
+            <w:r>
+              <w:rPr>
+                <w:b w:val="0"/>
+              </w:rPr>
+              <w:t>응급 상황</w:t>
+            </w:r>
+          </w:p>
+        </w:tc>
+        <w:tc>
+          <w:tcPr>
+            <w:tcW w:type="dxa" w:w="2160"/>
+          </w:tcPr>
+          <w:p>
+            <w:r>
+              <w:rPr>
+                <w:b w:val="0"/>
+              </w:rPr>
+              <w:t>활동 중지, 119 신고·응급조치, 현장 책임자 보고 및 필요한 비상 연락 실시</w:t>
+            </w:r>
+          </w:p>
+        </w:tc>
+        <w:tc>
+          <w:tcPr>
+            <w:tcW w:type="dxa" w:w="2160"/>
+          </w:tcPr>
+          <w:p>
+            <w:r>
+              <w:rPr>
+                <w:b w:val="0"/>
+              </w:rPr>
+              <w:t>________</w:t>
+            </w:r>
+          </w:p>
+        </w:tc>
+        <w:tc>
+          <w:tcPr>
+            <w:tcW w:type="dxa" w:w="2160"/>
+          </w:tcPr>
+          <w:p>
+            <w:r>
+              <w:rPr>
+                <w:b w:val="0"/>
+              </w:rPr>
+              <w:t>발생 즉시</w:t>
+            </w:r>
+          </w:p>
+        </w:tc>
+      </w:tr>
+    </w:tbl>
+    <w:p/>
+    <w:p>
+      <w:r>
+        <w:rPr>
+          <w:b w:val="0"/>
+        </w:rPr>
+        <w:t>가. 비상 대응 사전 확인: 인근 응급의료기관 ________(확인 필요) / 이동 경로 ________ / 보험 가입·보장 범위 ________(확인 필요). 담당: ________ / 기한: ________</w:t>
+      </w:r>
+    </w:p>
+    <w:p>
+      <w:r>
+        <w:rPr>
+          <w:b w:val="0"/>
+        </w:rPr>
+        <w:t>나. 차량 배정 기록: 차량 식별 ________ / 운전자 ________ / 탑승 정원 ________명 / 배정 인원 ________명. 담당: ________ / 확정 기한: ________</w:t>
+      </w:r>
+    </w:p>
+    <w:p>
+      <w:r>
+        <w:rPr>
+          <w:b w:val="0"/>
+        </w:rPr>
+        <w:t>다. 운전자 연락처, 참가자 비상 연락처 및 건강 관련 정보는 공개 본문에 기재하지 않고 별도 회신서·비상 연락망으로 관리합니다. 접근 권한: ________ / 관리 담당: ________ / 파기 기한: ________</w:t>
+      </w:r>
+    </w:p>
+    <w:p>
+      <w:pPr>
+        <w:pStyle w:val="Heading2"/>
+      </w:pPr>
+      <w:r>
+        <w:rPr>
+          <w:b w:val="0"/>
+        </w:rPr>
+        <w:t>6. 소요 예산 및 재원</w:t>
+      </w:r>
+    </w:p>
+    <w:p>
+      <w:pPr>
+        <w:pStyle w:val="Heading3"/>
+      </w:pPr>
+      <w:r>
+        <w:rPr>
+          <w:b w:val="0"/>
+        </w:rPr>
+        <w:t>가. 예산 및 회비 산정</w:t>
+      </w:r>
+    </w:p>
+    <w:p>
+      <w:r>
+        <w:rPr>
+          <w:b w:val="0"/>
+        </w:rPr>
+        <w:t>(단위: 원)</w:t>
+      </w:r>
+    </w:p>
+    <w:tbl>
+      <w:tblPr>
+        <w:tblStyle w:val="TableGrid"/>
+        <w:tblW w:type="auto" w:w="0"/>
+        <w:tblLook w:firstColumn="1" w:firstRow="1" w:lastColumn="0" w:lastRow="0" w:noHBand="0" w:noVBand="1" w:val="04A0"/>
+      </w:tblPr>
+      <w:tblGrid>
+        <w:gridCol w:w="2160"/>
+        <w:gridCol w:w="2160"/>
+        <w:gridCol w:w="2160"/>
+        <w:gridCol w:w="2160"/>
+      </w:tblGrid>
+      <w:tr>
+        <w:tc>
+          <w:tcPr>
+            <w:tcW w:type="dxa" w:w="2160"/>
+          </w:tcPr>
+          <w:p>
+            <w:r>
+              <w:rPr>
+                <w:b/>
+              </w:rPr>
+              <w:t>항목</w:t>
+            </w:r>
+          </w:p>
+        </w:tc>
+        <w:tc>
+          <w:tcPr>
+            <w:tcW w:type="dxa" w:w="2160"/>
+          </w:tcPr>
+          <w:p>
+            <w:r>
+              <w:rPr>
+                <w:b/>
+              </w:rPr>
+              <w:t>산출근거</w:t>
+            </w:r>
+          </w:p>
+        </w:tc>
+        <w:tc>
+          <w:tcPr>
+            <w:tcW w:type="dxa" w:w="2160"/>
+          </w:tcPr>
+          <w:p>
+            <w:r>
+              <w:rPr>
+                <w:b/>
+              </w:rPr>
+              <w:t>금액</w:t>
+            </w:r>
+          </w:p>
+        </w:tc>
+        <w:tc>
+          <w:tcPr>
+            <w:tcW w:type="dxa" w:w="2160"/>
+          </w:tcPr>
+          <w:p>
+            <w:r>
+              <w:rPr>
+                <w:b/>
+              </w:rPr>
+              <w:t>재원</w:t>
+            </w:r>
+          </w:p>
+        </w:tc>
+      </w:tr>
+      <w:tr>
+        <w:tc>
+          <w:tcPr>
+            <w:tcW w:type="dxa" w:w="2160"/>
+          </w:tcPr>
+          <w:p>
+            <w:r>
+              <w:rPr>
+                <w:b w:val="0"/>
+              </w:rPr>
+              <w:t>숙박비</w:t>
+            </w:r>
+          </w:p>
+        </w:tc>
+        <w:tc>
+          <w:tcPr>
+            <w:tcW w:type="dxa" w:w="2160"/>
+          </w:tcPr>
+          <w:p>
+            <w:r>
+              <w:rPr>
+                <w:b w:val="0"/>
+              </w:rPr>
+              <w:t>________원 × ________명 × 1박</w:t>
+            </w:r>
+          </w:p>
+        </w:tc>
+        <w:tc>
+          <w:tcPr>
+            <w:tcW w:type="dxa" w:w="2160"/>
+          </w:tcPr>
+          <w:p>
+            <w:r>
+              <w:rPr>
+                <w:b w:val="0"/>
+              </w:rPr>
+              <w:t>________</w:t>
+            </w:r>
+          </w:p>
+        </w:tc>
+        <w:tc>
+          <w:tcPr>
+            <w:tcW w:type="dxa" w:w="2160"/>
+          </w:tcPr>
+          <w:p>
+            <w:r>
+              <w:rPr>
+                <w:b w:val="0"/>
+              </w:rPr>
+              <w:t>________</w:t>
+            </w:r>
+          </w:p>
+        </w:tc>
+      </w:tr>
+      <w:tr>
+        <w:tc>
+          <w:tcPr>
+            <w:tcW w:type="dxa" w:w="2160"/>
+          </w:tcPr>
+          <w:p>
+            <w:r>
+              <w:rPr>
+                <w:b w:val="0"/>
+              </w:rPr>
+              <w:t>식비</w:t>
+            </w:r>
+          </w:p>
+        </w:tc>
+        <w:tc>
+          <w:tcPr>
+            <w:tcW w:type="dxa" w:w="2160"/>
+          </w:tcPr>
+          <w:p>
+            <w:r>
+              <w:rPr>
+                <w:b w:val="0"/>
+              </w:rPr>
+              <w:t>________원 × ________명 × ________식</w:t>
+            </w:r>
+          </w:p>
+        </w:tc>
+        <w:tc>
+          <w:tcPr>
+            <w:tcW w:type="dxa" w:w="2160"/>
+          </w:tcPr>
+          <w:p>
+            <w:r>
+              <w:rPr>
+                <w:b w:val="0"/>
+              </w:rPr>
+              <w:t>________</w:t>
+            </w:r>
+          </w:p>
+        </w:tc>
+        <w:tc>
+          <w:tcPr>
+            <w:tcW w:type="dxa" w:w="2160"/>
+          </w:tcPr>
+          <w:p>
+            <w:r>
+              <w:rPr>
+                <w:b w:val="0"/>
+              </w:rPr>
+              <w:t>________</w:t>
+            </w:r>
+          </w:p>
+        </w:tc>
+      </w:tr>
+      <w:tr>
+        <w:tc>
+          <w:tcPr>
+            <w:tcW w:type="dxa" w:w="2160"/>
+          </w:tcPr>
+          <w:p>
+            <w:r>
+              <w:rPr>
+                <w:b w:val="0"/>
+              </w:rPr>
+              <w:t>차량비</w:t>
+            </w:r>
+          </w:p>
+        </w:tc>
+        <w:tc>
+          <w:tcPr>
+            <w:tcW w:type="dxa" w:w="2160"/>
+          </w:tcPr>
+          <w:p>
+            <w:r>
+              <w:rPr>
+                <w:b w:val="0"/>
+              </w:rPr>
+              <w:t>임차·유류·통행·주차비 세부 산출 ________</w:t>
+            </w:r>
+          </w:p>
+        </w:tc>
+        <w:tc>
+          <w:tcPr>
+            <w:tcW w:type="dxa" w:w="2160"/>
+          </w:tcPr>
+          <w:p>
+            <w:r>
+              <w:rPr>
+                <w:b w:val="0"/>
+              </w:rPr>
+              <w:t>________</w:t>
+            </w:r>
+          </w:p>
+        </w:tc>
+        <w:tc>
+          <w:tcPr>
+            <w:tcW w:type="dxa" w:w="2160"/>
+          </w:tcPr>
+          <w:p>
+            <w:r>
+              <w:rPr>
+                <w:b w:val="0"/>
+              </w:rPr>
+              <w:t>________</w:t>
+            </w:r>
+          </w:p>
+        </w:tc>
+      </w:tr>
+      <w:tr>
+        <w:tc>
+          <w:tcPr>
+            <w:tcW w:type="dxa" w:w="2160"/>
+          </w:tcPr>
+          <w:p>
+            <w:r>
+              <w:rPr>
+                <w:b w:val="0"/>
+              </w:rPr>
+              <w:t>프로그램·물품비</w:t>
+            </w:r>
+          </w:p>
+        </w:tc>
+        <w:tc>
+          <w:tcPr>
+            <w:tcW w:type="dxa" w:w="2160"/>
+          </w:tcPr>
+          <w:p>
+            <w:r>
+              <w:rPr>
+                <w:b w:val="0"/>
+              </w:rPr>
+              <w:t>품목별 단가 × 수량 ________</w:t>
+            </w:r>
+          </w:p>
+        </w:tc>
+        <w:tc>
+          <w:tcPr>
+            <w:tcW w:type="dxa" w:w="2160"/>
+          </w:tcPr>
+          <w:p>
+            <w:r>
+              <w:rPr>
+                <w:b w:val="0"/>
+              </w:rPr>
+              <w:t>________</w:t>
+            </w:r>
+          </w:p>
+        </w:tc>
+        <w:tc>
+          <w:tcPr>
+            <w:tcW w:type="dxa" w:w="2160"/>
+          </w:tcPr>
+          <w:p>
+            <w:r>
+              <w:rPr>
+                <w:b w:val="0"/>
+              </w:rPr>
+              <w:t>________</w:t>
+            </w:r>
+          </w:p>
+        </w:tc>
+      </w:tr>
+      <w:tr>
+        <w:tc>
+          <w:tcPr>
+            <w:tcW w:type="dxa" w:w="2160"/>
+          </w:tcPr>
+          <w:p>
+            <w:r>
+              <w:rPr>
+                <w:b w:val="0"/>
+              </w:rPr>
+              <w:t>보험료</w:t>
+            </w:r>
+          </w:p>
+        </w:tc>
+        <w:tc>
+          <w:tcPr>
+            <w:tcW w:type="dxa" w:w="2160"/>
+          </w:tcPr>
+          <w:p>
+            <w:r>
+              <w:rPr>
+                <w:b w:val="0"/>
+              </w:rPr>
+              <w:t>________원 × ________명</w:t>
+            </w:r>
+          </w:p>
+        </w:tc>
+        <w:tc>
+          <w:tcPr>
+            <w:tcW w:type="dxa" w:w="2160"/>
+          </w:tcPr>
+          <w:p>
+            <w:r>
+              <w:rPr>
+                <w:b w:val="0"/>
+              </w:rPr>
+              <w:t>________</w:t>
+            </w:r>
+          </w:p>
+        </w:tc>
+        <w:tc>
+          <w:tcPr>
+            <w:tcW w:type="dxa" w:w="2160"/>
+          </w:tcPr>
+          <w:p>
+            <w:r>
+              <w:rPr>
+                <w:b w:val="0"/>
+              </w:rPr>
+              <w:t>________</w:t>
+            </w:r>
+          </w:p>
+        </w:tc>
+      </w:tr>
+      <w:tr>
+        <w:tc>
+          <w:tcPr>
+            <w:tcW w:type="dxa" w:w="2160"/>
+          </w:tcPr>
+          <w:p>
+            <w:r>
+              <w:rPr>
+                <w:b w:val="0"/>
+              </w:rPr>
+              <w:t>예비비</w:t>
+            </w:r>
+          </w:p>
+        </w:tc>
+        <w:tc>
+          <w:tcPr>
+            <w:tcW w:type="dxa" w:w="2160"/>
+          </w:tcPr>
+          <w:p>
+            <w:r>
+              <w:rPr>
+                <w:b w:val="0"/>
+              </w:rPr>
+              <w:t>사용 범위·산정 기준 ________</w:t>
+            </w:r>
+          </w:p>
+        </w:tc>
+        <w:tc>
+          <w:tcPr>
+            <w:tcW w:type="dxa" w:w="2160"/>
+          </w:tcPr>
+          <w:p>
+            <w:r>
+              <w:rPr>
+                <w:b w:val="0"/>
+              </w:rPr>
+              <w:t>________</w:t>
+            </w:r>
+          </w:p>
+        </w:tc>
+        <w:tc>
+          <w:tcPr>
+            <w:tcW w:type="dxa" w:w="2160"/>
+          </w:tcPr>
+          <w:p>
+            <w:r>
+              <w:rPr>
+                <w:b w:val="0"/>
+              </w:rPr>
+              <w:t>________</w:t>
+            </w:r>
+          </w:p>
+        </w:tc>
+      </w:tr>
+      <w:tr>
+        <w:tc>
+          <w:tcPr>
+            <w:tcW w:type="dxa" w:w="2160"/>
+          </w:tcPr>
+          <w:p>
+            <w:r>
+              <w:rPr>
+                <w:b w:val="0"/>
+              </w:rPr>
+              <w:t>합계</w:t>
+            </w:r>
+          </w:p>
+        </w:tc>
+        <w:tc>
+          <w:tcPr>
+            <w:tcW w:type="dxa" w:w="2160"/>
+          </w:tcPr>
+          <w:p>
+            <w:r>
+              <w:rPr>
+                <w:b w:val="0"/>
+              </w:rPr>
+              <w:t>각 항목 합산</w:t>
+            </w:r>
+          </w:p>
+        </w:tc>
+        <w:tc>
+          <w:tcPr>
+            <w:tcW w:type="dxa" w:w="2160"/>
+          </w:tcPr>
+          <w:p>
+            <w:r>
+              <w:rPr>
+                <w:b w:val="0"/>
+              </w:rPr>
+              <w:t>________</w:t>
+            </w:r>
+          </w:p>
+        </w:tc>
+        <w:tc>
+          <w:tcPr>
+            <w:tcW w:type="dxa" w:w="2160"/>
+          </w:tcPr>
+          <w:p>
+            <w:r>
+              <w:rPr>
+                <w:b w:val="0"/>
+              </w:rPr>
+              <w:t>회비·교회 지원금</w:t>
+            </w:r>
+          </w:p>
+        </w:tc>
+      </w:tr>
+    </w:tbl>
+    <w:p/>
+    <w:p>
+      <w:r>
+        <w:rPr>
+          <w:b w:val="0"/>
+        </w:rPr>
+        <w:t>예산 총액: 금________원(금________)</w:t>
+      </w:r>
+    </w:p>
+    <w:p>
+      <w:r>
+        <w:rPr>
+          <w:b w:val="0"/>
+        </w:rPr>
+        <w:t>회비 수입: 1인 금________원(금________) × ________명 = 금________원(금________)</w:t>
+      </w:r>
+    </w:p>
+    <w:p>
+      <w:r>
+        <w:rPr>
+          <w:b w:val="0"/>
+        </w:rPr>
+        <w:t>교회 지원금: 금________원(금________) / 기타 승인 재원: 금________원(금________)</w:t>
+      </w:r>
+    </w:p>
+    <w:p>
+      <w:r>
+        <w:rPr>
+          <w:b w:val="0"/>
+        </w:rPr>
+        <w:t>회비 감면·환불 및 잔액 처리 기준: ________ / 승인 담당: ________ / 확정 기한: 수납 안내 전</w:t>
+      </w:r>
+    </w:p>
+    <w:p>
+      <w:pPr>
+        <w:pStyle w:val="Heading3"/>
+      </w:pPr>
+      <w:r>
+        <w:rPr>
+          <w:b w:val="0"/>
+        </w:rPr>
+        <w:t>나. 회비 수납·거래별 정산 기록</w:t>
+      </w:r>
+    </w:p>
+    <w:p>
+      <w:r>
+        <w:rPr>
+          <w:b w:val="0"/>
+        </w:rPr>
+        <w:t>연락처·계좌번호는 기재하지 않으며, 필요 시 내부 관리번호로 증빙과 연결합니다.</w:t>
+      </w:r>
+    </w:p>
+    <w:p>
+      <w:r>
+        <w:rPr>
+          <w:b w:val="0"/>
+        </w:rPr>
+        <w:t>(단위: 원)</w:t>
+      </w:r>
+    </w:p>
+    <w:tbl>
+      <w:tblPr>
+        <w:tblStyle w:val="TableGrid"/>
+        <w:tblW w:type="auto" w:w="0"/>
+        <w:tblLook w:firstColumn="1" w:firstRow="1" w:lastColumn="0" w:lastRow="0" w:noHBand="0" w:noVBand="1" w:val="04A0"/>
+      </w:tblPr>
+      <w:tblGrid>
+        <w:gridCol w:w="1080"/>
+        <w:gridCol w:w="1080"/>
+        <w:gridCol w:w="1080"/>
+        <w:gridCol w:w="1080"/>
+        <w:gridCol w:w="1080"/>
+        <w:gridCol w:w="1080"/>
+        <w:gridCol w:w="1080"/>
+        <w:gridCol w:w="1080"/>
+      </w:tblGrid>
+      <w:tr>
+        <w:tc>
+          <w:tcPr>
+            <w:tcW w:type="dxa" w:w="1080"/>
+          </w:tcPr>
+          <w:p>
+            <w:r>
+              <w:rPr>
+                <w:b/>
+              </w:rPr>
+              <w:t>거래일</w:t>
+            </w:r>
+          </w:p>
+        </w:tc>
+        <w:tc>
+          <w:tcPr>
+            <w:tcW w:type="dxa" w:w="1080"/>
+          </w:tcPr>
+          <w:p>
+            <w:r>
+              <w:rPr>
+                <w:b/>
+              </w:rPr>
+              <w:t>구분(수입·지출)</w:t>
+            </w:r>
+          </w:p>
+        </w:tc>
+        <w:tc>
+          <w:tcPr>
+            <w:tcW w:type="dxa" w:w="1080"/>
+          </w:tcPr>
+          <w:p>
+            <w:r>
+              <w:rPr>
+                <w:b/>
+              </w:rPr>
+              <w:t>내역·산출근거</w:t>
+            </w:r>
+          </w:p>
+        </w:tc>
+        <w:tc>
+          <w:tcPr>
+            <w:tcW w:type="dxa" w:w="1080"/>
+          </w:tcPr>
+          <w:p>
+            <w:r>
+              <w:rPr>
+                <w:b/>
+              </w:rPr>
+              <w:t>수입액</w:t>
+            </w:r>
+          </w:p>
+        </w:tc>
+        <w:tc>
+          <w:tcPr>
+            <w:tcW w:type="dxa" w:w="1080"/>
+          </w:tcPr>
+          <w:p>
+            <w:r>
+              <w:rPr>
+                <w:b/>
+              </w:rPr>
+              <w:t>지출액</w:t>
+            </w:r>
+          </w:p>
+        </w:tc>
+        <w:tc>
+          <w:tcPr>
+            <w:tcW w:type="dxa" w:w="1080"/>
+          </w:tcPr>
+          <w:p>
+            <w:r>
+              <w:rPr>
+                <w:b/>
+              </w:rPr>
+              <w:t>증빙번호</w:t>
+            </w:r>
+          </w:p>
+        </w:tc>
+        <w:tc>
+          <w:tcPr>
+            <w:tcW w:type="dxa" w:w="1080"/>
+          </w:tcPr>
+          <w:p>
+            <w:r>
+              <w:rPr>
+                <w:b/>
+              </w:rPr>
+              <w:t>기록자</w:t>
+            </w:r>
+          </w:p>
+        </w:tc>
+        <w:tc>
+          <w:tcPr>
+            <w:tcW w:type="dxa" w:w="1080"/>
+          </w:tcPr>
+          <w:p>
+            <w:r>
+              <w:rPr>
+                <w:b/>
+              </w:rPr>
+              <w:t>확인자</w:t>
+            </w:r>
+          </w:p>
+        </w:tc>
+      </w:tr>
+      <w:tr>
+        <w:tc>
+          <w:tcPr>
+            <w:tcW w:type="dxa" w:w="1080"/>
+          </w:tcPr>
+          <w:p>
+            <w:r>
+              <w:rPr>
+                <w:b w:val="0"/>
+              </w:rPr>
+              <w:t>________</w:t>
+            </w:r>
+          </w:p>
+        </w:tc>
+        <w:tc>
+          <w:tcPr>
+            <w:tcW w:type="dxa" w:w="1080"/>
+          </w:tcPr>
+          <w:p>
+            <w:r>
+              <w:rPr>
+                <w:b w:val="0"/>
+              </w:rPr>
+              <w:t>________</w:t>
+            </w:r>
+          </w:p>
+        </w:tc>
+        <w:tc>
+          <w:tcPr>
+            <w:tcW w:type="dxa" w:w="1080"/>
+          </w:tcPr>
+          <w:p>
+            <w:r>
+              <w:rPr>
+                <w:b w:val="0"/>
+              </w:rPr>
+              <w:t>________</w:t>
+            </w:r>
+          </w:p>
+        </w:tc>
+        <w:tc>
+          <w:tcPr>
+            <w:tcW w:type="dxa" w:w="1080"/>
+          </w:tcPr>
+          <w:p>
+            <w:r>
+              <w:rPr>
+                <w:b w:val="0"/>
+              </w:rPr>
+              <w:t>________</w:t>
+            </w:r>
+          </w:p>
+        </w:tc>
+        <w:tc>
+          <w:tcPr>
+            <w:tcW w:type="dxa" w:w="1080"/>
+          </w:tcPr>
+          <w:p>
+            <w:r>
+              <w:rPr>
+                <w:b w:val="0"/>
+              </w:rPr>
+              <w:t>________</w:t>
+            </w:r>
+          </w:p>
+        </w:tc>
+        <w:tc>
+          <w:tcPr>
+            <w:tcW w:type="dxa" w:w="1080"/>
+          </w:tcPr>
+          <w:p>
+            <w:r>
+              <w:rPr>
+                <w:b w:val="0"/>
+              </w:rPr>
+              <w:t>________</w:t>
+            </w:r>
+          </w:p>
+        </w:tc>
+        <w:tc>
+          <w:tcPr>
+            <w:tcW w:type="dxa" w:w="1080"/>
+          </w:tcPr>
+          <w:p>
+            <w:r>
+              <w:rPr>
+                <w:b w:val="0"/>
+              </w:rPr>
+              <w:t>________</w:t>
+            </w:r>
+          </w:p>
+        </w:tc>
+        <w:tc>
+          <w:tcPr>
+            <w:tcW w:type="dxa" w:w="1080"/>
+          </w:tcPr>
+          <w:p>
+            <w:r>
+              <w:rPr>
+                <w:b w:val="0"/>
+              </w:rPr>
+              <w:t>________</w:t>
+            </w:r>
+          </w:p>
+        </w:tc>
+      </w:tr>
+      <w:tr>
+        <w:tc>
+          <w:tcPr>
+            <w:tcW w:type="dxa" w:w="1080"/>
+          </w:tcPr>
+          <w:p>
+            <w:r>
+              <w:rPr>
+                <w:b w:val="0"/>
+              </w:rPr>
+              <w:t>________</w:t>
+            </w:r>
+          </w:p>
+        </w:tc>
+        <w:tc>
+          <w:tcPr>
+            <w:tcW w:type="dxa" w:w="1080"/>
+          </w:tcPr>
+          <w:p>
+            <w:r>
+              <w:rPr>
+                <w:b w:val="0"/>
+              </w:rPr>
+              <w:t>________</w:t>
+            </w:r>
+          </w:p>
+        </w:tc>
+        <w:tc>
+          <w:tcPr>
+            <w:tcW w:type="dxa" w:w="1080"/>
+          </w:tcPr>
+          <w:p>
+            <w:r>
+              <w:rPr>
+                <w:b w:val="0"/>
+              </w:rPr>
+              <w:t>________</w:t>
+            </w:r>
+          </w:p>
+        </w:tc>
+        <w:tc>
+          <w:tcPr>
+            <w:tcW w:type="dxa" w:w="1080"/>
+          </w:tcPr>
+          <w:p>
+            <w:r>
+              <w:rPr>
+                <w:b w:val="0"/>
+              </w:rPr>
+              <w:t>________</w:t>
+            </w:r>
+          </w:p>
+        </w:tc>
+        <w:tc>
+          <w:tcPr>
+            <w:tcW w:type="dxa" w:w="1080"/>
+          </w:tcPr>
+          <w:p>
+            <w:r>
+              <w:rPr>
+                <w:b w:val="0"/>
+              </w:rPr>
+              <w:t>________</w:t>
+            </w:r>
+          </w:p>
+        </w:tc>
+        <w:tc>
+          <w:tcPr>
+            <w:tcW w:type="dxa" w:w="1080"/>
+          </w:tcPr>
+          <w:p>
+            <w:r>
+              <w:rPr>
+                <w:b w:val="0"/>
+              </w:rPr>
+              <w:t>________</w:t>
+            </w:r>
+          </w:p>
+        </w:tc>
+        <w:tc>
+          <w:tcPr>
+            <w:tcW w:type="dxa" w:w="1080"/>
+          </w:tcPr>
+          <w:p>
+            <w:r>
+              <w:rPr>
+                <w:b w:val="0"/>
+              </w:rPr>
+              <w:t>________</w:t>
+            </w:r>
+          </w:p>
+        </w:tc>
+        <w:tc>
+          <w:tcPr>
+            <w:tcW w:type="dxa" w:w="1080"/>
+          </w:tcPr>
+          <w:p>
+            <w:r>
+              <w:rPr>
+                <w:b w:val="0"/>
+              </w:rPr>
+              <w:t>________</w:t>
+            </w:r>
+          </w:p>
+        </w:tc>
+      </w:tr>
+    </w:tbl>
+    <w:p/>
+    <w:p>
+      <w:pPr>
+        <w:pStyle w:val="Heading3"/>
+      </w:pPr>
+      <w:r>
+        <w:rPr>
+          <w:b w:val="0"/>
+        </w:rPr>
+        <w:t>다. 행사별 정산 요약</w:t>
+      </w:r>
+    </w:p>
+    <w:p>
+      <w:r>
+        <w:rPr>
+          <w:b w:val="0"/>
+        </w:rPr>
+        <w:t>(단위: 원)</w:t>
+      </w:r>
+    </w:p>
+    <w:tbl>
+      <w:tblPr>
+        <w:tblStyle w:val="TableGrid"/>
+        <w:tblW w:type="auto" w:w="0"/>
+        <w:tblLook w:firstColumn="1" w:firstRow="1" w:lastColumn="0" w:lastRow="0" w:noHBand="0" w:noVBand="1" w:val="04A0"/>
+      </w:tblPr>
+      <w:tblGrid>
+        <w:gridCol w:w="1440"/>
+        <w:gridCol w:w="1440"/>
+        <w:gridCol w:w="1440"/>
+        <w:gridCol w:w="1440"/>
+        <w:gridCol w:w="1440"/>
+        <w:gridCol w:w="1440"/>
+      </w:tblGrid>
+      <w:tr>
+        <w:tc>
+          <w:tcPr>
+            <w:tcW w:type="dxa" w:w="1440"/>
+          </w:tcPr>
+          <w:p>
+            <w:r>
+              <w:rPr>
+                <w:b/>
+              </w:rPr>
+              <w:t>항목</w:t>
+            </w:r>
+          </w:p>
+        </w:tc>
+        <w:tc>
+          <w:tcPr>
+            <w:tcW w:type="dxa" w:w="1440"/>
+          </w:tcPr>
+          <w:p>
+            <w:r>
+              <w:rPr>
+                <w:b/>
+              </w:rPr>
+              <w:t>산출근거</w:t>
+            </w:r>
+          </w:p>
+        </w:tc>
+        <w:tc>
+          <w:tcPr>
+            <w:tcW w:type="dxa" w:w="1440"/>
+          </w:tcPr>
+          <w:p>
+            <w:r>
+              <w:rPr>
+                <w:b/>
+              </w:rPr>
+              <w:t>예산</w:t>
+            </w:r>
+          </w:p>
+        </w:tc>
+        <w:tc>
+          <w:tcPr>
+            <w:tcW w:type="dxa" w:w="1440"/>
+          </w:tcPr>
+          <w:p>
+            <w:r>
+              <w:rPr>
+                <w:b/>
+              </w:rPr>
+              <w:t>집행</w:t>
+            </w:r>
+          </w:p>
+        </w:tc>
+        <w:tc>
+          <w:tcPr>
+            <w:tcW w:type="dxa" w:w="1440"/>
+          </w:tcPr>
+          <w:p>
+            <w:r>
+              <w:rPr>
+                <w:b/>
+              </w:rPr>
+              <w:t>잔액</w:t>
+            </w:r>
+          </w:p>
+        </w:tc>
+        <w:tc>
+          <w:tcPr>
+            <w:tcW w:type="dxa" w:w="1440"/>
+          </w:tcPr>
+          <w:p>
+            <w:r>
+              <w:rPr>
+                <w:b/>
+              </w:rPr>
+              <w:t>차액 사유</w:t>
+            </w:r>
+          </w:p>
+        </w:tc>
+      </w:tr>
+      <w:tr>
+        <w:tc>
+          <w:tcPr>
+            <w:tcW w:type="dxa" w:w="1440"/>
+          </w:tcPr>
+          <w:p>
+            <w:r>
+              <w:rPr>
+                <w:b w:val="0"/>
+              </w:rPr>
+              <w:t>숙박·식비</w:t>
+            </w:r>
+          </w:p>
+        </w:tc>
+        <w:tc>
+          <w:tcPr>
+            <w:tcW w:type="dxa" w:w="1440"/>
+          </w:tcPr>
+          <w:p>
+            <w:r>
+              <w:rPr>
+                <w:b w:val="0"/>
+              </w:rPr>
+              <w:t>거래 증빙번호 ________</w:t>
+            </w:r>
+          </w:p>
+        </w:tc>
+        <w:tc>
+          <w:tcPr>
+            <w:tcW w:type="dxa" w:w="1440"/>
+          </w:tcPr>
+          <w:p>
+            <w:r>
+              <w:rPr>
+                <w:b w:val="0"/>
+              </w:rPr>
+              <w:t>________</w:t>
+            </w:r>
+          </w:p>
+        </w:tc>
+        <w:tc>
+          <w:tcPr>
+            <w:tcW w:type="dxa" w:w="1440"/>
+          </w:tcPr>
+          <w:p>
+            <w:r>
+              <w:rPr>
+                <w:b w:val="0"/>
+              </w:rPr>
+              <w:t>________</w:t>
+            </w:r>
+          </w:p>
+        </w:tc>
+        <w:tc>
+          <w:tcPr>
+            <w:tcW w:type="dxa" w:w="1440"/>
+          </w:tcPr>
+          <w:p>
+            <w:r>
+              <w:rPr>
+                <w:b w:val="0"/>
+              </w:rPr>
+              <w:t>________</w:t>
+            </w:r>
+          </w:p>
+        </w:tc>
+        <w:tc>
+          <w:tcPr>
+            <w:tcW w:type="dxa" w:w="1440"/>
+          </w:tcPr>
+          <w:p>
+            <w:r>
+              <w:rPr>
+                <w:b w:val="0"/>
+              </w:rPr>
+              <w:t>________</w:t>
+            </w:r>
+          </w:p>
+        </w:tc>
+      </w:tr>
+      <w:tr>
+        <w:tc>
+          <w:tcPr>
+            <w:tcW w:type="dxa" w:w="1440"/>
+          </w:tcPr>
+          <w:p>
+            <w:r>
+              <w:rPr>
+                <w:b w:val="0"/>
+              </w:rPr>
+              <w:t>차량·운영비</w:t>
+            </w:r>
+          </w:p>
+        </w:tc>
+        <w:tc>
+          <w:tcPr>
+            <w:tcW w:type="dxa" w:w="1440"/>
+          </w:tcPr>
+          <w:p>
+            <w:r>
+              <w:rPr>
+                <w:b w:val="0"/>
+              </w:rPr>
+              <w:t>거래 증빙번호 ________</w:t>
+            </w:r>
+          </w:p>
+        </w:tc>
+        <w:tc>
+          <w:tcPr>
+            <w:tcW w:type="dxa" w:w="1440"/>
+          </w:tcPr>
+          <w:p>
+            <w:r>
+              <w:rPr>
+                <w:b w:val="0"/>
+              </w:rPr>
+              <w:t>________</w:t>
+            </w:r>
+          </w:p>
+        </w:tc>
+        <w:tc>
+          <w:tcPr>
+            <w:tcW w:type="dxa" w:w="1440"/>
+          </w:tcPr>
+          <w:p>
+            <w:r>
+              <w:rPr>
+                <w:b w:val="0"/>
+              </w:rPr>
+              <w:t>________</w:t>
+            </w:r>
+          </w:p>
+        </w:tc>
+        <w:tc>
+          <w:tcPr>
+            <w:tcW w:type="dxa" w:w="1440"/>
+          </w:tcPr>
+          <w:p>
+            <w:r>
+              <w:rPr>
+                <w:b w:val="0"/>
+              </w:rPr>
+              <w:t>________</w:t>
+            </w:r>
+          </w:p>
+        </w:tc>
+        <w:tc>
+          <w:tcPr>
+            <w:tcW w:type="dxa" w:w="1440"/>
+          </w:tcPr>
+          <w:p>
+            <w:r>
+              <w:rPr>
+                <w:b w:val="0"/>
+              </w:rPr>
+              <w:t>________</w:t>
+            </w:r>
+          </w:p>
+        </w:tc>
+      </w:tr>
+      <w:tr>
+        <w:tc>
+          <w:tcPr>
+            <w:tcW w:type="dxa" w:w="1440"/>
+          </w:tcPr>
+          <w:p>
+            <w:r>
+              <w:rPr>
+                <w:b w:val="0"/>
+              </w:rPr>
+              <w:t>합계</w:t>
+            </w:r>
+          </w:p>
+        </w:tc>
+        <w:tc>
+          <w:tcPr>
+            <w:tcW w:type="dxa" w:w="1440"/>
+          </w:tcPr>
+          <w:p>
+            <w:r>
+              <w:rPr>
+                <w:b w:val="0"/>
+              </w:rPr>
+              <w:t>항목별 합산</w:t>
+            </w:r>
+          </w:p>
+        </w:tc>
+        <w:tc>
+          <w:tcPr>
+            <w:tcW w:type="dxa" w:w="1440"/>
+          </w:tcPr>
+          <w:p>
+            <w:r>
+              <w:rPr>
+                <w:b w:val="0"/>
+              </w:rPr>
+              <w:t>________</w:t>
+            </w:r>
+          </w:p>
+        </w:tc>
+        <w:tc>
+          <w:tcPr>
+            <w:tcW w:type="dxa" w:w="1440"/>
+          </w:tcPr>
+          <w:p>
+            <w:r>
+              <w:rPr>
+                <w:b w:val="0"/>
+              </w:rPr>
+              <w:t>________</w:t>
+            </w:r>
+          </w:p>
+        </w:tc>
+        <w:tc>
+          <w:tcPr>
+            <w:tcW w:type="dxa" w:w="1440"/>
+          </w:tcPr>
+          <w:p>
+            <w:r>
+              <w:rPr>
+                <w:b w:val="0"/>
+              </w:rPr>
+              <w:t>________</w:t>
+            </w:r>
+          </w:p>
+        </w:tc>
+        <w:tc>
+          <w:tcPr>
+            <w:tcW w:type="dxa" w:w="1440"/>
+          </w:tcPr>
+          <w:p>
+            <w:r>
+              <w:rPr>
+                <w:b w:val="0"/>
+              </w:rPr>
+              <w:t>________</w:t>
+            </w:r>
+          </w:p>
+        </w:tc>
+      </w:tr>
+    </w:tbl>
+    <w:p/>
+    <w:p>
+      <w:r>
+        <w:rPr>
+          <w:b w:val="0"/>
+        </w:rPr>
+        <w:t>라. 집행 원칙</w:t>
+      </w:r>
+    </w:p>
+    <w:tbl>
+      <w:tblPr>
+        <w:tblStyle w:val="TableGrid"/>
+        <w:tblW w:type="auto" w:w="0"/>
+        <w:tblLook w:firstColumn="1" w:firstRow="1" w:lastColumn="0" w:lastRow="0" w:noHBand="0" w:noVBand="1" w:val="04A0"/>
+      </w:tblPr>
+      <w:tblGrid>
+        <w:gridCol w:w="2880"/>
+        <w:gridCol w:w="2880"/>
+        <w:gridCol w:w="2880"/>
+      </w:tblGrid>
+      <w:tr>
+        <w:tc>
+          <w:tcPr>
+            <w:tcW w:type="dxa" w:w="2880"/>
+          </w:tcPr>
+          <w:p>
+            <w:r>
+              <w:rPr>
+                <w:b/>
+              </w:rPr>
+              <w:t>실행 사항</w:t>
+            </w:r>
+          </w:p>
+        </w:tc>
+        <w:tc>
+          <w:tcPr>
+            <w:tcW w:type="dxa" w:w="2880"/>
+          </w:tcPr>
+          <w:p>
+            <w:r>
+              <w:rPr>
+                <w:b/>
+              </w:rPr>
+              <w:t>담당</w:t>
+            </w:r>
+          </w:p>
+        </w:tc>
+        <w:tc>
+          <w:tcPr>
+            <w:tcW w:type="dxa" w:w="2880"/>
+          </w:tcPr>
+          <w:p>
+            <w:r>
+              <w:rPr>
+                <w:b/>
+              </w:rPr>
+              <w:t>기한</w:t>
+            </w:r>
+          </w:p>
+        </w:tc>
+      </w:tr>
+      <w:tr>
+        <w:tc>
+          <w:tcPr>
+            <w:tcW w:type="dxa" w:w="2880"/>
+          </w:tcPr>
+          <w:p>
+            <w:r>
+              <w:rPr>
+                <w:b w:val="0"/>
+              </w:rPr>
+              <w:t>사전 승인 범위 안에서 지출하고, 예산 초과·용도 변경은 집행 전 추가 승인</w:t>
+            </w:r>
+          </w:p>
+        </w:tc>
+        <w:tc>
+          <w:tcPr>
+            <w:tcW w:type="dxa" w:w="2880"/>
+          </w:tcPr>
+          <w:p>
+            <w:r>
+              <w:rPr>
+                <w:b w:val="0"/>
+              </w:rPr>
+              <w:t>________</w:t>
+            </w:r>
+          </w:p>
+        </w:tc>
+        <w:tc>
+          <w:tcPr>
+            <w:tcW w:type="dxa" w:w="2880"/>
+          </w:tcPr>
+          <w:p>
+            <w:r>
+              <w:rPr>
+                <w:b w:val="0"/>
+              </w:rPr>
+              <w:t>계약·지출 전</w:t>
+            </w:r>
+          </w:p>
+        </w:tc>
+      </w:tr>
+      <w:tr>
+        <w:tc>
+          <w:tcPr>
+            <w:tcW w:type="dxa" w:w="2880"/>
+          </w:tcPr>
+          <w:p>
+            <w:r>
+              <w:rPr>
+                <w:b w:val="0"/>
+              </w:rPr>
+              <w:t>교회 지정 계좌를 사용하고 개인 자금·개인 계좌와 혼용하지 않음</w:t>
+            </w:r>
+          </w:p>
+        </w:tc>
+        <w:tc>
+          <w:tcPr>
+            <w:tcW w:type="dxa" w:w="2880"/>
+          </w:tcPr>
+          <w:p>
+            <w:r>
+              <w:rPr>
+                <w:b w:val="0"/>
+              </w:rPr>
+              <w:t>________</w:t>
+            </w:r>
+          </w:p>
+        </w:tc>
+        <w:tc>
+          <w:tcPr>
+            <w:tcW w:type="dxa" w:w="2880"/>
+          </w:tcPr>
+          <w:p>
+            <w:r>
+              <w:rPr>
+                <w:b w:val="0"/>
+              </w:rPr>
+              <w:t>수납·집행 전 과정</w:t>
+            </w:r>
+          </w:p>
+        </w:tc>
+      </w:tr>
+      <w:tr>
+        <w:tc>
+          <w:tcPr>
+            <w:tcW w:type="dxa" w:w="2880"/>
+          </w:tcPr>
+          <w:p>
+            <w:r>
+              <w:rPr>
+                <w:b w:val="0"/>
+              </w:rPr>
+              <w:t>거래별 기록에 영수증·이체 확인 등 증빙번호 연결</w:t>
+            </w:r>
+          </w:p>
+        </w:tc>
+        <w:tc>
+          <w:tcPr>
+            <w:tcW w:type="dxa" w:w="2880"/>
+          </w:tcPr>
+          <w:p>
+            <w:r>
+              <w:rPr>
+                <w:b w:val="0"/>
+              </w:rPr>
+              <w:t>________</w:t>
+            </w:r>
+          </w:p>
+        </w:tc>
+        <w:tc>
+          <w:tcPr>
+            <w:tcW w:type="dxa" w:w="2880"/>
+          </w:tcPr>
+          <w:p>
+            <w:r>
+              <w:rPr>
+                <w:b w:val="0"/>
+              </w:rPr>
+              <w:t>거래 당일</w:t>
+            </w:r>
+          </w:p>
+        </w:tc>
+      </w:tr>
+      <w:tr>
+        <w:tc>
+          <w:tcPr>
+            <w:tcW w:type="dxa" w:w="2880"/>
+          </w:tcPr>
+          <w:p>
+            <w:r>
+              <w:rPr>
+                <w:b w:val="0"/>
+              </w:rPr>
+              <w:t>현금 수납 시 두 사람이 함께 계수하고 공동 서명</w:t>
+            </w:r>
+          </w:p>
+        </w:tc>
+        <w:tc>
+          <w:tcPr>
+            <w:tcW w:type="dxa" w:w="2880"/>
+          </w:tcPr>
+          <w:p>
+            <w:r>
+              <w:rPr>
+                <w:b w:val="0"/>
+              </w:rPr>
+              <w:t>________·________</w:t>
+            </w:r>
+          </w:p>
+        </w:tc>
+        <w:tc>
+          <w:tcPr>
+            <w:tcW w:type="dxa" w:w="2880"/>
+          </w:tcPr>
+          <w:p>
+            <w:r>
+              <w:rPr>
+                <w:b w:val="0"/>
+              </w:rPr>
+              <w:t>수납 당일</w:t>
+            </w:r>
+          </w:p>
+        </w:tc>
+      </w:tr>
+      <w:tr>
+        <w:tc>
+          <w:tcPr>
+            <w:tcW w:type="dxa" w:w="2880"/>
+          </w:tcPr>
+          <w:p>
+            <w:r>
+              <w:rPr>
+                <w:b w:val="0"/>
+              </w:rPr>
+              <w:t>기록자와 다른 사람이 증빙·잔액 대조 후 확인</w:t>
+            </w:r>
+          </w:p>
+        </w:tc>
+        <w:tc>
+          <w:tcPr>
+            <w:tcW w:type="dxa" w:w="2880"/>
+          </w:tcPr>
+          <w:p>
+            <w:r>
+              <w:rPr>
+                <w:b w:val="0"/>
+              </w:rPr>
+              <w:t>________</w:t>
+            </w:r>
+          </w:p>
+        </w:tc>
+        <w:tc>
+          <w:tcPr>
+            <w:tcW w:type="dxa" w:w="2880"/>
+          </w:tcPr>
+          <w:p>
+            <w:r>
+              <w:rPr>
+                <w:b w:val="0"/>
+              </w:rPr>
+              <w:t>________</w:t>
+            </w:r>
+          </w:p>
+        </w:tc>
+      </w:tr>
+      <w:tr>
+        <w:tc>
+          <w:tcPr>
+            <w:tcW w:type="dxa" w:w="2880"/>
+          </w:tcPr>
+          <w:p>
+            <w:r>
+              <w:rPr>
+                <w:b w:val="0"/>
+              </w:rPr>
+              <w:t>행사별 정산을 작성하고 해당 월 재정보고에 반영</w:t>
+            </w:r>
+          </w:p>
+        </w:tc>
+        <w:tc>
+          <w:tcPr>
+            <w:tcW w:type="dxa" w:w="2880"/>
+          </w:tcPr>
+          <w:p>
+            <w:r>
+              <w:rPr>
+                <w:b w:val="0"/>
+              </w:rPr>
+              <w:t>________</w:t>
+            </w:r>
+          </w:p>
+        </w:tc>
+        <w:tc>
+          <w:tcPr>
+            <w:tcW w:type="dxa" w:w="2880"/>
+          </w:tcPr>
+          <w:p>
+            <w:r>
+              <w:rPr>
+                <w:b w:val="0"/>
+              </w:rPr>
+              <w:t>________</w:t>
+            </w:r>
+          </w:p>
+        </w:tc>
+      </w:tr>
+    </w:tbl>
+    <w:p/>
+    <w:p>
+      <w:r>
+        <w:rPr>
+          <w:b w:val="0"/>
+        </w:rPr>
+        <w:t>현금 계수액: 금________원(금________) / 계수자 서명: ________ / 공동 확인자 서명: ________</w:t>
+      </w:r>
+    </w:p>
+    <w:p>
+      <w:pPr>
+        <w:pStyle w:val="Heading2"/>
+      </w:pPr>
+      <w:r>
+        <w:rPr>
+          <w:b w:val="0"/>
+        </w:rPr>
+        <w:t>7. 기대 효과 및 평가 방법</w:t>
+      </w:r>
+    </w:p>
+    <w:p>
+      <w:r>
+        <w:rPr>
+          <w:b w:val="0"/>
+        </w:rPr>
+        <w:t>가. 신앙적 기대 효과: 서로를 환대하고 기도하는 공동체 경험을 통해 교제의 의미를 돌아봅니다. 신앙 성숙 여부를 단순한 참여 횟수로 판정하지 않습니다.</w:t>
+      </w:r>
+    </w:p>
+    <w:p>
+      <w:r>
+        <w:rPr>
+          <w:b w:val="0"/>
+        </w:rPr>
+        <w:t>나. 확인 가능한 결과: 실제 참석 ________명, 나눔 참여 ________명, 동의한 새가족 동행자 연결 ________명, 귀가 확인 ________명, 정산 완료 여부 ________를 기록합니다. 담당: ________ / 기한: ________</w:t>
+      </w:r>
+    </w:p>
+    <w:p>
+      <w:r>
+        <w:rPr>
+          <w:b w:val="0"/>
+        </w:rPr>
+        <w:t>다. 평가 방법: 익명 만족도 조사와 운영진 평가로 교제 경험·새가족의 편안함·일정·안전·비용을 확인하고 개선사항을 결과보고서에 반영합니다. 담당: ________ / 기한: ________</w:t>
+      </w:r>
+    </w:p>
+    <w:p>
+      <w:pPr>
+        <w:pStyle w:val="Heading2"/>
+      </w:pPr>
+      <w:r>
+        <w:rPr>
+          <w:b w:val="0"/>
+        </w:rPr>
+        <w:t>8. 향후 일정</w:t>
+      </w:r>
+    </w:p>
+    <w:tbl>
+      <w:tblPr>
+        <w:tblStyle w:val="TableGrid"/>
+        <w:tblW w:type="auto" w:w="0"/>
+        <w:tblLook w:firstColumn="1" w:firstRow="1" w:lastColumn="0" w:lastRow="0" w:noHBand="0" w:noVBand="1" w:val="04A0"/>
+      </w:tblPr>
+      <w:tblGrid>
+        <w:gridCol w:w="2160"/>
+        <w:gridCol w:w="2160"/>
+        <w:gridCol w:w="2160"/>
+        <w:gridCol w:w="2160"/>
+      </w:tblGrid>
+      <w:tr>
+        <w:tc>
+          <w:tcPr>
+            <w:tcW w:type="dxa" w:w="2160"/>
+          </w:tcPr>
+          <w:p>
+            <w:r>
+              <w:rPr>
+                <w:b/>
+              </w:rPr>
+              <w:t>추진 내용</w:t>
+            </w:r>
+          </w:p>
+        </w:tc>
+        <w:tc>
+          <w:tcPr>
+            <w:tcW w:type="dxa" w:w="2160"/>
+          </w:tcPr>
+          <w:p>
+            <w:r>
+              <w:rPr>
+                <w:b/>
+              </w:rPr>
+              <w:t>담당</w:t>
+            </w:r>
+          </w:p>
+        </w:tc>
+        <w:tc>
+          <w:tcPr>
+            <w:tcW w:type="dxa" w:w="2160"/>
+          </w:tcPr>
+          <w:p>
+            <w:r>
+              <w:rPr>
+                <w:b/>
+              </w:rPr>
+              <w:t>기한</w:t>
+            </w:r>
+          </w:p>
+        </w:tc>
+        <w:tc>
+          <w:tcPr>
+            <w:tcW w:type="dxa" w:w="2160"/>
+          </w:tcPr>
+          <w:p>
+            <w:r>
+              <w:rPr>
+                <w:b/>
+              </w:rPr>
+              <w:t>확인</w:t>
+            </w:r>
+          </w:p>
+        </w:tc>
+      </w:tr>
+      <w:tr>
+        <w:tc>
+          <w:tcPr>
+            <w:tcW w:type="dxa" w:w="2160"/>
+          </w:tcPr>
+          <w:p>
+            <w:r>
+              <w:rPr>
+                <w:b w:val="0"/>
+              </w:rPr>
+              <w:t>계획·예산 승인 및 장소·차량 확정</w:t>
+            </w:r>
+          </w:p>
+        </w:tc>
+        <w:tc>
+          <w:tcPr>
+            <w:tcW w:type="dxa" w:w="2160"/>
+          </w:tcPr>
+          <w:p>
+            <w:r>
+              <w:rPr>
+                <w:b w:val="0"/>
+              </w:rPr>
+              <w:t>________</w:t>
+            </w:r>
+          </w:p>
+        </w:tc>
+        <w:tc>
+          <w:tcPr>
+            <w:tcW w:type="dxa" w:w="2160"/>
+          </w:tcPr>
+          <w:p>
+            <w:r>
+              <w:rPr>
+                <w:b w:val="0"/>
+              </w:rPr>
+              <w:t>________</w:t>
+            </w:r>
+          </w:p>
+        </w:tc>
+        <w:tc>
+          <w:tcPr>
+            <w:tcW w:type="dxa" w:w="2160"/>
+          </w:tcPr>
+          <w:p>
+            <w:r>
+              <w:rPr>
+                <w:b w:val="0"/>
+              </w:rPr>
+              <w:t>________</w:t>
+            </w:r>
+          </w:p>
+        </w:tc>
+      </w:tr>
+      <w:tr>
+        <w:tc>
+          <w:tcPr>
+            <w:tcW w:type="dxa" w:w="2160"/>
+          </w:tcPr>
+          <w:p>
+            <w:r>
+              <w:rPr>
+                <w:b w:val="0"/>
+              </w:rPr>
+              <w:t>참가 안내·별도 회신서 접수·회비 수납</w:t>
+            </w:r>
+          </w:p>
+        </w:tc>
+        <w:tc>
+          <w:tcPr>
+            <w:tcW w:type="dxa" w:w="2160"/>
+          </w:tcPr>
+          <w:p>
+            <w:r>
+              <w:rPr>
+                <w:b w:val="0"/>
+              </w:rPr>
+              <w:t>________</w:t>
+            </w:r>
+          </w:p>
+        </w:tc>
+        <w:tc>
+          <w:tcPr>
+            <w:tcW w:type="dxa" w:w="2160"/>
+          </w:tcPr>
+          <w:p>
+            <w:r>
+              <w:rPr>
+                <w:b w:val="0"/>
+              </w:rPr>
+              <w:t>________</w:t>
+            </w:r>
+          </w:p>
+        </w:tc>
+        <w:tc>
+          <w:tcPr>
+            <w:tcW w:type="dxa" w:w="2160"/>
+          </w:tcPr>
+          <w:p>
+            <w:r>
+              <w:rPr>
+                <w:b w:val="0"/>
+              </w:rPr>
+              <w:t>________</w:t>
+            </w:r>
+          </w:p>
+        </w:tc>
+      </w:tr>
+      <w:tr>
+        <w:tc>
+          <w:tcPr>
+            <w:tcW w:type="dxa" w:w="2160"/>
+          </w:tcPr>
+          <w:p>
+            <w:r>
+              <w:rPr>
+                <w:b w:val="0"/>
+              </w:rPr>
+              <w:t>인원·조 편성·식사·안전 계획 최종 점검</w:t>
+            </w:r>
+          </w:p>
+        </w:tc>
+        <w:tc>
+          <w:tcPr>
+            <w:tcW w:type="dxa" w:w="2160"/>
+          </w:tcPr>
+          <w:p>
+            <w:r>
+              <w:rPr>
+                <w:b w:val="0"/>
+              </w:rPr>
+              <w:t>________</w:t>
+            </w:r>
+          </w:p>
+        </w:tc>
+        <w:tc>
+          <w:tcPr>
+            <w:tcW w:type="dxa" w:w="2160"/>
+          </w:tcPr>
+          <w:p>
+            <w:r>
+              <w:rPr>
+                <w:b w:val="0"/>
+              </w:rPr>
+              <w:t>________</w:t>
+            </w:r>
+          </w:p>
+        </w:tc>
+        <w:tc>
+          <w:tcPr>
+            <w:tcW w:type="dxa" w:w="2160"/>
+          </w:tcPr>
+          <w:p>
+            <w:r>
+              <w:rPr>
+                <w:b w:val="0"/>
+              </w:rPr>
+              <w:t>________</w:t>
+            </w:r>
+          </w:p>
+        </w:tc>
+      </w:tr>
+      <w:tr>
+        <w:tc>
+          <w:tcPr>
+            <w:tcW w:type="dxa" w:w="2160"/>
+          </w:tcPr>
+          <w:p>
+            <w:r>
+              <w:rPr>
+                <w:b w:val="0"/>
+              </w:rPr>
+              <w:t>MT 운영 및 전원 귀가 확인</w:t>
+            </w:r>
+          </w:p>
+        </w:tc>
+        <w:tc>
+          <w:tcPr>
+            <w:tcW w:type="dxa" w:w="2160"/>
+          </w:tcPr>
+          <w:p>
+            <w:r>
+              <w:rPr>
+                <w:b w:val="0"/>
+              </w:rPr>
+              <w:t>________</w:t>
+            </w:r>
+          </w:p>
+        </w:tc>
+        <w:tc>
+          <w:tcPr>
+            <w:tcW w:type="dxa" w:w="2160"/>
+          </w:tcPr>
+          <w:p>
+            <w:r>
+              <w:rPr>
+                <w:b w:val="0"/>
+              </w:rPr>
+              <w:t>________</w:t>
+            </w:r>
+          </w:p>
+        </w:tc>
+        <w:tc>
+          <w:tcPr>
+            <w:tcW w:type="dxa" w:w="2160"/>
+          </w:tcPr>
+          <w:p>
+            <w:r>
+              <w:rPr>
+                <w:b w:val="0"/>
+              </w:rPr>
+              <w:t>________</w:t>
+            </w:r>
+          </w:p>
+        </w:tc>
+      </w:tr>
+      <w:tr>
+        <w:tc>
+          <w:tcPr>
+            <w:tcW w:type="dxa" w:w="2160"/>
+          </w:tcPr>
+          <w:p>
+            <w:r>
+              <w:rPr>
+                <w:b w:val="0"/>
+              </w:rPr>
+              <w:t>새가족 동의에 따른 후속 연락·예배 참여 안내</w:t>
+            </w:r>
+          </w:p>
+        </w:tc>
+        <w:tc>
+          <w:tcPr>
+            <w:tcW w:type="dxa" w:w="2160"/>
+          </w:tcPr>
+          <w:p>
+            <w:r>
+              <w:rPr>
+                <w:b w:val="0"/>
+              </w:rPr>
+              <w:t>________</w:t>
+            </w:r>
+          </w:p>
+        </w:tc>
+        <w:tc>
+          <w:tcPr>
+            <w:tcW w:type="dxa" w:w="2160"/>
+          </w:tcPr>
+          <w:p>
+            <w:r>
+              <w:rPr>
+                <w:b w:val="0"/>
+              </w:rPr>
+              <w:t>________</w:t>
+            </w:r>
+          </w:p>
+        </w:tc>
+        <w:tc>
+          <w:tcPr>
+            <w:tcW w:type="dxa" w:w="2160"/>
+          </w:tcPr>
+          <w:p>
+            <w:r>
+              <w:rPr>
+                <w:b w:val="0"/>
+              </w:rPr>
+              <w:t>________</w:t>
+            </w:r>
+          </w:p>
+        </w:tc>
+      </w:tr>
+      <w:tr>
+        <w:tc>
+          <w:tcPr>
+            <w:tcW w:type="dxa" w:w="2160"/>
+          </w:tcPr>
+          <w:p>
+            <w:r>
+              <w:rPr>
+                <w:b w:val="0"/>
+              </w:rPr>
+              <w:t>정산·결과보고 및 개인정보 파기 확인</w:t>
+            </w:r>
+          </w:p>
+        </w:tc>
+        <w:tc>
+          <w:tcPr>
+            <w:tcW w:type="dxa" w:w="2160"/>
+          </w:tcPr>
+          <w:p>
+            <w:r>
+              <w:rPr>
+                <w:b w:val="0"/>
+              </w:rPr>
+              <w:t>________</w:t>
+            </w:r>
+          </w:p>
+        </w:tc>
+        <w:tc>
+          <w:tcPr>
+            <w:tcW w:type="dxa" w:w="2160"/>
+          </w:tcPr>
+          <w:p>
+            <w:r>
+              <w:rPr>
+                <w:b w:val="0"/>
+              </w:rPr>
+              <w:t>________</w:t>
+            </w:r>
+          </w:p>
+        </w:tc>
+        <w:tc>
+          <w:tcPr>
+            <w:tcW w:type="dxa" w:w="2160"/>
+          </w:tcPr>
+          <w:p>
+            <w:r>
+              <w:rPr>
+                <w:b w:val="0"/>
+              </w:rPr>
+              <w:t>________</w:t>
+            </w:r>
+          </w:p>
+        </w:tc>
+      </w:tr>
+    </w:tbl>
+    <w:p/>
+    <w:p>
+      <w:r>
+        <w:rPr>
+          <w:b w:val="0"/>
+        </w:rPr>
+        <w:t>붙임 1. 참가 신청·비상 연락·건강정보 회신서 및 개인정보 수집·이용 동의서(별도 작성·관리) 1부.</w:t>
+      </w:r>
+    </w:p>
+    <w:p>
+      <w:r>
+        <w:rPr>
+          <w:b w:val="0"/>
+        </w:rPr>
+        <w:t>붙임 2. 차량별 탑승 명단 및 비상 연락망(별도 작성·관리) 1부.</w:t>
+      </w:r>
+    </w:p>
+    <w:p>
+      <w:r>
+        <w:rPr>
+          <w:b w:val="0"/>
+        </w:rPr>
+        <w:t>붙임 3. 거래별 증빙철 및 현금 공동 계수 확인서(행사 후 제출) 1부.</w:t>
+      </w:r>
+    </w:p>
     <w:sectPr>
       <w:pgSz w:w="12240" w:h="15840"/>
       <w:pgMar w:top="1440" w:right="1800" w:bottom="1440" w:left="1800" w:header="720" w:footer="720" w:gutter="0"/>
